--- a/Github.docx
+++ b/Github.docx
@@ -3,57 +3,128 @@
 <w:document xmlns:wpc="http://schemas.microsoft.com/office/word/2010/wordprocessingCanvas" xmlns:cx="http://schemas.microsoft.com/office/drawing/2014/chartex" xmlns:cx1="http://schemas.microsoft.com/office/drawing/2015/9/8/chartex" xmlns:cx2="http://schemas.microsoft.com/office/drawing/2015/10/21/chartex" xmlns:cx3="http://schemas.microsoft.com/office/drawing/2016/5/9/chartex" xmlns:cx4="http://schemas.microsoft.com/office/drawing/2016/5/10/chartex" xmlns:cx5="http://schemas.microsoft.com/office/drawing/2016/5/11/chartex" xmlns:cx6="http://schemas.microsoft.com/office/drawing/2016/5/12/chartex" xmlns:cx7="http://schemas.microsoft.com/office/drawing/2016/5/13/chartex" xmlns:cx8="http://schemas.microsoft.com/office/drawing/2016/5/14/chartex" xmlns:mc="http://schemas.openxmlformats.org/markup-compatibility/2006" xmlns:aink="http://schemas.microsoft.com/office/drawing/2016/ink" xmlns:am3d="http://schemas.microsoft.com/office/drawing/2017/model3d" xmlns:o="urn:schemas-microsoft-com:office:office" xmlns:oel="http://schemas.microsoft.com/office/2019/extlst" xmlns:r="http://schemas.openxmlformats.org/officeDocument/2006/relationships" xmlns:m="http://schemas.openxmlformats.org/officeDocument/2006/math" xmlns:v="urn:schemas-microsoft-com:vml" xmlns:wp14="http://schemas.microsoft.com/office/word/2010/wordprocessingDrawing" xmlns:wp="http://schemas.openxmlformats.org/drawingml/2006/wordprocessingDrawing" xmlns:w10="urn:schemas-microsoft-com:office:word" xmlns:w="http://schemas.openxmlformats.org/wordprocessingml/2006/main" xmlns:w14="http://schemas.microsoft.com/office/word/2010/wordml" xmlns:w15="http://schemas.microsoft.com/office/word/2012/wordml" xmlns:w16cex="http://schemas.microsoft.com/office/word/2018/wordml/cex" xmlns:w16cid="http://schemas.microsoft.com/office/word/2016/wordml/cid" xmlns:w16="http://schemas.microsoft.com/office/word/2018/wordml" xmlns:w16du="http://schemas.microsoft.com/office/word/2023/wordml/word16du" xmlns:w16sdtdh="http://schemas.microsoft.com/office/word/2020/wordml/sdtdatahash" xmlns:w16sdtfl="http://schemas.microsoft.com/office/word/2024/wordml/sdtformatlock" xmlns:w16se="http://schemas.microsoft.com/office/word/2015/wordml/symex" xmlns:wpg="http://schemas.microsoft.com/office/word/2010/wordprocessingGroup" xmlns:wpi="http://schemas.microsoft.com/office/word/2010/wordprocessingInk" xmlns:wne="http://schemas.microsoft.com/office/word/2006/wordml" xmlns:wps="http://schemas.microsoft.com/office/word/2010/wordprocessingShape" mc:Ignorable="w14 w15 w16se w16cid w16 w16cex w16sdtdh w16sdtfl w16du wp14">
   <w:body>
     <w:p>
-      <w:r>
+      <w:pPr>
+        <w:rPr>
+          <w:rFonts w:ascii="Times New Roman" w:hAnsi="Times New Roman" w:cs="Times New Roman"/>
+        </w:rPr>
+      </w:pPr>
+      <w:r>
+        <w:rPr>
+          <w:rFonts w:ascii="Times New Roman" w:hAnsi="Times New Roman" w:cs="Times New Roman"/>
+        </w:rPr>
         <w:t>Git is a distributed version control system (VCS).</w:t>
       </w:r>
     </w:p>
     <w:p>
-      <w:r>
+      <w:pPr>
+        <w:rPr>
+          <w:rFonts w:ascii="Times New Roman" w:hAnsi="Times New Roman" w:cs="Times New Roman"/>
+        </w:rPr>
+      </w:pPr>
+      <w:r>
+        <w:rPr>
+          <w:rFonts w:ascii="Times New Roman" w:hAnsi="Times New Roman" w:cs="Times New Roman"/>
+        </w:rPr>
         <w:t>Git is a tool that helps multiple people work on the same code project or documents by tracking and managing changes to the files.</w:t>
       </w:r>
     </w:p>
     <w:p>
-      <w:r>
+      <w:pPr>
+        <w:rPr>
+          <w:rFonts w:ascii="Times New Roman" w:hAnsi="Times New Roman" w:cs="Times New Roman"/>
+        </w:rPr>
+      </w:pPr>
+      <w:r>
+        <w:rPr>
+          <w:rFonts w:ascii="Times New Roman" w:hAnsi="Times New Roman" w:cs="Times New Roman"/>
+        </w:rPr>
         <w:t xml:space="preserve">After the launch of the </w:t>
       </w:r>
       <w:proofErr w:type="gramStart"/>
       <w:r>
+        <w:rPr>
+          <w:rFonts w:ascii="Times New Roman" w:hAnsi="Times New Roman" w:cs="Times New Roman"/>
+        </w:rPr>
         <w:t>product</w:t>
       </w:r>
       <w:proofErr w:type="gramEnd"/>
       <w:r>
+        <w:rPr>
+          <w:rFonts w:ascii="Times New Roman" w:hAnsi="Times New Roman" w:cs="Times New Roman"/>
+        </w:rPr>
         <w:t xml:space="preserve"> it does not that work is over we </w:t>
       </w:r>
       <w:proofErr w:type="gramStart"/>
       <w:r>
+        <w:rPr>
+          <w:rFonts w:ascii="Times New Roman" w:hAnsi="Times New Roman" w:cs="Times New Roman"/>
+        </w:rPr>
         <w:t>have to</w:t>
       </w:r>
       <w:proofErr w:type="gramEnd"/>
       <w:r>
+        <w:rPr>
+          <w:rFonts w:ascii="Times New Roman" w:hAnsi="Times New Roman" w:cs="Times New Roman"/>
+        </w:rPr>
         <w:t xml:space="preserve"> fix bugs</w:t>
       </w:r>
     </w:p>
     <w:p>
-      <w:r>
+      <w:pPr>
+        <w:rPr>
+          <w:rFonts w:ascii="Times New Roman" w:hAnsi="Times New Roman" w:cs="Times New Roman"/>
+        </w:rPr>
+      </w:pPr>
+      <w:r>
+        <w:rPr>
+          <w:rFonts w:ascii="Times New Roman" w:hAnsi="Times New Roman" w:cs="Times New Roman"/>
+        </w:rPr>
         <w:t>New updates and security updates.</w:t>
       </w:r>
     </w:p>
     <w:p>
-      <w:r>
+      <w:pPr>
+        <w:rPr>
+          <w:rFonts w:ascii="Times New Roman" w:hAnsi="Times New Roman" w:cs="Times New Roman"/>
+        </w:rPr>
+      </w:pPr>
+      <w:r>
+        <w:rPr>
+          <w:rFonts w:ascii="Times New Roman" w:hAnsi="Times New Roman" w:cs="Times New Roman"/>
+        </w:rPr>
         <w:t>What is VCS?</w:t>
       </w:r>
     </w:p>
     <w:p>
-      <w:r>
+      <w:pPr>
+        <w:rPr>
+          <w:rFonts w:ascii="Times New Roman" w:hAnsi="Times New Roman" w:cs="Times New Roman"/>
+        </w:rPr>
+      </w:pPr>
+      <w:r>
+        <w:rPr>
+          <w:rFonts w:ascii="Times New Roman" w:hAnsi="Times New Roman" w:cs="Times New Roman"/>
+        </w:rPr>
         <w:t>Every time you make a change whether it’s adding a sentence to a document or altering a line of code, the VCS records and saves the outcome.</w:t>
       </w:r>
     </w:p>
     <w:p>
-      <w:r>
+      <w:pPr>
+        <w:rPr>
+          <w:rFonts w:ascii="Times New Roman" w:hAnsi="Times New Roman" w:cs="Times New Roman"/>
+        </w:rPr>
+      </w:pPr>
+      <w:r>
+        <w:rPr>
+          <w:rFonts w:ascii="Times New Roman" w:hAnsi="Times New Roman" w:cs="Times New Roman"/>
+        </w:rPr>
         <w:t xml:space="preserve">Why </w:t>
       </w:r>
       <w:proofErr w:type="gramStart"/>
       <w:r>
+        <w:rPr>
+          <w:rFonts w:ascii="Times New Roman" w:hAnsi="Times New Roman" w:cs="Times New Roman"/>
+        </w:rPr>
         <w:t>VCS ?</w:t>
       </w:r>
       <w:proofErr w:type="gramEnd"/>
@@ -65,13 +136,27 @@
           <w:ilvl w:val="0"/>
           <w:numId w:val="1"/>
         </w:numPr>
-      </w:pPr>
-      <w:r>
+        <w:rPr>
+          <w:rFonts w:ascii="Times New Roman" w:hAnsi="Times New Roman" w:cs="Times New Roman"/>
+        </w:rPr>
+      </w:pPr>
+      <w:r>
+        <w:rPr>
+          <w:rFonts w:ascii="Times New Roman" w:hAnsi="Times New Roman" w:cs="Times New Roman"/>
+        </w:rPr>
         <w:t>Backup and Restore:</w:t>
       </w:r>
     </w:p>
     <w:p>
-      <w:r>
+      <w:pPr>
+        <w:rPr>
+          <w:rFonts w:ascii="Times New Roman" w:hAnsi="Times New Roman" w:cs="Times New Roman"/>
+        </w:rPr>
+      </w:pPr>
+      <w:r>
+        <w:rPr>
+          <w:rFonts w:ascii="Times New Roman" w:hAnsi="Times New Roman" w:cs="Times New Roman"/>
+        </w:rPr>
         <w:tab/>
         <w:t>Files are safe against accidental losses or mistakes.</w:t>
       </w:r>
@@ -83,13 +168,27 @@
           <w:ilvl w:val="0"/>
           <w:numId w:val="1"/>
         </w:numPr>
-      </w:pPr>
-      <w:r>
+        <w:rPr>
+          <w:rFonts w:ascii="Times New Roman" w:hAnsi="Times New Roman" w:cs="Times New Roman"/>
+        </w:rPr>
+      </w:pPr>
+      <w:r>
+        <w:rPr>
+          <w:rFonts w:ascii="Times New Roman" w:hAnsi="Times New Roman" w:cs="Times New Roman"/>
+        </w:rPr>
         <w:t xml:space="preserve">Collaboration </w:t>
       </w:r>
     </w:p>
     <w:p>
-      <w:r>
+      <w:pPr>
+        <w:rPr>
+          <w:rFonts w:ascii="Times New Roman" w:hAnsi="Times New Roman" w:cs="Times New Roman"/>
+        </w:rPr>
+      </w:pPr>
+      <w:r>
+        <w:rPr>
+          <w:rFonts w:ascii="Times New Roman" w:hAnsi="Times New Roman" w:cs="Times New Roman"/>
+        </w:rPr>
         <w:tab/>
         <w:t>Multiple people can work on the same project simultaneously.</w:t>
       </w:r>
@@ -101,13 +200,27 @@
           <w:ilvl w:val="0"/>
           <w:numId w:val="1"/>
         </w:numPr>
-      </w:pPr>
-      <w:r>
+        <w:rPr>
+          <w:rFonts w:ascii="Times New Roman" w:hAnsi="Times New Roman" w:cs="Times New Roman"/>
+        </w:rPr>
+      </w:pPr>
+      <w:r>
+        <w:rPr>
+          <w:rFonts w:ascii="Times New Roman" w:hAnsi="Times New Roman" w:cs="Times New Roman"/>
+        </w:rPr>
         <w:t>Branching and merging</w:t>
       </w:r>
     </w:p>
     <w:p>
-      <w:r>
+      <w:pPr>
+        <w:rPr>
+          <w:rFonts w:ascii="Times New Roman" w:hAnsi="Times New Roman" w:cs="Times New Roman"/>
+        </w:rPr>
+      </w:pPr>
+      <w:r>
+        <w:rPr>
+          <w:rFonts w:ascii="Times New Roman" w:hAnsi="Times New Roman" w:cs="Times New Roman"/>
+        </w:rPr>
         <w:tab/>
         <w:t>Users can diverge from the main base of code experiment and then bring changes back in line without losing work.</w:t>
       </w:r>
@@ -119,13 +232,27 @@
           <w:ilvl w:val="0"/>
           <w:numId w:val="1"/>
         </w:numPr>
-      </w:pPr>
-      <w:r>
+        <w:rPr>
+          <w:rFonts w:ascii="Times New Roman" w:hAnsi="Times New Roman" w:cs="Times New Roman"/>
+        </w:rPr>
+      </w:pPr>
+      <w:r>
+        <w:rPr>
+          <w:rFonts w:ascii="Times New Roman" w:hAnsi="Times New Roman" w:cs="Times New Roman"/>
+        </w:rPr>
         <w:t>Tracking and Changes You can see specific changes made and by whom.</w:t>
       </w:r>
     </w:p>
     <w:p>
-      <w:r>
+      <w:pPr>
+        <w:rPr>
+          <w:rFonts w:ascii="Times New Roman" w:hAnsi="Times New Roman" w:cs="Times New Roman"/>
+        </w:rPr>
+      </w:pPr>
+      <w:r>
+        <w:rPr>
+          <w:rFonts w:ascii="Times New Roman" w:hAnsi="Times New Roman" w:cs="Times New Roman"/>
+        </w:rPr>
         <w:t>Installation of git on windows</w:t>
       </w:r>
     </w:p>
@@ -136,13 +263,27 @@
           <w:ilvl w:val="0"/>
           <w:numId w:val="2"/>
         </w:numPr>
-      </w:pPr>
-      <w:r>
+        <w:rPr>
+          <w:rFonts w:ascii="Times New Roman" w:hAnsi="Times New Roman" w:cs="Times New Roman"/>
+        </w:rPr>
+      </w:pPr>
+      <w:r>
+        <w:rPr>
+          <w:rFonts w:ascii="Times New Roman" w:hAnsi="Times New Roman" w:cs="Times New Roman"/>
+        </w:rPr>
         <w:t>git –version</w:t>
       </w:r>
     </w:p>
     <w:p>
-      <w:r>
+      <w:pPr>
+        <w:rPr>
+          <w:rFonts w:ascii="Times New Roman" w:hAnsi="Times New Roman" w:cs="Times New Roman"/>
+        </w:rPr>
+      </w:pPr>
+      <w:r>
+        <w:rPr>
+          <w:rFonts w:ascii="Times New Roman" w:hAnsi="Times New Roman" w:cs="Times New Roman"/>
+        </w:rPr>
         <w:t>In git bash command</w:t>
       </w:r>
     </w:p>
@@ -153,17 +294,29 @@
           <w:ilvl w:val="0"/>
           <w:numId w:val="3"/>
         </w:numPr>
+        <w:rPr>
+          <w:rFonts w:ascii="Times New Roman" w:hAnsi="Times New Roman" w:cs="Times New Roman"/>
+        </w:rPr>
       </w:pPr>
       <w:proofErr w:type="spellStart"/>
       <w:r>
+        <w:rPr>
+          <w:rFonts w:ascii="Times New Roman" w:hAnsi="Times New Roman" w:cs="Times New Roman"/>
+        </w:rPr>
         <w:t>mkdir</w:t>
       </w:r>
       <w:proofErr w:type="spellEnd"/>
       <w:r>
+        <w:rPr>
+          <w:rFonts w:ascii="Times New Roman" w:hAnsi="Times New Roman" w:cs="Times New Roman"/>
+        </w:rPr>
         <w:t xml:space="preserve"> </w:t>
       </w:r>
       <w:proofErr w:type="spellStart"/>
       <w:r>
+        <w:rPr>
+          <w:rFonts w:ascii="Times New Roman" w:hAnsi="Times New Roman" w:cs="Times New Roman"/>
+        </w:rPr>
         <w:t>myfolder</w:t>
       </w:r>
       <w:proofErr w:type="spellEnd"/>
@@ -175,12 +328,21 @@
           <w:ilvl w:val="0"/>
           <w:numId w:val="3"/>
         </w:numPr>
-      </w:pPr>
-      <w:r>
+        <w:rPr>
+          <w:rFonts w:ascii="Times New Roman" w:hAnsi="Times New Roman" w:cs="Times New Roman"/>
+        </w:rPr>
+      </w:pPr>
+      <w:r>
+        <w:rPr>
+          <w:rFonts w:ascii="Times New Roman" w:hAnsi="Times New Roman" w:cs="Times New Roman"/>
+        </w:rPr>
         <w:t xml:space="preserve">cd </w:t>
       </w:r>
       <w:proofErr w:type="spellStart"/>
       <w:r>
+        <w:rPr>
+          <w:rFonts w:ascii="Times New Roman" w:hAnsi="Times New Roman" w:cs="Times New Roman"/>
+        </w:rPr>
         <w:t>myfolder</w:t>
       </w:r>
       <w:proofErr w:type="spellEnd"/>
@@ -192,8 +354,14 @@
           <w:ilvl w:val="0"/>
           <w:numId w:val="3"/>
         </w:numPr>
-      </w:pPr>
-      <w:r>
+        <w:rPr>
+          <w:rFonts w:ascii="Times New Roman" w:hAnsi="Times New Roman" w:cs="Times New Roman"/>
+        </w:rPr>
+      </w:pPr>
+      <w:r>
+        <w:rPr>
+          <w:rFonts w:ascii="Times New Roman" w:hAnsi="Times New Roman" w:cs="Times New Roman"/>
+        </w:rPr>
         <w:t>touch file</w:t>
       </w:r>
     </w:p>
@@ -204,26 +372,69 @@
           <w:ilvl w:val="0"/>
           <w:numId w:val="3"/>
         </w:numPr>
-      </w:pPr>
-      <w:r>
+        <w:rPr>
+          <w:rFonts w:ascii="Times New Roman" w:hAnsi="Times New Roman" w:cs="Times New Roman"/>
+        </w:rPr>
+      </w:pPr>
+      <w:r>
+        <w:rPr>
+          <w:rFonts w:ascii="Times New Roman" w:hAnsi="Times New Roman" w:cs="Times New Roman"/>
+        </w:rPr>
         <w:t xml:space="preserve">ls file </w:t>
       </w:r>
     </w:p>
-    <w:p/>
-    <w:p/>
-    <w:p/>
-    <w:p/>
-    <w:p>
-      <w:r>
-        <w:lastRenderedPageBreak/>
+    <w:p>
+      <w:pPr>
+        <w:rPr>
+          <w:rFonts w:ascii="Times New Roman" w:hAnsi="Times New Roman" w:cs="Times New Roman"/>
+        </w:rPr>
+      </w:pPr>
+    </w:p>
+    <w:p>
+      <w:pPr>
+        <w:rPr>
+          <w:rFonts w:ascii="Times New Roman" w:hAnsi="Times New Roman" w:cs="Times New Roman"/>
+        </w:rPr>
+      </w:pPr>
+    </w:p>
+    <w:p>
+      <w:pPr>
+        <w:rPr>
+          <w:rFonts w:ascii="Times New Roman" w:hAnsi="Times New Roman" w:cs="Times New Roman"/>
+        </w:rPr>
+      </w:pPr>
+    </w:p>
+    <w:p>
+      <w:pPr>
+        <w:rPr>
+          <w:rFonts w:ascii="Times New Roman" w:hAnsi="Times New Roman" w:cs="Times New Roman"/>
+        </w:rPr>
+      </w:pPr>
+    </w:p>
+    <w:p>
+      <w:pPr>
+        <w:rPr>
+          <w:rFonts w:ascii="Times New Roman" w:hAnsi="Times New Roman" w:cs="Times New Roman"/>
+        </w:rPr>
+      </w:pPr>
+      <w:r>
+        <w:rPr>
+          <w:rFonts w:ascii="Times New Roman" w:hAnsi="Times New Roman" w:cs="Times New Roman"/>
+        </w:rPr>
         <w:t xml:space="preserve">Configure </w:t>
       </w:r>
       <w:proofErr w:type="gramStart"/>
       <w:r>
+        <w:rPr>
+          <w:rFonts w:ascii="Times New Roman" w:hAnsi="Times New Roman" w:cs="Times New Roman"/>
+        </w:rPr>
         <w:t>git</w:t>
       </w:r>
       <w:proofErr w:type="gramEnd"/>
       <w:r>
+        <w:rPr>
+          <w:rFonts w:ascii="Times New Roman" w:hAnsi="Times New Roman" w:cs="Times New Roman"/>
+        </w:rPr>
         <w:t xml:space="preserve"> with email and username</w:t>
       </w:r>
     </w:p>
@@ -234,24 +445,43 @@
           <w:ilvl w:val="0"/>
           <w:numId w:val="4"/>
         </w:numPr>
-      </w:pPr>
-      <w:r>
+        <w:rPr>
+          <w:rFonts w:ascii="Times New Roman" w:hAnsi="Times New Roman" w:cs="Times New Roman"/>
+        </w:rPr>
+      </w:pPr>
+      <w:r>
+        <w:rPr>
+          <w:rFonts w:ascii="Times New Roman" w:hAnsi="Times New Roman" w:cs="Times New Roman"/>
+        </w:rPr>
+        <w:lastRenderedPageBreak/>
         <w:t xml:space="preserve">git </w:t>
       </w:r>
       <w:proofErr w:type="gramStart"/>
       <w:r>
+        <w:rPr>
+          <w:rFonts w:ascii="Times New Roman" w:hAnsi="Times New Roman" w:cs="Times New Roman"/>
+        </w:rPr>
         <w:t>config  --</w:t>
       </w:r>
       <w:proofErr w:type="gramEnd"/>
       <w:r>
+        <w:rPr>
+          <w:rFonts w:ascii="Times New Roman" w:hAnsi="Times New Roman" w:cs="Times New Roman"/>
+        </w:rPr>
         <w:t>global user.name “</w:t>
       </w:r>
       <w:proofErr w:type="spellStart"/>
       <w:r>
+        <w:rPr>
+          <w:rFonts w:ascii="Times New Roman" w:hAnsi="Times New Roman" w:cs="Times New Roman"/>
+        </w:rPr>
         <w:t>AmeerHamza</w:t>
       </w:r>
       <w:proofErr w:type="spellEnd"/>
       <w:r>
+        <w:rPr>
+          <w:rFonts w:ascii="Times New Roman" w:hAnsi="Times New Roman" w:cs="Times New Roman"/>
+        </w:rPr>
         <w:t>-max”</w:t>
       </w:r>
     </w:p>
@@ -262,24 +492,37 @@
           <w:ilvl w:val="0"/>
           <w:numId w:val="4"/>
         </w:numPr>
-      </w:pPr>
-      <w:r>
+        <w:rPr>
+          <w:rFonts w:ascii="Times New Roman" w:hAnsi="Times New Roman" w:cs="Times New Roman"/>
+        </w:rPr>
+      </w:pPr>
+      <w:r>
+        <w:rPr>
+          <w:rFonts w:ascii="Times New Roman" w:hAnsi="Times New Roman" w:cs="Times New Roman"/>
+        </w:rPr>
         <w:t xml:space="preserve">git config –global </w:t>
       </w:r>
       <w:proofErr w:type="spellStart"/>
       <w:proofErr w:type="gramStart"/>
       <w:r>
+        <w:rPr>
+          <w:rFonts w:ascii="Times New Roman" w:hAnsi="Times New Roman" w:cs="Times New Roman"/>
+        </w:rPr>
         <w:t>user.email</w:t>
       </w:r>
       <w:proofErr w:type="spellEnd"/>
       <w:proofErr w:type="gramEnd"/>
       <w:r>
+        <w:rPr>
+          <w:rFonts w:ascii="Times New Roman" w:hAnsi="Times New Roman" w:cs="Times New Roman"/>
+        </w:rPr>
         <w:t xml:space="preserve"> </w:t>
       </w:r>
       <w:hyperlink r:id="rId5" w:history="1">
         <w:r>
           <w:rPr>
             <w:rStyle w:val="Hyperlink"/>
+            <w:rFonts w:ascii="Times New Roman" w:hAnsi="Times New Roman" w:cs="Times New Roman"/>
           </w:rPr>
           <w:t>ameerhamzarana0000787@gmail.com</w:t>
         </w:r>
@@ -292,29 +535,55 @@
           <w:ilvl w:val="0"/>
           <w:numId w:val="4"/>
         </w:numPr>
-      </w:pPr>
-      <w:r>
+        <w:rPr>
+          <w:rFonts w:ascii="Times New Roman" w:hAnsi="Times New Roman" w:cs="Times New Roman"/>
+        </w:rPr>
+      </w:pPr>
+      <w:r>
+        <w:rPr>
+          <w:rFonts w:ascii="Times New Roman" w:hAnsi="Times New Roman" w:cs="Times New Roman"/>
+        </w:rPr>
         <w:t>git config –list</w:t>
       </w:r>
     </w:p>
     <w:p>
-      <w:r>
+      <w:pPr>
+        <w:rPr>
+          <w:rFonts w:ascii="Times New Roman" w:hAnsi="Times New Roman" w:cs="Times New Roman"/>
+        </w:rPr>
+      </w:pPr>
+      <w:r>
+        <w:rPr>
+          <w:rFonts w:ascii="Times New Roman" w:hAnsi="Times New Roman" w:cs="Times New Roman"/>
+        </w:rPr>
         <w:t xml:space="preserve"> Creating first </w:t>
       </w:r>
       <w:proofErr w:type="spellStart"/>
       <w:r>
+        <w:rPr>
+          <w:rFonts w:ascii="Times New Roman" w:hAnsi="Times New Roman" w:cs="Times New Roman"/>
+        </w:rPr>
         <w:t>git</w:t>
       </w:r>
       <w:proofErr w:type="spellEnd"/>
       <w:r>
+        <w:rPr>
+          <w:rFonts w:ascii="Times New Roman" w:hAnsi="Times New Roman" w:cs="Times New Roman"/>
+        </w:rPr>
         <w:t xml:space="preserve"> repo</w:t>
       </w:r>
     </w:p>
     <w:p>
       <w:pPr>
         <w:ind w:firstLine="720"/>
-      </w:pPr>
-      <w:r>
+        <w:rPr>
+          <w:rFonts w:ascii="Times New Roman" w:hAnsi="Times New Roman" w:cs="Times New Roman"/>
+        </w:rPr>
+      </w:pPr>
+      <w:r>
+        <w:rPr>
+          <w:rFonts w:ascii="Times New Roman" w:hAnsi="Times New Roman" w:cs="Times New Roman"/>
+        </w:rPr>
         <w:t>To track a folder what we are changing what we are saving in the folder so make it repo.</w:t>
       </w:r>
     </w:p>
@@ -325,42 +594,77 @@
           <w:ilvl w:val="0"/>
           <w:numId w:val="5"/>
         </w:numPr>
-      </w:pPr>
-      <w:r>
+        <w:rPr>
+          <w:rFonts w:ascii="Times New Roman" w:hAnsi="Times New Roman" w:cs="Times New Roman"/>
+        </w:rPr>
+      </w:pPr>
+      <w:r>
+        <w:rPr>
+          <w:rFonts w:ascii="Times New Roman" w:hAnsi="Times New Roman" w:cs="Times New Roman"/>
+        </w:rPr>
         <w:t xml:space="preserve">git </w:t>
       </w:r>
       <w:proofErr w:type="spellStart"/>
       <w:r>
+        <w:rPr>
+          <w:rFonts w:ascii="Times New Roman" w:hAnsi="Times New Roman" w:cs="Times New Roman"/>
+        </w:rPr>
         <w:t>init</w:t>
       </w:r>
       <w:proofErr w:type="spellEnd"/>
     </w:p>
     <w:p>
-      <w:r>
+      <w:pPr>
+        <w:rPr>
+          <w:rFonts w:ascii="Times New Roman" w:hAnsi="Times New Roman" w:cs="Times New Roman"/>
+        </w:rPr>
+      </w:pPr>
+      <w:r>
+        <w:rPr>
+          <w:rFonts w:ascii="Times New Roman" w:hAnsi="Times New Roman" w:cs="Times New Roman"/>
+        </w:rPr>
         <w:t xml:space="preserve">After git </w:t>
       </w:r>
       <w:proofErr w:type="spellStart"/>
       <w:r>
+        <w:rPr>
+          <w:rFonts w:ascii="Times New Roman" w:hAnsi="Times New Roman" w:cs="Times New Roman"/>
+        </w:rPr>
         <w:t>init</w:t>
       </w:r>
       <w:proofErr w:type="spellEnd"/>
       <w:r>
+        <w:rPr>
+          <w:rFonts w:ascii="Times New Roman" w:hAnsi="Times New Roman" w:cs="Times New Roman"/>
+        </w:rPr>
         <w:t xml:space="preserve"> there is a simple change in the folder only one file is created with the </w:t>
       </w:r>
       <w:proofErr w:type="gramStart"/>
       <w:r>
+        <w:rPr>
+          <w:rFonts w:ascii="Times New Roman" w:hAnsi="Times New Roman" w:cs="Times New Roman"/>
+        </w:rPr>
         <w:t>name .git</w:t>
       </w:r>
       <w:proofErr w:type="gramEnd"/>
       <w:r>
+        <w:rPr>
+          <w:rFonts w:ascii="Times New Roman" w:hAnsi="Times New Roman" w:cs="Times New Roman"/>
+        </w:rPr>
         <w:t xml:space="preserve"> that is hidden file to see the file .</w:t>
       </w:r>
       <w:proofErr w:type="gramStart"/>
       <w:r>
+        <w:rPr>
+          <w:rFonts w:ascii="Times New Roman" w:hAnsi="Times New Roman" w:cs="Times New Roman"/>
+        </w:rPr>
         <w:t>git  file</w:t>
       </w:r>
       <w:proofErr w:type="gramEnd"/>
       <w:r>
+        <w:rPr>
+          <w:rFonts w:ascii="Times New Roman" w:hAnsi="Times New Roman" w:cs="Times New Roman"/>
+        </w:rPr>
         <w:t xml:space="preserve"> we use following command.</w:t>
       </w:r>
     </w:p>
@@ -371,28 +675,61 @@
           <w:ilvl w:val="0"/>
           <w:numId w:val="6"/>
         </w:numPr>
-      </w:pPr>
-      <w:r>
+        <w:rPr>
+          <w:rFonts w:ascii="Times New Roman" w:hAnsi="Times New Roman" w:cs="Times New Roman"/>
+        </w:rPr>
+      </w:pPr>
+      <w:r>
+        <w:rPr>
+          <w:rFonts w:ascii="Times New Roman" w:hAnsi="Times New Roman" w:cs="Times New Roman"/>
+        </w:rPr>
         <w:t xml:space="preserve">ls -la </w:t>
       </w:r>
     </w:p>
     <w:p>
+      <w:pPr>
+        <w:rPr>
+          <w:rFonts w:ascii="Times New Roman" w:hAnsi="Times New Roman" w:cs="Times New Roman"/>
+        </w:rPr>
+      </w:pPr>
       <w:proofErr w:type="gramStart"/>
       <w:r>
+        <w:rPr>
+          <w:rFonts w:ascii="Times New Roman" w:hAnsi="Times New Roman" w:cs="Times New Roman"/>
+        </w:rPr>
         <w:t>.git</w:t>
       </w:r>
       <w:proofErr w:type="gramEnd"/>
       <w:r>
+        <w:rPr>
+          <w:rFonts w:ascii="Times New Roman" w:hAnsi="Times New Roman" w:cs="Times New Roman"/>
+        </w:rPr>
         <w:t xml:space="preserve"> keeps track of all the files that are created all the changes in the repo written in .git file.</w:t>
       </w:r>
     </w:p>
     <w:p>
-      <w:r>
+      <w:pPr>
+        <w:rPr>
+          <w:rFonts w:ascii="Times New Roman" w:hAnsi="Times New Roman" w:cs="Times New Roman"/>
+        </w:rPr>
+      </w:pPr>
+      <w:r>
+        <w:rPr>
+          <w:rFonts w:ascii="Times New Roman" w:hAnsi="Times New Roman" w:cs="Times New Roman"/>
+        </w:rPr>
         <w:t>Git commit</w:t>
       </w:r>
     </w:p>
     <w:p>
-      <w:r>
+      <w:pPr>
+        <w:rPr>
+          <w:rFonts w:ascii="Times New Roman" w:hAnsi="Times New Roman" w:cs="Times New Roman"/>
+        </w:rPr>
+      </w:pPr>
+      <w:r>
+        <w:rPr>
+          <w:rFonts w:ascii="Times New Roman" w:hAnsi="Times New Roman" w:cs="Times New Roman"/>
+        </w:rPr>
         <w:t>To Check the status of repository we use following command</w:t>
       </w:r>
     </w:p>
@@ -403,21 +740,41 @@
           <w:ilvl w:val="0"/>
           <w:numId w:val="7"/>
         </w:numPr>
-      </w:pPr>
-      <w:r>
+        <w:rPr>
+          <w:rFonts w:ascii="Times New Roman" w:hAnsi="Times New Roman" w:cs="Times New Roman"/>
+        </w:rPr>
+      </w:pPr>
+      <w:r>
+        <w:rPr>
+          <w:rFonts w:ascii="Times New Roman" w:hAnsi="Times New Roman" w:cs="Times New Roman"/>
+        </w:rPr>
         <w:t xml:space="preserve">git status </w:t>
       </w:r>
     </w:p>
     <w:p>
-      <w:r>
+      <w:pPr>
+        <w:rPr>
+          <w:rFonts w:ascii="Times New Roman" w:hAnsi="Times New Roman" w:cs="Times New Roman"/>
+        </w:rPr>
+      </w:pPr>
+      <w:r>
+        <w:rPr>
+          <w:rFonts w:ascii="Times New Roman" w:hAnsi="Times New Roman" w:cs="Times New Roman"/>
+        </w:rPr>
         <w:t xml:space="preserve">In status you see the file changes or new files if you think that your files or completed then you can use git add index.html if you have only one file change index.html and if multiple files git </w:t>
       </w:r>
       <w:proofErr w:type="gramStart"/>
       <w:r>
+        <w:rPr>
+          <w:rFonts w:ascii="Times New Roman" w:hAnsi="Times New Roman" w:cs="Times New Roman"/>
+        </w:rPr>
         <w:t>add .</w:t>
       </w:r>
       <w:proofErr w:type="gramEnd"/>
       <w:r>
+        <w:rPr>
+          <w:rFonts w:ascii="Times New Roman" w:hAnsi="Times New Roman" w:cs="Times New Roman"/>
+        </w:rPr>
         <w:t xml:space="preserve"> </w:t>
       </w:r>
     </w:p>
@@ -428,16 +785,28 @@
           <w:ilvl w:val="0"/>
           <w:numId w:val="8"/>
         </w:numPr>
-      </w:pPr>
-      <w:r>
+        <w:rPr>
+          <w:rFonts w:ascii="Times New Roman" w:hAnsi="Times New Roman" w:cs="Times New Roman"/>
+        </w:rPr>
+      </w:pPr>
+      <w:r>
+        <w:rPr>
+          <w:rFonts w:ascii="Times New Roman" w:hAnsi="Times New Roman" w:cs="Times New Roman"/>
+        </w:rPr>
         <w:t xml:space="preserve">git </w:t>
       </w:r>
       <w:proofErr w:type="gramStart"/>
       <w:r>
+        <w:rPr>
+          <w:rFonts w:ascii="Times New Roman" w:hAnsi="Times New Roman" w:cs="Times New Roman"/>
+        </w:rPr>
         <w:t>add</w:t>
       </w:r>
       <w:proofErr w:type="gramEnd"/>
       <w:r>
+        <w:rPr>
+          <w:rFonts w:ascii="Times New Roman" w:hAnsi="Times New Roman" w:cs="Times New Roman"/>
+        </w:rPr>
         <w:t xml:space="preserve"> index.html    for one file </w:t>
       </w:r>
     </w:p>
@@ -448,26 +817,54 @@
           <w:ilvl w:val="0"/>
           <w:numId w:val="8"/>
         </w:numPr>
-      </w:pPr>
-      <w:r>
+        <w:rPr>
+          <w:rFonts w:ascii="Times New Roman" w:hAnsi="Times New Roman" w:cs="Times New Roman"/>
+        </w:rPr>
+      </w:pPr>
+      <w:r>
+        <w:rPr>
+          <w:rFonts w:ascii="Times New Roman" w:hAnsi="Times New Roman" w:cs="Times New Roman"/>
+        </w:rPr>
         <w:t xml:space="preserve">git </w:t>
       </w:r>
       <w:proofErr w:type="gramStart"/>
       <w:r>
+        <w:rPr>
+          <w:rFonts w:ascii="Times New Roman" w:hAnsi="Times New Roman" w:cs="Times New Roman"/>
+        </w:rPr>
         <w:t>add .</w:t>
       </w:r>
       <w:proofErr w:type="gramEnd"/>
       <w:r>
+        <w:rPr>
+          <w:rFonts w:ascii="Times New Roman" w:hAnsi="Times New Roman" w:cs="Times New Roman"/>
+        </w:rPr>
         <w:t xml:space="preserve"> for all files that are changes </w:t>
       </w:r>
     </w:p>
     <w:p>
-      <w:r>
+      <w:pPr>
+        <w:rPr>
+          <w:rFonts w:ascii="Times New Roman" w:hAnsi="Times New Roman" w:cs="Times New Roman"/>
+        </w:rPr>
+      </w:pPr>
+      <w:r>
+        <w:rPr>
+          <w:rFonts w:ascii="Times New Roman" w:hAnsi="Times New Roman" w:cs="Times New Roman"/>
+        </w:rPr>
         <w:t>We can call that staging area</w:t>
       </w:r>
     </w:p>
     <w:p>
-      <w:r>
+      <w:pPr>
+        <w:rPr>
+          <w:rFonts w:ascii="Times New Roman" w:hAnsi="Times New Roman" w:cs="Times New Roman"/>
+        </w:rPr>
+      </w:pPr>
+      <w:r>
+        <w:rPr>
+          <w:rFonts w:ascii="Times New Roman" w:hAnsi="Times New Roman" w:cs="Times New Roman"/>
+        </w:rPr>
         <w:t>After that we commit that we add all the files that are to be committed</w:t>
       </w:r>
     </w:p>
@@ -478,69 +875,156 @@
           <w:ilvl w:val="0"/>
           <w:numId w:val="9"/>
         </w:numPr>
+        <w:rPr>
+          <w:rFonts w:ascii="Times New Roman" w:hAnsi="Times New Roman" w:cs="Times New Roman"/>
+        </w:rPr>
       </w:pPr>
       <w:proofErr w:type="gramStart"/>
       <w:r>
+        <w:rPr>
+          <w:rFonts w:ascii="Times New Roman" w:hAnsi="Times New Roman" w:cs="Times New Roman"/>
+        </w:rPr>
         <w:t>git  commit</w:t>
       </w:r>
       <w:proofErr w:type="gramEnd"/>
       <w:r>
+        <w:rPr>
+          <w:rFonts w:ascii="Times New Roman" w:hAnsi="Times New Roman" w:cs="Times New Roman"/>
+        </w:rPr>
         <w:t xml:space="preserve"> -m “First v1 of index.html”</w:t>
       </w:r>
     </w:p>
     <w:p>
-      <w:r>
+      <w:pPr>
+        <w:rPr>
+          <w:rFonts w:ascii="Times New Roman" w:hAnsi="Times New Roman" w:cs="Times New Roman"/>
+        </w:rPr>
+      </w:pPr>
+      <w:r>
+        <w:rPr>
+          <w:rFonts w:ascii="Times New Roman" w:hAnsi="Times New Roman" w:cs="Times New Roman"/>
+        </w:rPr>
         <w:t>What is git commit.?</w:t>
       </w:r>
     </w:p>
     <w:p>
-      <w:r>
+      <w:pPr>
+        <w:rPr>
+          <w:rFonts w:ascii="Times New Roman" w:hAnsi="Times New Roman" w:cs="Times New Roman"/>
+        </w:rPr>
+      </w:pPr>
+      <w:r>
+        <w:rPr>
+          <w:rFonts w:ascii="Times New Roman" w:hAnsi="Times New Roman" w:cs="Times New Roman"/>
+        </w:rPr>
         <w:t>A git commit is a command in git that captures a snapshot of the project’s currently staged changes, creating a permanent record in the repository’s history.</w:t>
       </w:r>
     </w:p>
-    <w:p/>
-    <w:p/>
-    <w:p>
-      <w:r>
-        <w:lastRenderedPageBreak/>
+    <w:p>
+      <w:pPr>
+        <w:rPr>
+          <w:rFonts w:ascii="Times New Roman" w:hAnsi="Times New Roman" w:cs="Times New Roman"/>
+        </w:rPr>
+      </w:pPr>
+    </w:p>
+    <w:p>
+      <w:pPr>
+        <w:rPr>
+          <w:rFonts w:ascii="Times New Roman" w:hAnsi="Times New Roman" w:cs="Times New Roman"/>
+        </w:rPr>
+      </w:pPr>
+    </w:p>
+    <w:p>
+      <w:pPr>
+        <w:rPr>
+          <w:rFonts w:ascii="Times New Roman" w:hAnsi="Times New Roman" w:cs="Times New Roman"/>
+        </w:rPr>
+      </w:pPr>
+      <w:r>
+        <w:rPr>
+          <w:rFonts w:ascii="Times New Roman" w:hAnsi="Times New Roman" w:cs="Times New Roman"/>
+        </w:rPr>
         <w:t xml:space="preserve">Workflow with a diagram </w:t>
       </w:r>
     </w:p>
     <w:p>
-      <w:r>
+      <w:pPr>
+        <w:rPr>
+          <w:rFonts w:ascii="Times New Roman" w:hAnsi="Times New Roman" w:cs="Times New Roman"/>
+        </w:rPr>
+      </w:pPr>
+      <w:r>
+        <w:rPr>
+          <w:rFonts w:ascii="Times New Roman" w:hAnsi="Times New Roman" w:cs="Times New Roman"/>
+        </w:rPr>
         <w:tab/>
         <w:t>Workin</w:t>
       </w:r>
       <w:r>
+        <w:rPr>
+          <w:rFonts w:ascii="Times New Roman" w:hAnsi="Times New Roman" w:cs="Times New Roman"/>
+        </w:rPr>
         <w:t>g</w:t>
       </w:r>
       <w:r>
+        <w:rPr>
+          <w:rFonts w:ascii="Times New Roman" w:hAnsi="Times New Roman" w:cs="Times New Roman"/>
+        </w:rPr>
         <w:t xml:space="preserve"> directory</w:t>
       </w:r>
     </w:p>
     <w:p>
-      <w:r>
+      <w:pPr>
+        <w:rPr>
+          <w:rFonts w:ascii="Times New Roman" w:hAnsi="Times New Roman" w:cs="Times New Roman"/>
+        </w:rPr>
+      </w:pPr>
+      <w:r>
+        <w:rPr>
+          <w:rFonts w:ascii="Times New Roman" w:hAnsi="Times New Roman" w:cs="Times New Roman"/>
+        </w:rPr>
         <w:tab/>
       </w:r>
       <w:r>
+        <w:rPr>
+          <w:rFonts w:ascii="Times New Roman" w:hAnsi="Times New Roman" w:cs="Times New Roman"/>
+        </w:rPr>
         <w:tab/>
       </w:r>
       <w:r>
+        <w:rPr>
+          <w:rFonts w:ascii="Times New Roman" w:hAnsi="Times New Roman" w:cs="Times New Roman"/>
+        </w:rPr>
         <w:tab/>
       </w:r>
       <w:r>
+        <w:rPr>
+          <w:rFonts w:ascii="Times New Roman" w:hAnsi="Times New Roman" w:cs="Times New Roman"/>
+        </w:rPr>
         <w:tab/>
       </w:r>
       <w:r>
+        <w:rPr>
+          <w:rFonts w:ascii="Times New Roman" w:hAnsi="Times New Roman" w:cs="Times New Roman"/>
+        </w:rPr>
         <w:tab/>
       </w:r>
       <w:r>
+        <w:rPr>
+          <w:rFonts w:ascii="Times New Roman" w:hAnsi="Times New Roman" w:cs="Times New Roman"/>
+        </w:rPr>
         <w:tab/>
       </w:r>
       <w:r>
+        <w:rPr>
+          <w:rFonts w:ascii="Times New Roman" w:hAnsi="Times New Roman" w:cs="Times New Roman"/>
+        </w:rPr>
         <w:tab/>
       </w:r>
       <w:r>
+        <w:rPr>
+          <w:rFonts w:ascii="Times New Roman" w:hAnsi="Times New Roman" w:cs="Times New Roman"/>
+        </w:rPr>
         <w:tab/>
         <w:t>Git Local Repo</w:t>
       </w:r>
@@ -548,59 +1032,123 @@
     <w:p>
       <w:pPr>
         <w:ind w:left="720" w:firstLine="720"/>
-      </w:pPr>
-      <w:r>
+        <w:rPr>
+          <w:rFonts w:ascii="Times New Roman" w:hAnsi="Times New Roman" w:cs="Times New Roman"/>
+        </w:rPr>
+      </w:pPr>
+      <w:r>
+        <w:rPr>
+          <w:rFonts w:ascii="Times New Roman" w:hAnsi="Times New Roman" w:cs="Times New Roman"/>
+        </w:rPr>
+        <w:lastRenderedPageBreak/>
         <w:t xml:space="preserve">File   </w:t>
       </w:r>
       <w:r>
+        <w:rPr>
+          <w:rFonts w:ascii="Times New Roman" w:hAnsi="Times New Roman" w:cs="Times New Roman"/>
+        </w:rPr>
         <w:sym w:font="Wingdings" w:char="F0E8"/>
       </w:r>
       <w:r>
+        <w:rPr>
+          <w:rFonts w:ascii="Times New Roman" w:hAnsi="Times New Roman" w:cs="Times New Roman"/>
+        </w:rPr>
         <w:t xml:space="preserve"> git add </w:t>
       </w:r>
       <w:r>
+        <w:rPr>
+          <w:rFonts w:ascii="Times New Roman" w:hAnsi="Times New Roman" w:cs="Times New Roman"/>
+        </w:rPr>
         <w:sym w:font="Wingdings" w:char="F0E8"/>
       </w:r>
       <w:r>
+        <w:rPr>
+          <w:rFonts w:ascii="Times New Roman" w:hAnsi="Times New Roman" w:cs="Times New Roman"/>
+        </w:rPr>
         <w:t xml:space="preserve"> Staging </w:t>
       </w:r>
       <w:r>
+        <w:rPr>
+          <w:rFonts w:ascii="Times New Roman" w:hAnsi="Times New Roman" w:cs="Times New Roman"/>
+        </w:rPr>
         <w:sym w:font="Wingdings" w:char="F0E8"/>
       </w:r>
       <w:r>
+        <w:rPr>
+          <w:rFonts w:ascii="Times New Roman" w:hAnsi="Times New Roman" w:cs="Times New Roman"/>
+        </w:rPr>
         <w:t xml:space="preserve"> git commit </w:t>
       </w:r>
       <w:r>
+        <w:rPr>
+          <w:rFonts w:ascii="Times New Roman" w:hAnsi="Times New Roman" w:cs="Times New Roman"/>
+        </w:rPr>
         <w:sym w:font="Wingdings" w:char="F0E8"/>
       </w:r>
       <w:r>
+        <w:rPr>
+          <w:rFonts w:ascii="Times New Roman" w:hAnsi="Times New Roman" w:cs="Times New Roman"/>
+        </w:rPr>
         <w:t xml:space="preserve"> File 1,2,3</w:t>
       </w:r>
     </w:p>
     <w:p>
       <w:pPr>
         <w:ind w:left="720" w:firstLine="720"/>
-      </w:pPr>
-      <w:r>
+        <w:rPr>
+          <w:rFonts w:ascii="Times New Roman" w:hAnsi="Times New Roman" w:cs="Times New Roman"/>
+        </w:rPr>
+      </w:pPr>
+      <w:r>
+        <w:rPr>
+          <w:rFonts w:ascii="Times New Roman" w:hAnsi="Times New Roman" w:cs="Times New Roman"/>
+        </w:rPr>
         <w:tab/>
       </w:r>
       <w:r>
+        <w:rPr>
+          <w:rFonts w:ascii="Times New Roman" w:hAnsi="Times New Roman" w:cs="Times New Roman"/>
+        </w:rPr>
         <w:tab/>
       </w:r>
       <w:r>
+        <w:rPr>
+          <w:rFonts w:ascii="Times New Roman" w:hAnsi="Times New Roman" w:cs="Times New Roman"/>
+        </w:rPr>
         <w:tab/>
       </w:r>
       <w:r>
+        <w:rPr>
+          <w:rFonts w:ascii="Times New Roman" w:hAnsi="Times New Roman" w:cs="Times New Roman"/>
+        </w:rPr>
         <w:t>Git Checkout&lt;==</w:t>
       </w:r>
     </w:p>
-    <w:p/>
-    <w:p/>
+    <w:p>
+      <w:pPr>
+        <w:rPr>
+          <w:rFonts w:ascii="Times New Roman" w:hAnsi="Times New Roman" w:cs="Times New Roman"/>
+        </w:rPr>
+      </w:pPr>
+    </w:p>
+    <w:p>
+      <w:pPr>
+        <w:rPr>
+          <w:rFonts w:ascii="Times New Roman" w:hAnsi="Times New Roman" w:cs="Times New Roman"/>
+        </w:rPr>
+      </w:pPr>
+    </w:p>
     <w:p>
       <w:pPr>
         <w:ind w:left="360"/>
-      </w:pPr>
-      <w:r>
+        <w:rPr>
+          <w:rFonts w:ascii="Times New Roman" w:hAnsi="Times New Roman" w:cs="Times New Roman"/>
+        </w:rPr>
+      </w:pPr>
+      <w:r>
+        <w:rPr>
+          <w:rFonts w:ascii="Times New Roman" w:hAnsi="Times New Roman" w:cs="Times New Roman"/>
+        </w:rPr>
         <w:t xml:space="preserve">How to check the logs of git </w:t>
       </w:r>
     </w:p>
@@ -611,37 +1159,64 @@
           <w:ilvl w:val="0"/>
           <w:numId w:val="10"/>
         </w:numPr>
-      </w:pPr>
-      <w:r>
+        <w:rPr>
+          <w:rFonts w:ascii="Times New Roman" w:hAnsi="Times New Roman" w:cs="Times New Roman"/>
+        </w:rPr>
+      </w:pPr>
+      <w:r>
+        <w:rPr>
+          <w:rFonts w:ascii="Times New Roman" w:hAnsi="Times New Roman" w:cs="Times New Roman"/>
+        </w:rPr>
         <w:t>git log</w:t>
       </w:r>
     </w:p>
     <w:p>
       <w:pPr>
         <w:ind w:left="360"/>
-      </w:pPr>
-      <w:r>
+        <w:rPr>
+          <w:rFonts w:ascii="Times New Roman" w:hAnsi="Times New Roman" w:cs="Times New Roman"/>
+        </w:rPr>
+      </w:pPr>
+      <w:r>
+        <w:rPr>
+          <w:rFonts w:ascii="Times New Roman" w:hAnsi="Times New Roman" w:cs="Times New Roman"/>
+        </w:rPr>
         <w:t xml:space="preserve">Stage is very important it tells if add only one file with git add index.html then only this file history is saved </w:t>
       </w:r>
     </w:p>
     <w:p>
       <w:pPr>
         <w:ind w:left="360"/>
-      </w:pPr>
-      <w:r>
+        <w:rPr>
+          <w:rFonts w:ascii="Times New Roman" w:hAnsi="Times New Roman" w:cs="Times New Roman"/>
+        </w:rPr>
+      </w:pPr>
+      <w:r>
+        <w:rPr>
+          <w:rFonts w:ascii="Times New Roman" w:hAnsi="Times New Roman" w:cs="Times New Roman"/>
+        </w:rPr>
         <w:t>In logs you see the id and username and message and email.</w:t>
       </w:r>
     </w:p>
     <w:p>
       <w:pPr>
         <w:ind w:left="360"/>
+        <w:rPr>
+          <w:rFonts w:ascii="Times New Roman" w:hAnsi="Times New Roman" w:cs="Times New Roman"/>
+        </w:rPr>
       </w:pPr>
       <w:proofErr w:type="gramStart"/>
       <w:r>
+        <w:rPr>
+          <w:rFonts w:ascii="Times New Roman" w:hAnsi="Times New Roman" w:cs="Times New Roman"/>
+        </w:rPr>
         <w:t>Again</w:t>
       </w:r>
       <w:proofErr w:type="gramEnd"/>
       <w:r>
+        <w:rPr>
+          <w:rFonts w:ascii="Times New Roman" w:hAnsi="Times New Roman" w:cs="Times New Roman"/>
+        </w:rPr>
         <w:t xml:space="preserve"> repeating the whole steps </w:t>
       </w:r>
     </w:p>
@@ -652,37 +1227,64 @@
           <w:ilvl w:val="0"/>
           <w:numId w:val="11"/>
         </w:numPr>
-      </w:pPr>
-      <w:r>
+        <w:rPr>
+          <w:rFonts w:ascii="Times New Roman" w:hAnsi="Times New Roman" w:cs="Times New Roman"/>
+        </w:rPr>
+      </w:pPr>
+      <w:r>
+        <w:rPr>
+          <w:rFonts w:ascii="Times New Roman" w:hAnsi="Times New Roman" w:cs="Times New Roman"/>
+        </w:rPr>
         <w:t>git stats</w:t>
       </w:r>
     </w:p>
     <w:p>
       <w:pPr>
         <w:pStyle w:val="ListParagraph"/>
+        <w:rPr>
+          <w:rFonts w:ascii="Times New Roman" w:hAnsi="Times New Roman" w:cs="Times New Roman"/>
+        </w:rPr>
       </w:pPr>
       <w:proofErr w:type="gramStart"/>
       <w:r>
+        <w:rPr>
+          <w:rFonts w:ascii="Times New Roman" w:hAnsi="Times New Roman" w:cs="Times New Roman"/>
+        </w:rPr>
         <w:t>git</w:t>
       </w:r>
       <w:proofErr w:type="gramEnd"/>
       <w:r>
+        <w:rPr>
+          <w:rFonts w:ascii="Times New Roman" w:hAnsi="Times New Roman" w:cs="Times New Roman"/>
+        </w:rPr>
         <w:t xml:space="preserve"> </w:t>
       </w:r>
       <w:proofErr w:type="gramStart"/>
       <w:r>
+        <w:rPr>
+          <w:rFonts w:ascii="Times New Roman" w:hAnsi="Times New Roman" w:cs="Times New Roman"/>
+        </w:rPr>
         <w:t>modified it shows</w:t>
       </w:r>
       <w:proofErr w:type="gramEnd"/>
       <w:r>
+        <w:rPr>
+          <w:rFonts w:ascii="Times New Roman" w:hAnsi="Times New Roman" w:cs="Times New Roman"/>
+        </w:rPr>
         <w:t xml:space="preserve"> and if you want to see </w:t>
       </w:r>
       <w:proofErr w:type="gramStart"/>
       <w:r>
+        <w:rPr>
+          <w:rFonts w:ascii="Times New Roman" w:hAnsi="Times New Roman" w:cs="Times New Roman"/>
+        </w:rPr>
         <w:t>the which</w:t>
       </w:r>
       <w:proofErr w:type="gramEnd"/>
       <w:r>
+        <w:rPr>
+          <w:rFonts w:ascii="Times New Roman" w:hAnsi="Times New Roman" w:cs="Times New Roman"/>
+        </w:rPr>
         <w:t xml:space="preserve"> things are modified</w:t>
       </w:r>
     </w:p>
@@ -693,16 +1295,28 @@
           <w:ilvl w:val="0"/>
           <w:numId w:val="12"/>
         </w:numPr>
-      </w:pPr>
-      <w:r>
+        <w:rPr>
+          <w:rFonts w:ascii="Times New Roman" w:hAnsi="Times New Roman" w:cs="Times New Roman"/>
+        </w:rPr>
+      </w:pPr>
+      <w:r>
+        <w:rPr>
+          <w:rFonts w:ascii="Times New Roman" w:hAnsi="Times New Roman" w:cs="Times New Roman"/>
+        </w:rPr>
         <w:t>git diff</w:t>
       </w:r>
     </w:p>
     <w:p>
       <w:pPr>
         <w:ind w:left="360"/>
-      </w:pPr>
-      <w:r>
+        <w:rPr>
+          <w:rFonts w:ascii="Times New Roman" w:hAnsi="Times New Roman" w:cs="Times New Roman"/>
+        </w:rPr>
+      </w:pPr>
+      <w:r>
+        <w:rPr>
+          <w:rFonts w:ascii="Times New Roman" w:hAnsi="Times New Roman" w:cs="Times New Roman"/>
+        </w:rPr>
         <w:t xml:space="preserve">git diff command tells the present and old file difference </w:t>
       </w:r>
     </w:p>
@@ -713,8 +1327,14 @@
           <w:ilvl w:val="0"/>
           <w:numId w:val="11"/>
         </w:numPr>
-      </w:pPr>
-      <w:r>
+        <w:rPr>
+          <w:rFonts w:ascii="Times New Roman" w:hAnsi="Times New Roman" w:cs="Times New Roman"/>
+        </w:rPr>
+      </w:pPr>
+      <w:r>
+        <w:rPr>
+          <w:rFonts w:ascii="Times New Roman" w:hAnsi="Times New Roman" w:cs="Times New Roman"/>
+        </w:rPr>
         <w:t>git add index.html</w:t>
       </w:r>
     </w:p>
@@ -725,8 +1345,14 @@
           <w:ilvl w:val="0"/>
           <w:numId w:val="11"/>
         </w:numPr>
-      </w:pPr>
-      <w:r>
+        <w:rPr>
+          <w:rFonts w:ascii="Times New Roman" w:hAnsi="Times New Roman" w:cs="Times New Roman"/>
+        </w:rPr>
+      </w:pPr>
+      <w:r>
+        <w:rPr>
+          <w:rFonts w:ascii="Times New Roman" w:hAnsi="Times New Roman" w:cs="Times New Roman"/>
+        </w:rPr>
         <w:t>git status</w:t>
       </w:r>
     </w:p>
@@ -737,8 +1363,14 @@
           <w:ilvl w:val="0"/>
           <w:numId w:val="11"/>
         </w:numPr>
-      </w:pPr>
-      <w:r>
+        <w:rPr>
+          <w:rFonts w:ascii="Times New Roman" w:hAnsi="Times New Roman" w:cs="Times New Roman"/>
+        </w:rPr>
+      </w:pPr>
+      <w:r>
+        <w:rPr>
+          <w:rFonts w:ascii="Times New Roman" w:hAnsi="Times New Roman" w:cs="Times New Roman"/>
+        </w:rPr>
         <w:t>git add index.html</w:t>
       </w:r>
     </w:p>
@@ -749,30 +1381,62 @@
           <w:ilvl w:val="0"/>
           <w:numId w:val="11"/>
         </w:numPr>
-      </w:pPr>
-      <w:r>
+        <w:rPr>
+          <w:rFonts w:ascii="Times New Roman" w:hAnsi="Times New Roman" w:cs="Times New Roman"/>
+        </w:rPr>
+      </w:pPr>
+      <w:r>
+        <w:rPr>
+          <w:rFonts w:ascii="Times New Roman" w:hAnsi="Times New Roman" w:cs="Times New Roman"/>
+        </w:rPr>
         <w:t>git commit -m “this is v2”</w:t>
       </w:r>
     </w:p>
-    <w:p/>
-    <w:p>
-      <w:r>
+    <w:p>
+      <w:pPr>
+        <w:rPr>
+          <w:rFonts w:ascii="Times New Roman" w:hAnsi="Times New Roman" w:cs="Times New Roman"/>
+        </w:rPr>
+      </w:pPr>
+    </w:p>
+    <w:p>
+      <w:pPr>
+        <w:rPr>
+          <w:rFonts w:ascii="Times New Roman" w:hAnsi="Times New Roman" w:cs="Times New Roman"/>
+        </w:rPr>
+      </w:pPr>
+      <w:r>
+        <w:rPr>
+          <w:rFonts w:ascii="Times New Roman" w:hAnsi="Times New Roman" w:cs="Times New Roman"/>
+        </w:rPr>
         <w:t xml:space="preserve">To read the </w:t>
       </w:r>
       <w:proofErr w:type="gramStart"/>
       <w:r>
+        <w:rPr>
+          <w:rFonts w:ascii="Times New Roman" w:hAnsi="Times New Roman" w:cs="Times New Roman"/>
+        </w:rPr>
         <w:t>version first</w:t>
       </w:r>
       <w:proofErr w:type="gramEnd"/>
       <w:r>
+        <w:rPr>
+          <w:rFonts w:ascii="Times New Roman" w:hAnsi="Times New Roman" w:cs="Times New Roman"/>
+        </w:rPr>
         <w:t xml:space="preserve"> </w:t>
       </w:r>
       <w:proofErr w:type="spellStart"/>
       <w:r>
+        <w:rPr>
+          <w:rFonts w:ascii="Times New Roman" w:hAnsi="Times New Roman" w:cs="Times New Roman"/>
+        </w:rPr>
         <w:t>first</w:t>
       </w:r>
       <w:proofErr w:type="spellEnd"/>
       <w:r>
+        <w:rPr>
+          <w:rFonts w:ascii="Times New Roman" w:hAnsi="Times New Roman" w:cs="Times New Roman"/>
+        </w:rPr>
         <w:t xml:space="preserve"> we had to copy the id of that commit and then write the following command</w:t>
       </w:r>
     </w:p>
@@ -783,20 +1447,35 @@
           <w:ilvl w:val="0"/>
           <w:numId w:val="13"/>
         </w:numPr>
-      </w:pPr>
-      <w:r>
+        <w:rPr>
+          <w:rFonts w:ascii="Times New Roman" w:hAnsi="Times New Roman" w:cs="Times New Roman"/>
+        </w:rPr>
+      </w:pPr>
+      <w:r>
+        <w:rPr>
+          <w:rFonts w:ascii="Times New Roman" w:hAnsi="Times New Roman" w:cs="Times New Roman"/>
+        </w:rPr>
         <w:t xml:space="preserve">git show </w:t>
       </w:r>
       <w:proofErr w:type="spellStart"/>
       <w:r>
+        <w:rPr>
+          <w:rFonts w:ascii="Times New Roman" w:hAnsi="Times New Roman" w:cs="Times New Roman"/>
+        </w:rPr>
         <w:t>commit_</w:t>
       </w:r>
       <w:proofErr w:type="gramStart"/>
       <w:r>
+        <w:rPr>
+          <w:rFonts w:ascii="Times New Roman" w:hAnsi="Times New Roman" w:cs="Times New Roman"/>
+        </w:rPr>
         <w:t>id:file</w:t>
       </w:r>
       <w:proofErr w:type="gramEnd"/>
       <w:r>
+        <w:rPr>
+          <w:rFonts w:ascii="Times New Roman" w:hAnsi="Times New Roman" w:cs="Times New Roman"/>
+        </w:rPr>
         <w:t>_path</w:t>
       </w:r>
       <w:proofErr w:type="spellEnd"/>
@@ -804,48 +1483,90 @@
     <w:p>
       <w:pPr>
         <w:pStyle w:val="ListParagraph"/>
-      </w:pPr>
-      <w:r>
-        <w:t xml:space="preserve">git show </w:t>
-      </w:r>
-      <w:r>
-        <w:t>08bf1fe686d6a8813ee54b622a80c72e74f</w:t>
+        <w:rPr>
+          <w:rFonts w:ascii="Times New Roman" w:hAnsi="Times New Roman" w:cs="Times New Roman"/>
+        </w:rPr>
+      </w:pPr>
+      <w:r>
+        <w:rPr>
+          <w:rFonts w:ascii="Times New Roman" w:hAnsi="Times New Roman" w:cs="Times New Roman"/>
+        </w:rPr>
+        <w:t>git show 08bf1fe686d6a8813ee54b622a80c72e74f</w:t>
       </w:r>
       <w:proofErr w:type="gramStart"/>
       <w:r>
-        <w:t>60601</w:t>
-      </w:r>
-      <w:r>
-        <w:t>:index.html</w:t>
+        <w:rPr>
+          <w:rFonts w:ascii="Times New Roman" w:hAnsi="Times New Roman" w:cs="Times New Roman"/>
+        </w:rPr>
+        <w:t>60601:index.html</w:t>
       </w:r>
       <w:proofErr w:type="gramEnd"/>
     </w:p>
-    <w:p/>
-    <w:p/>
-    <w:p>
-      <w:r>
-        <w:lastRenderedPageBreak/>
+    <w:p>
+      <w:pPr>
+        <w:rPr>
+          <w:rFonts w:ascii="Times New Roman" w:hAnsi="Times New Roman" w:cs="Times New Roman"/>
+        </w:rPr>
+      </w:pPr>
+    </w:p>
+    <w:p>
+      <w:pPr>
+        <w:rPr>
+          <w:rFonts w:ascii="Times New Roman" w:hAnsi="Times New Roman" w:cs="Times New Roman"/>
+        </w:rPr>
+      </w:pPr>
+    </w:p>
+    <w:p>
+      <w:pPr>
+        <w:rPr>
+          <w:rFonts w:ascii="Times New Roman" w:hAnsi="Times New Roman" w:cs="Times New Roman"/>
+        </w:rPr>
+      </w:pPr>
+      <w:r>
+        <w:rPr>
+          <w:rFonts w:ascii="Times New Roman" w:hAnsi="Times New Roman" w:cs="Times New Roman"/>
+        </w:rPr>
         <w:t>Get Old version with Git Checkout</w:t>
       </w:r>
     </w:p>
     <w:p>
-      <w:r>
+      <w:pPr>
+        <w:rPr>
+          <w:rFonts w:ascii="Times New Roman" w:hAnsi="Times New Roman" w:cs="Times New Roman"/>
+        </w:rPr>
+      </w:pPr>
+      <w:r>
+        <w:rPr>
+          <w:rFonts w:ascii="Times New Roman" w:hAnsi="Times New Roman" w:cs="Times New Roman"/>
+        </w:rPr>
         <w:t xml:space="preserve">If we have multiple files in it can’t be done with git show command and we face difficulty </w:t>
       </w:r>
       <w:proofErr w:type="gramStart"/>
       <w:r>
+        <w:rPr>
+          <w:rFonts w:ascii="Times New Roman" w:hAnsi="Times New Roman" w:cs="Times New Roman"/>
+        </w:rPr>
         <w:t>to see</w:t>
       </w:r>
       <w:proofErr w:type="gramEnd"/>
       <w:r>
+        <w:rPr>
+          <w:rFonts w:ascii="Times New Roman" w:hAnsi="Times New Roman" w:cs="Times New Roman"/>
+        </w:rPr>
         <w:t xml:space="preserve"> in the command </w:t>
       </w:r>
       <w:proofErr w:type="gramStart"/>
       <w:r>
+        <w:rPr>
+          <w:rFonts w:ascii="Times New Roman" w:hAnsi="Times New Roman" w:cs="Times New Roman"/>
+        </w:rPr>
         <w:t>prompt  se</w:t>
       </w:r>
       <w:proofErr w:type="gramEnd"/>
       <w:r>
+        <w:rPr>
+          <w:rFonts w:ascii="Times New Roman" w:hAnsi="Times New Roman" w:cs="Times New Roman"/>
+        </w:rPr>
         <w:t xml:space="preserve"> we use git checkout to make direct changes in the vs code.</w:t>
       </w:r>
     </w:p>
@@ -856,79 +1577,2212 @@
           <w:ilvl w:val="0"/>
           <w:numId w:val="14"/>
         </w:numPr>
-      </w:pPr>
-      <w:r>
+        <w:rPr>
+          <w:rFonts w:ascii="Times New Roman" w:hAnsi="Times New Roman" w:cs="Times New Roman"/>
+        </w:rPr>
+      </w:pPr>
+      <w:r>
+        <w:rPr>
+          <w:rFonts w:ascii="Times New Roman" w:hAnsi="Times New Roman" w:cs="Times New Roman"/>
+        </w:rPr>
         <w:t xml:space="preserve">git checkout </w:t>
       </w:r>
       <w:proofErr w:type="spellStart"/>
       <w:r>
+        <w:rPr>
+          <w:rFonts w:ascii="Times New Roman" w:hAnsi="Times New Roman" w:cs="Times New Roman"/>
+        </w:rPr>
         <w:t>uses_id</w:t>
       </w:r>
       <w:proofErr w:type="spellEnd"/>
       <w:r>
+        <w:rPr>
+          <w:rFonts w:ascii="Times New Roman" w:hAnsi="Times New Roman" w:cs="Times New Roman"/>
+        </w:rPr>
         <w:t xml:space="preserve"> – </w:t>
       </w:r>
       <w:proofErr w:type="spellStart"/>
       <w:r>
+        <w:rPr>
+          <w:rFonts w:ascii="Times New Roman" w:hAnsi="Times New Roman" w:cs="Times New Roman"/>
+        </w:rPr>
         <w:t>file_path</w:t>
       </w:r>
       <w:proofErr w:type="spellEnd"/>
       <w:r>
+        <w:rPr>
+          <w:rFonts w:ascii="Times New Roman" w:hAnsi="Times New Roman" w:cs="Times New Roman"/>
+        </w:rPr>
         <w:t xml:space="preserve"> or star for all files</w:t>
       </w:r>
     </w:p>
     <w:p>
       <w:pPr>
         <w:pStyle w:val="ListParagraph"/>
-      </w:pPr>
-      <w:r>
-        <w:t xml:space="preserve">git checkout </w:t>
-      </w:r>
-      <w:r>
-        <w:t>97f599153f04b857f6a97eb02f1df47232eff8de</w:t>
-      </w:r>
-      <w:r>
-        <w:t xml:space="preserve"> -- *</w:t>
+        <w:rPr>
+          <w:rFonts w:ascii="Times New Roman" w:hAnsi="Times New Roman" w:cs="Times New Roman"/>
+        </w:rPr>
+      </w:pPr>
+      <w:r>
+        <w:rPr>
+          <w:rFonts w:ascii="Times New Roman" w:hAnsi="Times New Roman" w:cs="Times New Roman"/>
+        </w:rPr>
+        <w:t>git checkout 97f599153f04b857f6a97eb02f1df47232eff8de -- *</w:t>
       </w:r>
     </w:p>
     <w:p>
       <w:pPr>
         <w:pStyle w:val="ListParagraph"/>
+        <w:rPr>
+          <w:rFonts w:ascii="Times New Roman" w:hAnsi="Times New Roman" w:cs="Times New Roman"/>
+        </w:rPr>
       </w:pPr>
       <w:proofErr w:type="gramStart"/>
       <w:r>
+        <w:rPr>
+          <w:rFonts w:ascii="Times New Roman" w:hAnsi="Times New Roman" w:cs="Times New Roman"/>
+        </w:rPr>
         <w:t>git  checkout</w:t>
       </w:r>
       <w:proofErr w:type="gramEnd"/>
       <w:r>
+        <w:rPr>
+          <w:rFonts w:ascii="Times New Roman" w:hAnsi="Times New Roman" w:cs="Times New Roman"/>
+        </w:rPr>
+        <w:t xml:space="preserve"> 97f599153f04b857f6a97eb02f1df47232eff8de – index.html</w:t>
+      </w:r>
+    </w:p>
+    <w:p>
+      <w:pPr>
+        <w:rPr>
+          <w:rFonts w:ascii="Times New Roman" w:hAnsi="Times New Roman" w:cs="Times New Roman"/>
+        </w:rPr>
+      </w:pPr>
+      <w:r>
+        <w:rPr>
+          <w:rFonts w:ascii="Times New Roman" w:hAnsi="Times New Roman" w:cs="Times New Roman"/>
+        </w:rPr>
+        <w:lastRenderedPageBreak/>
+        <w:t xml:space="preserve">Once you have </w:t>
+      </w:r>
+      <w:proofErr w:type="gramStart"/>
+      <w:r>
+        <w:rPr>
+          <w:rFonts w:ascii="Times New Roman" w:hAnsi="Times New Roman" w:cs="Times New Roman"/>
+        </w:rPr>
+        <w:t>check</w:t>
+      </w:r>
+      <w:proofErr w:type="gramEnd"/>
+      <w:r>
+        <w:rPr>
+          <w:rFonts w:ascii="Times New Roman" w:hAnsi="Times New Roman" w:cs="Times New Roman"/>
+        </w:rPr>
+        <w:t xml:space="preserve"> all your previous </w:t>
+      </w:r>
+      <w:proofErr w:type="gramStart"/>
+      <w:r>
+        <w:rPr>
+          <w:rFonts w:ascii="Times New Roman" w:hAnsi="Times New Roman" w:cs="Times New Roman"/>
+        </w:rPr>
+        <w:t>files</w:t>
+      </w:r>
+      <w:proofErr w:type="gramEnd"/>
+      <w:r>
+        <w:rPr>
+          <w:rFonts w:ascii="Times New Roman" w:hAnsi="Times New Roman" w:cs="Times New Roman"/>
+        </w:rPr>
         <w:t xml:space="preserve"> </w:t>
       </w:r>
-      <w:r>
-        <w:t>97f599153f04b857f6a97eb02f1df47232eff8de</w:t>
-      </w:r>
-      <w:r>
-        <w:t xml:space="preserve"> – index.html</w:t>
-      </w:r>
-    </w:p>
-    <w:p/>
+      <w:proofErr w:type="gramStart"/>
+      <w:r>
+        <w:rPr>
+          <w:rFonts w:ascii="Times New Roman" w:hAnsi="Times New Roman" w:cs="Times New Roman"/>
+        </w:rPr>
+        <w:t>git</w:t>
+      </w:r>
+      <w:proofErr w:type="gramEnd"/>
+      <w:r>
+        <w:rPr>
+          <w:rFonts w:ascii="Times New Roman" w:hAnsi="Times New Roman" w:cs="Times New Roman"/>
+        </w:rPr>
+        <w:t xml:space="preserve"> show and </w:t>
+      </w:r>
+      <w:proofErr w:type="gramStart"/>
+      <w:r>
+        <w:rPr>
+          <w:rFonts w:ascii="Times New Roman" w:hAnsi="Times New Roman" w:cs="Times New Roman"/>
+        </w:rPr>
+        <w:t>git</w:t>
+      </w:r>
+      <w:proofErr w:type="gramEnd"/>
+      <w:r>
+        <w:rPr>
+          <w:rFonts w:ascii="Times New Roman" w:hAnsi="Times New Roman" w:cs="Times New Roman"/>
+        </w:rPr>
+        <w:t xml:space="preserve"> checkout after that you want the latest file you need to type that command</w:t>
+      </w:r>
+    </w:p>
     <w:p>
       <w:pPr>
         <w:pStyle w:val="ListParagraph"/>
-      </w:pPr>
+        <w:numPr>
+          <w:ilvl w:val="0"/>
+          <w:numId w:val="15"/>
+        </w:numPr>
+        <w:rPr>
+          <w:rFonts w:ascii="Times New Roman" w:hAnsi="Times New Roman" w:cs="Times New Roman"/>
+        </w:rPr>
+      </w:pPr>
+      <w:proofErr w:type="gramStart"/>
+      <w:r>
+        <w:rPr>
+          <w:rFonts w:ascii="Times New Roman" w:hAnsi="Times New Roman" w:cs="Times New Roman"/>
+        </w:rPr>
+        <w:t>git</w:t>
+      </w:r>
+      <w:proofErr w:type="gramEnd"/>
+      <w:r>
+        <w:rPr>
+          <w:rFonts w:ascii="Times New Roman" w:hAnsi="Times New Roman" w:cs="Times New Roman"/>
+        </w:rPr>
+        <w:t xml:space="preserve"> checkout master -- *  </w:t>
+      </w:r>
+    </w:p>
+    <w:p>
+      <w:pPr>
+        <w:pStyle w:val="ListParagraph"/>
+        <w:numPr>
+          <w:ilvl w:val="0"/>
+          <w:numId w:val="15"/>
+        </w:numPr>
+        <w:rPr>
+          <w:rFonts w:ascii="Times New Roman" w:hAnsi="Times New Roman" w:cs="Times New Roman"/>
+        </w:rPr>
+      </w:pPr>
+      <w:r>
+        <w:rPr>
+          <w:rFonts w:ascii="Times New Roman" w:hAnsi="Times New Roman" w:cs="Times New Roman"/>
+        </w:rPr>
+        <w:t>git status</w:t>
+      </w:r>
+    </w:p>
+    <w:p>
+      <w:pPr>
+        <w:rPr>
+          <w:rFonts w:ascii="Times New Roman" w:hAnsi="Times New Roman" w:cs="Times New Roman"/>
+        </w:rPr>
+      </w:pPr>
+      <w:r>
+        <w:rPr>
+          <w:rFonts w:ascii="Times New Roman" w:hAnsi="Times New Roman" w:cs="Times New Roman"/>
+        </w:rPr>
+        <w:t>Working with Git Restore</w:t>
+      </w:r>
+    </w:p>
+    <w:p>
+      <w:pPr>
+        <w:rPr>
+          <w:rFonts w:ascii="Times New Roman" w:hAnsi="Times New Roman" w:cs="Times New Roman"/>
+        </w:rPr>
+      </w:pPr>
+      <w:r>
+        <w:rPr>
+          <w:rFonts w:ascii="Times New Roman" w:hAnsi="Times New Roman" w:cs="Times New Roman"/>
+        </w:rPr>
+        <w:t xml:space="preserve">When you write something by mistake and every </w:t>
+      </w:r>
+      <w:proofErr w:type="gramStart"/>
+      <w:r>
+        <w:rPr>
+          <w:rFonts w:ascii="Times New Roman" w:hAnsi="Times New Roman" w:cs="Times New Roman"/>
+        </w:rPr>
+        <w:t>changes</w:t>
+      </w:r>
+      <w:proofErr w:type="gramEnd"/>
+      <w:r>
+        <w:rPr>
+          <w:rFonts w:ascii="Times New Roman" w:hAnsi="Times New Roman" w:cs="Times New Roman"/>
+        </w:rPr>
+        <w:t xml:space="preserve"> is present in the file   save it</w:t>
+      </w:r>
+    </w:p>
+    <w:p>
+      <w:pPr>
+        <w:rPr>
+          <w:rFonts w:ascii="Times New Roman" w:hAnsi="Times New Roman" w:cs="Times New Roman"/>
+        </w:rPr>
+      </w:pPr>
+      <w:r>
+        <w:rPr>
+          <w:rFonts w:ascii="Times New Roman" w:hAnsi="Times New Roman" w:cs="Times New Roman"/>
+        </w:rPr>
+        <w:t>Case1: To undo changes, get the last successful change.</w:t>
+      </w:r>
+    </w:p>
+    <w:p>
+      <w:pPr>
+        <w:pStyle w:val="ListParagraph"/>
+        <w:numPr>
+          <w:ilvl w:val="0"/>
+          <w:numId w:val="16"/>
+        </w:numPr>
+        <w:rPr>
+          <w:rFonts w:ascii="Times New Roman" w:hAnsi="Times New Roman" w:cs="Times New Roman"/>
+        </w:rPr>
+      </w:pPr>
+      <w:proofErr w:type="gramStart"/>
+      <w:r>
+        <w:rPr>
+          <w:rFonts w:ascii="Times New Roman" w:hAnsi="Times New Roman" w:cs="Times New Roman"/>
+        </w:rPr>
+        <w:t>git</w:t>
+      </w:r>
+      <w:proofErr w:type="gramEnd"/>
+      <w:r>
+        <w:rPr>
+          <w:rFonts w:ascii="Times New Roman" w:hAnsi="Times New Roman" w:cs="Times New Roman"/>
+        </w:rPr>
+        <w:t xml:space="preserve"> </w:t>
+      </w:r>
+      <w:proofErr w:type="gramStart"/>
+      <w:r>
+        <w:rPr>
+          <w:rFonts w:ascii="Times New Roman" w:hAnsi="Times New Roman" w:cs="Times New Roman"/>
+        </w:rPr>
+        <w:t>restore .</w:t>
+      </w:r>
+      <w:proofErr w:type="gramEnd"/>
+      <w:r>
+        <w:rPr>
+          <w:rFonts w:ascii="Times New Roman" w:hAnsi="Times New Roman" w:cs="Times New Roman"/>
+        </w:rPr>
+        <w:t xml:space="preserve">                  </w:t>
+      </w:r>
+      <w:r>
+        <w:rPr>
+          <w:rFonts w:ascii="Times New Roman" w:hAnsi="Times New Roman" w:cs="Times New Roman"/>
+        </w:rPr>
+        <w:t xml:space="preserve"> or filename (. Means all files)</w:t>
+      </w:r>
+    </w:p>
+    <w:p>
+      <w:pPr>
+        <w:rPr>
+          <w:rFonts w:ascii="Times New Roman" w:hAnsi="Times New Roman" w:cs="Times New Roman"/>
+        </w:rPr>
+      </w:pPr>
+      <w:r>
+        <w:rPr>
+          <w:rFonts w:ascii="Times New Roman" w:hAnsi="Times New Roman" w:cs="Times New Roman"/>
+        </w:rPr>
+        <w:t xml:space="preserve">Case 2: If we </w:t>
+      </w:r>
+      <w:proofErr w:type="gramStart"/>
+      <w:r>
+        <w:rPr>
+          <w:rFonts w:ascii="Times New Roman" w:hAnsi="Times New Roman" w:cs="Times New Roman"/>
+        </w:rPr>
+        <w:t>added</w:t>
+      </w:r>
+      <w:proofErr w:type="gramEnd"/>
+      <w:r>
+        <w:rPr>
+          <w:rFonts w:ascii="Times New Roman" w:hAnsi="Times New Roman" w:cs="Times New Roman"/>
+        </w:rPr>
+        <w:t xml:space="preserve"> the changes using git add </w:t>
+      </w:r>
+      <w:proofErr w:type="gramStart"/>
+      <w:r>
+        <w:rPr>
+          <w:rFonts w:ascii="Times New Roman" w:hAnsi="Times New Roman" w:cs="Times New Roman"/>
+        </w:rPr>
+        <w:t>then..</w:t>
+      </w:r>
+      <w:proofErr w:type="gramEnd"/>
+    </w:p>
+    <w:p>
+      <w:pPr>
+        <w:pStyle w:val="ListParagraph"/>
+        <w:numPr>
+          <w:ilvl w:val="0"/>
+          <w:numId w:val="17"/>
+        </w:numPr>
+        <w:rPr>
+          <w:rFonts w:ascii="Times New Roman" w:hAnsi="Times New Roman" w:cs="Times New Roman"/>
+        </w:rPr>
+      </w:pPr>
+      <w:proofErr w:type="gramStart"/>
+      <w:r>
+        <w:rPr>
+          <w:rFonts w:ascii="Times New Roman" w:hAnsi="Times New Roman" w:cs="Times New Roman"/>
+        </w:rPr>
+        <w:t>git</w:t>
+      </w:r>
+      <w:proofErr w:type="gramEnd"/>
+      <w:r>
+        <w:rPr>
+          <w:rFonts w:ascii="Times New Roman" w:hAnsi="Times New Roman" w:cs="Times New Roman"/>
+        </w:rPr>
+        <w:t xml:space="preserve"> restore –staged &lt;</w:t>
+      </w:r>
+      <w:proofErr w:type="spellStart"/>
+      <w:r>
+        <w:rPr>
+          <w:rFonts w:ascii="Times New Roman" w:hAnsi="Times New Roman" w:cs="Times New Roman"/>
+        </w:rPr>
+        <w:t>file_path</w:t>
+      </w:r>
+      <w:proofErr w:type="spellEnd"/>
+      <w:r>
+        <w:rPr>
+          <w:rFonts w:ascii="Times New Roman" w:hAnsi="Times New Roman" w:cs="Times New Roman"/>
+        </w:rPr>
+        <w:t xml:space="preserve">&gt; To </w:t>
+      </w:r>
+      <w:proofErr w:type="spellStart"/>
+      <w:r>
+        <w:rPr>
+          <w:rFonts w:ascii="Times New Roman" w:hAnsi="Times New Roman" w:cs="Times New Roman"/>
+        </w:rPr>
+        <w:t>unstage</w:t>
+      </w:r>
+      <w:proofErr w:type="spellEnd"/>
+    </w:p>
+    <w:p>
+      <w:pPr>
+        <w:pStyle w:val="ListParagraph"/>
+        <w:numPr>
+          <w:ilvl w:val="0"/>
+          <w:numId w:val="17"/>
+        </w:numPr>
+        <w:rPr>
+          <w:rFonts w:ascii="Times New Roman" w:hAnsi="Times New Roman" w:cs="Times New Roman"/>
+        </w:rPr>
+      </w:pPr>
+      <w:r>
+        <w:rPr>
+          <w:rFonts w:ascii="Times New Roman" w:hAnsi="Times New Roman" w:cs="Times New Roman"/>
+        </w:rPr>
+        <w:t>git diff --cached</w:t>
+      </w:r>
+    </w:p>
+    <w:p>
+      <w:pPr>
+        <w:pStyle w:val="ListParagraph"/>
+        <w:numPr>
+          <w:ilvl w:val="0"/>
+          <w:numId w:val="17"/>
+        </w:numPr>
+        <w:rPr>
+          <w:rFonts w:ascii="Times New Roman" w:hAnsi="Times New Roman" w:cs="Times New Roman"/>
+        </w:rPr>
+      </w:pPr>
+      <w:proofErr w:type="gramStart"/>
+      <w:r>
+        <w:rPr>
+          <w:rFonts w:ascii="Times New Roman" w:hAnsi="Times New Roman" w:cs="Times New Roman"/>
+        </w:rPr>
+        <w:t>git</w:t>
+      </w:r>
+      <w:proofErr w:type="gramEnd"/>
+      <w:r>
+        <w:rPr>
+          <w:rFonts w:ascii="Times New Roman" w:hAnsi="Times New Roman" w:cs="Times New Roman"/>
+        </w:rPr>
+        <w:t xml:space="preserve"> restore </w:t>
+      </w:r>
+      <w:r>
+        <w:rPr>
+          <w:rFonts w:ascii="Times New Roman" w:hAnsi="Times New Roman" w:cs="Times New Roman"/>
+        </w:rPr>
+        <w:t>–</w:t>
+      </w:r>
+      <w:proofErr w:type="gramStart"/>
+      <w:r>
+        <w:rPr>
+          <w:rFonts w:ascii="Times New Roman" w:hAnsi="Times New Roman" w:cs="Times New Roman"/>
+        </w:rPr>
+        <w:t>staged .</w:t>
+      </w:r>
+      <w:proofErr w:type="gramEnd"/>
+      <w:r>
+        <w:rPr>
+          <w:rFonts w:ascii="Times New Roman" w:hAnsi="Times New Roman" w:cs="Times New Roman"/>
+        </w:rPr>
+        <w:t xml:space="preserve">       </w:t>
+      </w:r>
+      <w:r>
+        <w:rPr>
+          <w:rFonts w:ascii="Times New Roman" w:hAnsi="Times New Roman" w:cs="Times New Roman"/>
+        </w:rPr>
+        <w:t>&lt;</w:t>
+      </w:r>
+      <w:proofErr w:type="spellStart"/>
+      <w:r>
+        <w:rPr>
+          <w:rFonts w:ascii="Times New Roman" w:hAnsi="Times New Roman" w:cs="Times New Roman"/>
+        </w:rPr>
+        <w:t>file_path</w:t>
+      </w:r>
+      <w:proofErr w:type="spellEnd"/>
+      <w:r>
+        <w:rPr>
+          <w:rFonts w:ascii="Times New Roman" w:hAnsi="Times New Roman" w:cs="Times New Roman"/>
+        </w:rPr>
+        <w:t>&gt; to discard changes in the working directory</w:t>
+      </w:r>
+    </w:p>
+    <w:p>
+      <w:pPr>
+        <w:pStyle w:val="ListParagraph"/>
+        <w:numPr>
+          <w:ilvl w:val="0"/>
+          <w:numId w:val="17"/>
+        </w:numPr>
+        <w:rPr>
+          <w:rFonts w:ascii="Times New Roman" w:hAnsi="Times New Roman" w:cs="Times New Roman"/>
+        </w:rPr>
+      </w:pPr>
+      <w:proofErr w:type="gramStart"/>
+      <w:r>
+        <w:rPr>
+          <w:rFonts w:ascii="Times New Roman" w:hAnsi="Times New Roman" w:cs="Times New Roman"/>
+        </w:rPr>
+        <w:t>git</w:t>
+      </w:r>
+      <w:proofErr w:type="gramEnd"/>
+      <w:r>
+        <w:rPr>
+          <w:rFonts w:ascii="Times New Roman" w:hAnsi="Times New Roman" w:cs="Times New Roman"/>
+        </w:rPr>
+        <w:t xml:space="preserve"> </w:t>
+      </w:r>
+      <w:proofErr w:type="gramStart"/>
+      <w:r>
+        <w:rPr>
+          <w:rFonts w:ascii="Times New Roman" w:hAnsi="Times New Roman" w:cs="Times New Roman"/>
+        </w:rPr>
+        <w:t>restore .</w:t>
+      </w:r>
+      <w:proofErr w:type="gramEnd"/>
+      <w:r>
+        <w:rPr>
+          <w:rFonts w:ascii="Times New Roman" w:hAnsi="Times New Roman" w:cs="Times New Roman"/>
+        </w:rPr>
+        <w:t xml:space="preserve"> </w:t>
+      </w:r>
     </w:p>
     <w:p>
       <w:pPr>
         <w:ind w:left="360"/>
-      </w:pPr>
+        <w:rPr>
+          <w:rFonts w:ascii="Times New Roman" w:hAnsi="Times New Roman" w:cs="Times New Roman"/>
+        </w:rPr>
+      </w:pPr>
+      <w:r>
+        <w:rPr>
+          <w:rFonts w:ascii="Times New Roman" w:hAnsi="Times New Roman" w:cs="Times New Roman"/>
+        </w:rPr>
+        <w:t xml:space="preserve">Negative Cases </w:t>
+      </w:r>
+    </w:p>
+    <w:p>
+      <w:pPr>
+        <w:rPr>
+          <w:rFonts w:ascii="Times New Roman" w:hAnsi="Times New Roman" w:cs="Times New Roman"/>
+        </w:rPr>
+      </w:pPr>
+      <w:r>
+        <w:rPr>
+          <w:rFonts w:ascii="Times New Roman" w:hAnsi="Times New Roman" w:cs="Times New Roman"/>
+        </w:rPr>
+        <w:t>Case 3</w:t>
+      </w:r>
     </w:p>
     <w:p>
       <w:pPr>
         <w:ind w:left="360"/>
-      </w:pPr>
+        <w:rPr>
+          <w:rFonts w:ascii="Times New Roman" w:hAnsi="Times New Roman" w:cs="Times New Roman"/>
+        </w:rPr>
+      </w:pPr>
+      <w:r>
+        <w:rPr>
+          <w:rFonts w:ascii="Times New Roman" w:hAnsi="Times New Roman" w:cs="Times New Roman"/>
+        </w:rPr>
+        <w:tab/>
+        <w:t xml:space="preserve">Added changes to staging </w:t>
+      </w:r>
+      <w:proofErr w:type="gramStart"/>
+      <w:r>
+        <w:rPr>
+          <w:rFonts w:ascii="Times New Roman" w:hAnsi="Times New Roman" w:cs="Times New Roman"/>
+        </w:rPr>
+        <w:t>area(</w:t>
+      </w:r>
+      <w:proofErr w:type="gramEnd"/>
+      <w:r>
+        <w:rPr>
+          <w:rFonts w:ascii="Times New Roman" w:hAnsi="Times New Roman" w:cs="Times New Roman"/>
+        </w:rPr>
+        <w:t>didn’t commit) after this added more changes to file.</w:t>
+      </w:r>
     </w:p>
     <w:p>
       <w:pPr>
         <w:ind w:left="360"/>
+        <w:rPr>
+          <w:rFonts w:ascii="Times New Roman" w:hAnsi="Times New Roman" w:cs="Times New Roman"/>
+        </w:rPr>
+      </w:pPr>
+      <w:r>
+        <w:rPr>
+          <w:rFonts w:ascii="Times New Roman" w:hAnsi="Times New Roman" w:cs="Times New Roman"/>
+        </w:rPr>
+        <w:t xml:space="preserve">// To get the staged changes directly </w:t>
+      </w:r>
+      <w:r>
+        <w:rPr>
+          <w:rFonts w:ascii="Times New Roman" w:hAnsi="Times New Roman" w:cs="Times New Roman"/>
+        </w:rPr>
+        <w:t>remove the changes that we have made by mistake.</w:t>
+      </w:r>
+    </w:p>
+    <w:p>
+      <w:pPr>
+        <w:pStyle w:val="ListParagraph"/>
+        <w:numPr>
+          <w:ilvl w:val="0"/>
+          <w:numId w:val="18"/>
+        </w:numPr>
+        <w:rPr>
+          <w:rFonts w:ascii="Times New Roman" w:hAnsi="Times New Roman" w:cs="Times New Roman"/>
+        </w:rPr>
+      </w:pPr>
+      <w:proofErr w:type="gramStart"/>
+      <w:r>
+        <w:rPr>
+          <w:rFonts w:ascii="Times New Roman" w:hAnsi="Times New Roman" w:cs="Times New Roman"/>
+        </w:rPr>
+        <w:t>git</w:t>
+      </w:r>
+      <w:proofErr w:type="gramEnd"/>
+      <w:r>
+        <w:rPr>
+          <w:rFonts w:ascii="Times New Roman" w:hAnsi="Times New Roman" w:cs="Times New Roman"/>
+        </w:rPr>
+        <w:t xml:space="preserve"> restore –</w:t>
+      </w:r>
+      <w:proofErr w:type="spellStart"/>
+      <w:r>
+        <w:rPr>
+          <w:rFonts w:ascii="Times New Roman" w:hAnsi="Times New Roman" w:cs="Times New Roman"/>
+        </w:rPr>
+        <w:t>worktree</w:t>
+      </w:r>
+      <w:proofErr w:type="spellEnd"/>
+      <w:r>
+        <w:rPr>
+          <w:rFonts w:ascii="Times New Roman" w:hAnsi="Times New Roman" w:cs="Times New Roman"/>
+        </w:rPr>
+        <w:t xml:space="preserve"> index.html</w:t>
+      </w:r>
+    </w:p>
+    <w:p>
+      <w:pPr>
+        <w:rPr>
+          <w:rFonts w:ascii="Times New Roman" w:hAnsi="Times New Roman" w:cs="Times New Roman"/>
+        </w:rPr>
+      </w:pPr>
+      <w:r>
+        <w:rPr>
+          <w:rFonts w:ascii="Times New Roman" w:hAnsi="Times New Roman" w:cs="Times New Roman"/>
+        </w:rPr>
+        <w:t>Case 4</w:t>
+      </w:r>
+    </w:p>
+    <w:p>
+      <w:pPr>
+        <w:rPr>
+          <w:rFonts w:ascii="Times New Roman" w:hAnsi="Times New Roman" w:cs="Times New Roman"/>
+        </w:rPr>
+      </w:pPr>
+      <w:r>
+        <w:rPr>
+          <w:rFonts w:ascii="Times New Roman" w:hAnsi="Times New Roman" w:cs="Times New Roman"/>
+        </w:rPr>
+        <w:t xml:space="preserve">After the commit to reset this </w:t>
+      </w:r>
+    </w:p>
+    <w:p>
+      <w:pPr>
+        <w:pStyle w:val="ListParagraph"/>
+        <w:numPr>
+          <w:ilvl w:val="0"/>
+          <w:numId w:val="19"/>
+        </w:numPr>
+        <w:rPr>
+          <w:rFonts w:ascii="Times New Roman" w:hAnsi="Times New Roman" w:cs="Times New Roman"/>
+        </w:rPr>
+      </w:pPr>
+      <w:r>
+        <w:rPr>
+          <w:rFonts w:ascii="Times New Roman" w:hAnsi="Times New Roman" w:cs="Times New Roman"/>
+        </w:rPr>
+        <w:t>git reset –soft HEAD^ (uncommit and keep the changes)</w:t>
+      </w:r>
+    </w:p>
+    <w:p>
+      <w:pPr>
+        <w:pStyle w:val="ListParagraph"/>
+        <w:numPr>
+          <w:ilvl w:val="0"/>
+          <w:numId w:val="19"/>
+        </w:numPr>
+        <w:rPr>
+          <w:rFonts w:ascii="Times New Roman" w:hAnsi="Times New Roman" w:cs="Times New Roman"/>
+        </w:rPr>
+      </w:pPr>
+      <w:r>
+        <w:rPr>
+          <w:rFonts w:ascii="Times New Roman" w:hAnsi="Times New Roman" w:cs="Times New Roman"/>
+        </w:rPr>
+        <w:t>git reset –hard HEAD^ (uncommit and discard the changes)</w:t>
+      </w:r>
+    </w:p>
+    <w:p>
+      <w:pPr>
+        <w:rPr>
+          <w:rFonts w:ascii="Times New Roman" w:hAnsi="Times New Roman" w:cs="Times New Roman"/>
+        </w:rPr>
+      </w:pPr>
+      <w:r>
+        <w:rPr>
+          <w:rFonts w:ascii="Times New Roman" w:hAnsi="Times New Roman" w:cs="Times New Roman"/>
+        </w:rPr>
+        <w:t>Tips for Git Log</w:t>
+      </w:r>
+    </w:p>
+    <w:p>
+      <w:pPr>
+        <w:rPr>
+          <w:rFonts w:ascii="Times New Roman" w:hAnsi="Times New Roman" w:cs="Times New Roman"/>
+        </w:rPr>
+      </w:pPr>
+      <w:r>
+        <w:rPr>
+          <w:rFonts w:ascii="Times New Roman" w:hAnsi="Times New Roman" w:cs="Times New Roman"/>
+        </w:rPr>
+        <w:t>To see the previous two commit with diff means see the changes also in the file we use following command</w:t>
+      </w:r>
+    </w:p>
+    <w:p>
+      <w:pPr>
+        <w:pStyle w:val="ListParagraph"/>
+        <w:numPr>
+          <w:ilvl w:val="0"/>
+          <w:numId w:val="21"/>
+        </w:numPr>
+        <w:rPr>
+          <w:rFonts w:ascii="Times New Roman" w:hAnsi="Times New Roman" w:cs="Times New Roman"/>
+        </w:rPr>
+      </w:pPr>
+      <w:r>
+        <w:rPr>
+          <w:rFonts w:ascii="Times New Roman" w:hAnsi="Times New Roman" w:cs="Times New Roman"/>
+        </w:rPr>
+        <w:t xml:space="preserve">git log -pe -2                  -2 means the number of commits </w:t>
+      </w:r>
+    </w:p>
+    <w:p>
+      <w:pPr>
+        <w:rPr>
+          <w:rFonts w:ascii="Times New Roman" w:hAnsi="Times New Roman" w:cs="Times New Roman"/>
+        </w:rPr>
+      </w:pPr>
+      <w:r>
+        <w:rPr>
+          <w:rFonts w:ascii="Times New Roman" w:hAnsi="Times New Roman" w:cs="Times New Roman"/>
+        </w:rPr>
+        <w:t xml:space="preserve">To see the summary of what you change </w:t>
+      </w:r>
+    </w:p>
+    <w:p>
+      <w:pPr>
+        <w:pStyle w:val="ListParagraph"/>
+        <w:numPr>
+          <w:ilvl w:val="0"/>
+          <w:numId w:val="22"/>
+        </w:numPr>
+        <w:rPr>
+          <w:rFonts w:ascii="Times New Roman" w:hAnsi="Times New Roman" w:cs="Times New Roman"/>
+        </w:rPr>
+      </w:pPr>
+      <w:r>
+        <w:rPr>
+          <w:rFonts w:ascii="Times New Roman" w:hAnsi="Times New Roman" w:cs="Times New Roman"/>
+        </w:rPr>
+        <w:t>git log –stat</w:t>
+      </w:r>
+    </w:p>
+    <w:p>
+      <w:pPr>
+        <w:rPr>
+          <w:rFonts w:ascii="Times New Roman" w:hAnsi="Times New Roman" w:cs="Times New Roman"/>
+        </w:rPr>
+      </w:pPr>
+      <w:r>
+        <w:rPr>
+          <w:rFonts w:ascii="Times New Roman" w:hAnsi="Times New Roman" w:cs="Times New Roman"/>
+        </w:rPr>
+        <w:t xml:space="preserve">With this command you can also see how the logs will </w:t>
+      </w:r>
+      <w:proofErr w:type="gramStart"/>
+      <w:r>
+        <w:rPr>
+          <w:rFonts w:ascii="Times New Roman" w:hAnsi="Times New Roman" w:cs="Times New Roman"/>
+        </w:rPr>
+        <w:t>appear</w:t>
+      </w:r>
+      <w:proofErr w:type="gramEnd"/>
+      <w:r>
+        <w:rPr>
+          <w:rFonts w:ascii="Times New Roman" w:hAnsi="Times New Roman" w:cs="Times New Roman"/>
+        </w:rPr>
+        <w:t xml:space="preserve"> you can customize them according to your needs </w:t>
+      </w:r>
+    </w:p>
+    <w:p>
+      <w:pPr>
+        <w:pStyle w:val="ListParagraph"/>
+        <w:numPr>
+          <w:ilvl w:val="0"/>
+          <w:numId w:val="23"/>
+        </w:numPr>
+        <w:rPr>
+          <w:rFonts w:ascii="Times New Roman" w:hAnsi="Times New Roman" w:cs="Times New Roman"/>
+        </w:rPr>
+      </w:pPr>
+      <w:r>
+        <w:rPr>
+          <w:rFonts w:ascii="Times New Roman" w:hAnsi="Times New Roman" w:cs="Times New Roman"/>
+        </w:rPr>
+        <w:lastRenderedPageBreak/>
+        <w:t>git log –pretty=</w:t>
+      </w:r>
+      <w:proofErr w:type="spellStart"/>
+      <w:r>
+        <w:rPr>
+          <w:rFonts w:ascii="Times New Roman" w:hAnsi="Times New Roman" w:cs="Times New Roman"/>
+        </w:rPr>
+        <w:t>oneline</w:t>
+      </w:r>
+      <w:proofErr w:type="spellEnd"/>
+      <w:r>
+        <w:rPr>
+          <w:rFonts w:ascii="Times New Roman" w:hAnsi="Times New Roman" w:cs="Times New Roman"/>
+        </w:rPr>
+        <w:t xml:space="preserve">                  it prints the log on one line </w:t>
+      </w:r>
+    </w:p>
+    <w:p>
+      <w:pPr>
+        <w:pStyle w:val="ListParagraph"/>
+        <w:numPr>
+          <w:ilvl w:val="0"/>
+          <w:numId w:val="23"/>
+        </w:numPr>
+        <w:rPr>
+          <w:rFonts w:ascii="Times New Roman" w:hAnsi="Times New Roman" w:cs="Times New Roman"/>
+        </w:rPr>
+      </w:pPr>
+      <w:r>
+        <w:rPr>
+          <w:rFonts w:ascii="Times New Roman" w:hAnsi="Times New Roman" w:cs="Times New Roman"/>
+        </w:rPr>
+        <w:t>git log –pretty=format</w:t>
+      </w:r>
+      <w:proofErr w:type="gramStart"/>
+      <w:r>
+        <w:rPr>
+          <w:rFonts w:ascii="Times New Roman" w:hAnsi="Times New Roman" w:cs="Times New Roman"/>
+        </w:rPr>
+        <w:t>:”%</w:t>
+      </w:r>
+      <w:proofErr w:type="gramEnd"/>
+      <w:r>
+        <w:rPr>
+          <w:rFonts w:ascii="Times New Roman" w:hAnsi="Times New Roman" w:cs="Times New Roman"/>
+        </w:rPr>
+        <w:t>h-%</w:t>
+      </w:r>
+      <w:proofErr w:type="gramStart"/>
+      <w:r>
+        <w:rPr>
+          <w:rFonts w:ascii="Times New Roman" w:hAnsi="Times New Roman" w:cs="Times New Roman"/>
+        </w:rPr>
+        <w:t>an,%</w:t>
+      </w:r>
+      <w:proofErr w:type="spellStart"/>
+      <w:r>
+        <w:rPr>
+          <w:rFonts w:ascii="Times New Roman" w:hAnsi="Times New Roman" w:cs="Times New Roman"/>
+        </w:rPr>
+        <w:t>ar</w:t>
+      </w:r>
+      <w:proofErr w:type="spellEnd"/>
+      <w:r>
+        <w:rPr>
+          <w:rFonts w:ascii="Times New Roman" w:hAnsi="Times New Roman" w:cs="Times New Roman"/>
+        </w:rPr>
+        <w:t>:%</w:t>
+      </w:r>
+      <w:proofErr w:type="gramEnd"/>
+      <w:r>
+        <w:rPr>
+          <w:rFonts w:ascii="Times New Roman" w:hAnsi="Times New Roman" w:cs="Times New Roman"/>
+        </w:rPr>
+        <w:t>s”</w:t>
+      </w:r>
+    </w:p>
+    <w:p>
+      <w:pPr>
+        <w:pStyle w:val="ListParagraph"/>
+        <w:numPr>
+          <w:ilvl w:val="0"/>
+          <w:numId w:val="23"/>
+        </w:numPr>
+        <w:rPr>
+          <w:rFonts w:ascii="Times New Roman" w:hAnsi="Times New Roman" w:cs="Times New Roman"/>
+        </w:rPr>
+      </w:pPr>
+      <w:r>
+        <w:rPr>
+          <w:rFonts w:ascii="Times New Roman" w:hAnsi="Times New Roman" w:cs="Times New Roman"/>
+        </w:rPr>
+        <w:t>git show 08bf1</w:t>
+      </w:r>
+      <w:proofErr w:type="gramStart"/>
+      <w:r>
+        <w:rPr>
+          <w:rFonts w:ascii="Times New Roman" w:hAnsi="Times New Roman" w:cs="Times New Roman"/>
+        </w:rPr>
+        <w:t>fe:index.html</w:t>
+      </w:r>
+      <w:proofErr w:type="gramEnd"/>
+      <w:r>
+        <w:rPr>
+          <w:rFonts w:ascii="Times New Roman" w:hAnsi="Times New Roman" w:cs="Times New Roman"/>
+        </w:rPr>
+        <w:t xml:space="preserve">             here the id is given by the 2 </w:t>
+      </w:r>
+      <w:proofErr w:type="gramStart"/>
+      <w:r>
+        <w:rPr>
+          <w:rFonts w:ascii="Times New Roman" w:hAnsi="Times New Roman" w:cs="Times New Roman"/>
+        </w:rPr>
+        <w:t>command</w:t>
+      </w:r>
+      <w:proofErr w:type="gramEnd"/>
+      <w:r>
+        <w:rPr>
+          <w:rFonts w:ascii="Times New Roman" w:hAnsi="Times New Roman" w:cs="Times New Roman"/>
+        </w:rPr>
+        <w:t xml:space="preserve"> %h</w:t>
+      </w:r>
+    </w:p>
+    <w:p>
+      <w:pPr>
+        <w:rPr>
+          <w:rFonts w:ascii="Times New Roman" w:hAnsi="Times New Roman" w:cs="Times New Roman"/>
+        </w:rPr>
+      </w:pPr>
+      <w:r>
+        <w:rPr>
+          <w:rFonts w:ascii="Times New Roman" w:hAnsi="Times New Roman" w:cs="Times New Roman"/>
+        </w:rPr>
+        <w:t xml:space="preserve">Kind of a string related to </w:t>
+      </w:r>
+      <w:r>
+        <w:rPr>
+          <w:rFonts w:ascii="Times New Roman" w:hAnsi="Times New Roman" w:cs="Times New Roman"/>
+        </w:rPr>
+        <w:t>change means v2 when it changed</w:t>
+      </w:r>
+    </w:p>
+    <w:p>
+      <w:pPr>
+        <w:pStyle w:val="ListParagraph"/>
+        <w:numPr>
+          <w:ilvl w:val="0"/>
+          <w:numId w:val="24"/>
+        </w:numPr>
+        <w:rPr>
+          <w:rFonts w:ascii="Times New Roman" w:hAnsi="Times New Roman" w:cs="Times New Roman"/>
+        </w:rPr>
+      </w:pPr>
+      <w:r>
+        <w:rPr>
+          <w:rFonts w:ascii="Times New Roman" w:hAnsi="Times New Roman" w:cs="Times New Roman"/>
+        </w:rPr>
+        <w:t>git log -S “h1”</w:t>
+      </w:r>
+    </w:p>
+    <w:p>
+      <w:pPr>
+        <w:pStyle w:val="ListParagraph"/>
+        <w:numPr>
+          <w:ilvl w:val="0"/>
+          <w:numId w:val="24"/>
+        </w:numPr>
+        <w:rPr>
+          <w:rFonts w:ascii="Times New Roman" w:hAnsi="Times New Roman" w:cs="Times New Roman"/>
+        </w:rPr>
+      </w:pPr>
+      <w:r>
+        <w:rPr>
+          <w:rFonts w:ascii="Times New Roman" w:hAnsi="Times New Roman" w:cs="Times New Roman"/>
+        </w:rPr>
+        <w:t xml:space="preserve">git log -S “V2” </w:t>
+      </w:r>
+    </w:p>
+    <w:p>
+      <w:pPr>
+        <w:rPr>
+          <w:rFonts w:ascii="Times New Roman" w:hAnsi="Times New Roman" w:cs="Times New Roman"/>
+        </w:rPr>
+      </w:pPr>
+      <w:r>
+        <w:rPr>
+          <w:rFonts w:ascii="Times New Roman" w:hAnsi="Times New Roman" w:cs="Times New Roman"/>
+        </w:rPr>
+        <w:t xml:space="preserve">This is also like a function which </w:t>
+      </w:r>
+      <w:proofErr w:type="gramStart"/>
+      <w:r>
+        <w:rPr>
+          <w:rFonts w:ascii="Times New Roman" w:hAnsi="Times New Roman" w:cs="Times New Roman"/>
+        </w:rPr>
+        <w:t>grab</w:t>
+      </w:r>
+      <w:proofErr w:type="gramEnd"/>
+      <w:r>
+        <w:rPr>
+          <w:rFonts w:ascii="Times New Roman" w:hAnsi="Times New Roman" w:cs="Times New Roman"/>
+        </w:rPr>
+        <w:t xml:space="preserve"> </w:t>
+      </w:r>
+      <w:proofErr w:type="gramStart"/>
+      <w:r>
+        <w:rPr>
+          <w:rFonts w:ascii="Times New Roman" w:hAnsi="Times New Roman" w:cs="Times New Roman"/>
+        </w:rPr>
+        <w:t>the any</w:t>
+      </w:r>
+      <w:proofErr w:type="gramEnd"/>
+      <w:r>
+        <w:rPr>
+          <w:rFonts w:ascii="Times New Roman" w:hAnsi="Times New Roman" w:cs="Times New Roman"/>
+        </w:rPr>
+        <w:t xml:space="preserve"> string matches with that </w:t>
+      </w:r>
+      <w:proofErr w:type="gramStart"/>
+      <w:r>
+        <w:rPr>
+          <w:rFonts w:ascii="Times New Roman" w:hAnsi="Times New Roman" w:cs="Times New Roman"/>
+        </w:rPr>
+        <w:t>string</w:t>
+      </w:r>
+      <w:proofErr w:type="gramEnd"/>
+      <w:r>
+        <w:rPr>
+          <w:rFonts w:ascii="Times New Roman" w:hAnsi="Times New Roman" w:cs="Times New Roman"/>
+        </w:rPr>
+        <w:t xml:space="preserve"> even a single word you can write any other string except version</w:t>
+      </w:r>
+    </w:p>
+    <w:p>
+      <w:pPr>
+        <w:pStyle w:val="ListParagraph"/>
+        <w:numPr>
+          <w:ilvl w:val="0"/>
+          <w:numId w:val="25"/>
+        </w:numPr>
+        <w:rPr>
+          <w:rFonts w:ascii="Times New Roman" w:hAnsi="Times New Roman" w:cs="Times New Roman"/>
+        </w:rPr>
+      </w:pPr>
+      <w:r>
+        <w:rPr>
+          <w:rFonts w:ascii="Times New Roman" w:hAnsi="Times New Roman" w:cs="Times New Roman"/>
+        </w:rPr>
+        <w:t>git log –grep=’version’</w:t>
+      </w:r>
+    </w:p>
+    <w:p>
+      <w:pPr>
+        <w:rPr>
+          <w:rFonts w:ascii="Times New Roman" w:hAnsi="Times New Roman" w:cs="Times New Roman"/>
+        </w:rPr>
+      </w:pPr>
+    </w:p>
+    <w:p>
+      <w:pPr>
+        <w:rPr>
+          <w:rFonts w:ascii="Times New Roman" w:hAnsi="Times New Roman" w:cs="Times New Roman"/>
+        </w:rPr>
+      </w:pPr>
+      <w:r>
+        <w:rPr>
+          <w:rFonts w:ascii="Times New Roman" w:hAnsi="Times New Roman" w:cs="Times New Roman"/>
+        </w:rPr>
+        <w:t>To check commit logs since that year</w:t>
+      </w:r>
+    </w:p>
+    <w:p>
+      <w:pPr>
+        <w:pStyle w:val="ListParagraph"/>
+        <w:numPr>
+          <w:ilvl w:val="0"/>
+          <w:numId w:val="26"/>
+        </w:numPr>
+        <w:rPr>
+          <w:rFonts w:ascii="Times New Roman" w:hAnsi="Times New Roman" w:cs="Times New Roman"/>
+        </w:rPr>
+      </w:pPr>
+      <w:r>
+        <w:rPr>
+          <w:rFonts w:ascii="Times New Roman" w:hAnsi="Times New Roman" w:cs="Times New Roman"/>
+        </w:rPr>
+        <w:t>git log –grep=’fix bugs”</w:t>
+      </w:r>
+    </w:p>
+    <w:p>
+      <w:pPr>
+        <w:pStyle w:val="ListParagraph"/>
+        <w:numPr>
+          <w:ilvl w:val="0"/>
+          <w:numId w:val="26"/>
+        </w:numPr>
+        <w:rPr>
+          <w:rFonts w:ascii="Times New Roman" w:hAnsi="Times New Roman" w:cs="Times New Roman"/>
+        </w:rPr>
+      </w:pPr>
+      <w:r>
+        <w:rPr>
+          <w:rFonts w:ascii="Times New Roman" w:hAnsi="Times New Roman" w:cs="Times New Roman"/>
+        </w:rPr>
+        <w:t>git log –since=’2026-06-22’</w:t>
+      </w:r>
+    </w:p>
+    <w:p>
+      <w:pPr>
+        <w:pStyle w:val="ListParagraph"/>
+        <w:numPr>
+          <w:ilvl w:val="0"/>
+          <w:numId w:val="26"/>
+        </w:numPr>
+        <w:rPr>
+          <w:rFonts w:ascii="Times New Roman" w:hAnsi="Times New Roman" w:cs="Times New Roman"/>
+        </w:rPr>
+      </w:pPr>
+      <w:r>
+        <w:rPr>
+          <w:rFonts w:ascii="Times New Roman" w:hAnsi="Times New Roman" w:cs="Times New Roman"/>
+        </w:rPr>
+        <w:t>git log –until =’2026-05-11’</w:t>
+      </w:r>
+    </w:p>
+    <w:p>
+      <w:pPr>
+        <w:pStyle w:val="ListParagraph"/>
+        <w:numPr>
+          <w:ilvl w:val="0"/>
+          <w:numId w:val="26"/>
+        </w:numPr>
+        <w:rPr>
+          <w:rFonts w:ascii="Times New Roman" w:hAnsi="Times New Roman" w:cs="Times New Roman"/>
+        </w:rPr>
+      </w:pPr>
+      <w:r>
+        <w:rPr>
+          <w:rFonts w:ascii="Times New Roman" w:hAnsi="Times New Roman" w:cs="Times New Roman"/>
+        </w:rPr>
+        <w:t>git log –author=’</w:t>
+      </w:r>
+      <w:proofErr w:type="spellStart"/>
+      <w:r>
+        <w:rPr>
+          <w:rFonts w:ascii="Times New Roman" w:hAnsi="Times New Roman" w:cs="Times New Roman"/>
+        </w:rPr>
+        <w:t>AmeerHamza</w:t>
+      </w:r>
+      <w:proofErr w:type="spellEnd"/>
+      <w:r>
+        <w:rPr>
+          <w:rFonts w:ascii="Times New Roman" w:hAnsi="Times New Roman" w:cs="Times New Roman"/>
+        </w:rPr>
+        <w:t>-max’</w:t>
+      </w:r>
+    </w:p>
+    <w:p>
+      <w:pPr>
+        <w:pStyle w:val="ListParagraph"/>
+        <w:numPr>
+          <w:ilvl w:val="0"/>
+          <w:numId w:val="26"/>
+        </w:numPr>
+        <w:rPr>
+          <w:rFonts w:ascii="Times New Roman" w:hAnsi="Times New Roman" w:cs="Times New Roman"/>
+        </w:rPr>
+      </w:pPr>
+      <w:r>
+        <w:rPr>
+          <w:rFonts w:ascii="Times New Roman" w:hAnsi="Times New Roman" w:cs="Times New Roman"/>
+        </w:rPr>
+        <w:t>git log –no-merges</w:t>
+      </w:r>
+    </w:p>
+    <w:p>
+      <w:pPr>
+        <w:rPr>
+          <w:rFonts w:ascii="Times New Roman" w:hAnsi="Times New Roman" w:cs="Times New Roman"/>
+        </w:rPr>
+      </w:pPr>
+      <w:r>
+        <w:rPr>
+          <w:rFonts w:ascii="Times New Roman" w:hAnsi="Times New Roman" w:cs="Times New Roman"/>
+        </w:rPr>
+        <w:t>Remote Repository</w:t>
+      </w:r>
+    </w:p>
+    <w:p>
+      <w:pPr>
+        <w:rPr>
+          <w:rFonts w:ascii="Times New Roman" w:hAnsi="Times New Roman" w:cs="Times New Roman"/>
+        </w:rPr>
+      </w:pPr>
+      <w:r>
+        <w:rPr>
+          <w:rFonts w:ascii="Times New Roman" w:hAnsi="Times New Roman" w:cs="Times New Roman"/>
+        </w:rPr>
+        <w:t>A remote repository refers to a version of your project that resides on a network server or a hosted repository on the internet.</w:t>
+      </w:r>
+    </w:p>
+    <w:p>
+      <w:pPr>
+        <w:pStyle w:val="ListParagraph"/>
+        <w:numPr>
+          <w:ilvl w:val="0"/>
+          <w:numId w:val="27"/>
+        </w:numPr>
+        <w:tabs>
+          <w:tab w:val="left" w:pos="916"/>
+          <w:tab w:val="left" w:pos="1832"/>
+          <w:tab w:val="left" w:pos="2748"/>
+          <w:tab w:val="left" w:pos="3664"/>
+          <w:tab w:val="left" w:pos="4580"/>
+          <w:tab w:val="left" w:pos="5496"/>
+          <w:tab w:val="left" w:pos="6412"/>
+          <w:tab w:val="left" w:pos="7328"/>
+          <w:tab w:val="left" w:pos="8244"/>
+          <w:tab w:val="left" w:pos="9160"/>
+          <w:tab w:val="left" w:pos="10076"/>
+          <w:tab w:val="left" w:pos="10992"/>
+          <w:tab w:val="left" w:pos="11908"/>
+          <w:tab w:val="left" w:pos="12824"/>
+          <w:tab w:val="left" w:pos="13740"/>
+          <w:tab w:val="left" w:pos="14656"/>
+        </w:tabs>
+        <w:spacing w:after="0" w:line="240" w:lineRule="auto"/>
+        <w:rPr>
+          <w:rFonts w:ascii="Times New Roman" w:eastAsia="Times New Roman" w:hAnsi="Times New Roman" w:cs="Times New Roman"/>
+          <w:color w:val="1F2328"/>
+          <w:kern w:val="0"/>
+          <w:sz w:val="21"/>
+          <w:szCs w:val="21"/>
+          <w14:ligatures w14:val="none"/>
+        </w:rPr>
+      </w:pPr>
+      <w:r>
+        <w:rPr>
+          <w:rFonts w:ascii="Times New Roman" w:eastAsia="Times New Roman" w:hAnsi="Times New Roman" w:cs="Times New Roman"/>
+          <w:color w:val="1F2328"/>
+          <w:kern w:val="0"/>
+          <w:sz w:val="21"/>
+          <w:szCs w:val="21"/>
+          <w14:ligatures w14:val="none"/>
+        </w:rPr>
+        <w:t xml:space="preserve">git remote add origin </w:t>
+      </w:r>
+      <w:hyperlink r:id="rId6" w:history="1">
+        <w:r>
+          <w:rPr>
+            <w:rStyle w:val="Hyperlink"/>
+            <w:rFonts w:ascii="Times New Roman" w:eastAsia="Times New Roman" w:hAnsi="Times New Roman" w:cs="Times New Roman"/>
+            <w:kern w:val="0"/>
+            <w:sz w:val="21"/>
+            <w:szCs w:val="21"/>
+            <w14:ligatures w14:val="none"/>
+          </w:rPr>
+          <w:t>https://github.com/AmeerHamza-max/devweekends-github-assignment.git</w:t>
+        </w:r>
+      </w:hyperlink>
+    </w:p>
+    <w:p>
+      <w:pPr>
+        <w:pStyle w:val="ListParagraph"/>
+        <w:tabs>
+          <w:tab w:val="left" w:pos="916"/>
+          <w:tab w:val="left" w:pos="1832"/>
+          <w:tab w:val="left" w:pos="2748"/>
+          <w:tab w:val="left" w:pos="3664"/>
+          <w:tab w:val="left" w:pos="4580"/>
+          <w:tab w:val="left" w:pos="5496"/>
+          <w:tab w:val="left" w:pos="6412"/>
+          <w:tab w:val="left" w:pos="7328"/>
+          <w:tab w:val="left" w:pos="8244"/>
+          <w:tab w:val="left" w:pos="9160"/>
+          <w:tab w:val="left" w:pos="10076"/>
+          <w:tab w:val="left" w:pos="10992"/>
+          <w:tab w:val="left" w:pos="11908"/>
+          <w:tab w:val="left" w:pos="12824"/>
+          <w:tab w:val="left" w:pos="13740"/>
+          <w:tab w:val="left" w:pos="14656"/>
+        </w:tabs>
+        <w:spacing w:after="0" w:line="240" w:lineRule="auto"/>
+        <w:rPr>
+          <w:rFonts w:ascii="Times New Roman" w:eastAsia="Times New Roman" w:hAnsi="Times New Roman" w:cs="Times New Roman"/>
+          <w:color w:val="1F2328"/>
+          <w:kern w:val="0"/>
+          <w:sz w:val="21"/>
+          <w:szCs w:val="21"/>
+          <w14:ligatures w14:val="none"/>
+        </w:rPr>
+      </w:pPr>
+    </w:p>
+    <w:p>
+      <w:pPr>
+        <w:pStyle w:val="ListParagraph"/>
+        <w:tabs>
+          <w:tab w:val="left" w:pos="916"/>
+          <w:tab w:val="left" w:pos="1832"/>
+          <w:tab w:val="left" w:pos="2748"/>
+          <w:tab w:val="left" w:pos="3664"/>
+          <w:tab w:val="left" w:pos="4580"/>
+          <w:tab w:val="left" w:pos="5496"/>
+          <w:tab w:val="left" w:pos="6412"/>
+          <w:tab w:val="left" w:pos="7328"/>
+          <w:tab w:val="left" w:pos="8244"/>
+          <w:tab w:val="left" w:pos="9160"/>
+          <w:tab w:val="left" w:pos="10076"/>
+          <w:tab w:val="left" w:pos="10992"/>
+          <w:tab w:val="left" w:pos="11908"/>
+          <w:tab w:val="left" w:pos="12824"/>
+          <w:tab w:val="left" w:pos="13740"/>
+          <w:tab w:val="left" w:pos="14656"/>
+        </w:tabs>
+        <w:spacing w:after="0" w:line="240" w:lineRule="auto"/>
+        <w:rPr>
+          <w:rFonts w:ascii="Times New Roman" w:eastAsia="Times New Roman" w:hAnsi="Times New Roman" w:cs="Times New Roman"/>
+          <w:color w:val="1F2328"/>
+          <w:kern w:val="0"/>
+          <w:sz w:val="21"/>
+          <w:szCs w:val="21"/>
+          <w14:ligatures w14:val="none"/>
+        </w:rPr>
+      </w:pPr>
+    </w:p>
+    <w:p>
+      <w:pPr>
+        <w:pStyle w:val="ListParagraph"/>
+        <w:tabs>
+          <w:tab w:val="left" w:pos="916"/>
+          <w:tab w:val="left" w:pos="1832"/>
+          <w:tab w:val="left" w:pos="2748"/>
+          <w:tab w:val="left" w:pos="3664"/>
+          <w:tab w:val="left" w:pos="4580"/>
+          <w:tab w:val="left" w:pos="5496"/>
+          <w:tab w:val="left" w:pos="6412"/>
+          <w:tab w:val="left" w:pos="7328"/>
+          <w:tab w:val="left" w:pos="8244"/>
+          <w:tab w:val="left" w:pos="9160"/>
+          <w:tab w:val="left" w:pos="10076"/>
+          <w:tab w:val="left" w:pos="10992"/>
+          <w:tab w:val="left" w:pos="11908"/>
+          <w:tab w:val="left" w:pos="12824"/>
+          <w:tab w:val="left" w:pos="13740"/>
+          <w:tab w:val="left" w:pos="14656"/>
+        </w:tabs>
+        <w:spacing w:after="0" w:line="240" w:lineRule="auto"/>
+        <w:rPr>
+          <w:rFonts w:ascii="Times New Roman" w:eastAsia="Times New Roman" w:hAnsi="Times New Roman" w:cs="Times New Roman"/>
+          <w:color w:val="1F2328"/>
+          <w:kern w:val="0"/>
+          <w:sz w:val="21"/>
+          <w:szCs w:val="21"/>
+          <w14:ligatures w14:val="none"/>
+        </w:rPr>
+      </w:pPr>
+    </w:p>
+    <w:p>
+      <w:pPr>
+        <w:pStyle w:val="ListParagraph"/>
+        <w:tabs>
+          <w:tab w:val="left" w:pos="916"/>
+          <w:tab w:val="left" w:pos="1832"/>
+          <w:tab w:val="left" w:pos="2748"/>
+          <w:tab w:val="left" w:pos="3664"/>
+          <w:tab w:val="left" w:pos="4580"/>
+          <w:tab w:val="left" w:pos="5496"/>
+          <w:tab w:val="left" w:pos="6412"/>
+          <w:tab w:val="left" w:pos="7328"/>
+          <w:tab w:val="left" w:pos="8244"/>
+          <w:tab w:val="left" w:pos="9160"/>
+          <w:tab w:val="left" w:pos="10076"/>
+          <w:tab w:val="left" w:pos="10992"/>
+          <w:tab w:val="left" w:pos="11908"/>
+          <w:tab w:val="left" w:pos="12824"/>
+          <w:tab w:val="left" w:pos="13740"/>
+          <w:tab w:val="left" w:pos="14656"/>
+        </w:tabs>
+        <w:spacing w:after="0" w:line="240" w:lineRule="auto"/>
+        <w:rPr>
+          <w:rFonts w:ascii="Times New Roman" w:eastAsia="Times New Roman" w:hAnsi="Times New Roman" w:cs="Times New Roman"/>
+          <w:color w:val="1F2328"/>
+          <w:kern w:val="0"/>
+          <w:sz w:val="21"/>
+          <w:szCs w:val="21"/>
+          <w14:ligatures w14:val="none"/>
+        </w:rPr>
+      </w:pPr>
+      <w:r>
+        <w:rPr>
+          <w:rFonts w:ascii="Times New Roman" w:eastAsia="Times New Roman" w:hAnsi="Times New Roman" w:cs="Times New Roman"/>
+          <w:color w:val="1F2328"/>
+          <w:kern w:val="0"/>
+          <w:sz w:val="21"/>
+          <w:szCs w:val="21"/>
+          <w14:ligatures w14:val="none"/>
+        </w:rPr>
+        <w:t xml:space="preserve">To make the </w:t>
+      </w:r>
+      <w:proofErr w:type="spellStart"/>
+      <w:r>
+        <w:rPr>
+          <w:rFonts w:ascii="Times New Roman" w:eastAsia="Times New Roman" w:hAnsi="Times New Roman" w:cs="Times New Roman"/>
+          <w:color w:val="1F2328"/>
+          <w:kern w:val="0"/>
+          <w:sz w:val="21"/>
+          <w:szCs w:val="21"/>
+          <w14:ligatures w14:val="none"/>
+        </w:rPr>
+        <w:t>brance</w:t>
+      </w:r>
+      <w:proofErr w:type="spellEnd"/>
+      <w:r>
+        <w:rPr>
+          <w:rFonts w:ascii="Times New Roman" w:eastAsia="Times New Roman" w:hAnsi="Times New Roman" w:cs="Times New Roman"/>
+          <w:color w:val="1F2328"/>
+          <w:kern w:val="0"/>
+          <w:sz w:val="21"/>
+          <w:szCs w:val="21"/>
+          <w14:ligatures w14:val="none"/>
+        </w:rPr>
+        <w:t xml:space="preserve"> main we use following command</w:t>
+      </w:r>
+    </w:p>
+    <w:p>
+      <w:pPr>
+        <w:pStyle w:val="ListParagraph"/>
+        <w:numPr>
+          <w:ilvl w:val="0"/>
+          <w:numId w:val="27"/>
+        </w:numPr>
+        <w:tabs>
+          <w:tab w:val="left" w:pos="916"/>
+          <w:tab w:val="left" w:pos="1832"/>
+          <w:tab w:val="left" w:pos="2748"/>
+          <w:tab w:val="left" w:pos="3664"/>
+          <w:tab w:val="left" w:pos="4580"/>
+          <w:tab w:val="left" w:pos="5496"/>
+          <w:tab w:val="left" w:pos="6412"/>
+          <w:tab w:val="left" w:pos="7328"/>
+          <w:tab w:val="left" w:pos="8244"/>
+          <w:tab w:val="left" w:pos="9160"/>
+          <w:tab w:val="left" w:pos="10076"/>
+          <w:tab w:val="left" w:pos="10992"/>
+          <w:tab w:val="left" w:pos="11908"/>
+          <w:tab w:val="left" w:pos="12824"/>
+          <w:tab w:val="left" w:pos="13740"/>
+          <w:tab w:val="left" w:pos="14656"/>
+        </w:tabs>
+        <w:spacing w:after="0" w:line="240" w:lineRule="auto"/>
+        <w:rPr>
+          <w:rFonts w:ascii="Times New Roman" w:eastAsia="Times New Roman" w:hAnsi="Times New Roman" w:cs="Times New Roman"/>
+          <w:color w:val="1F2328"/>
+          <w:kern w:val="0"/>
+          <w:sz w:val="21"/>
+          <w:szCs w:val="21"/>
+          <w14:ligatures w14:val="none"/>
+        </w:rPr>
+      </w:pPr>
+      <w:r>
+        <w:rPr>
+          <w:rFonts w:ascii="Times New Roman" w:eastAsia="Times New Roman" w:hAnsi="Times New Roman" w:cs="Times New Roman"/>
+          <w:color w:val="1F2328"/>
+          <w:kern w:val="0"/>
+          <w:sz w:val="21"/>
+          <w:szCs w:val="21"/>
+          <w14:ligatures w14:val="none"/>
+        </w:rPr>
+        <w:t>git branch -M main</w:t>
+      </w:r>
+    </w:p>
+    <w:p>
+      <w:pPr>
+        <w:tabs>
+          <w:tab w:val="left" w:pos="916"/>
+          <w:tab w:val="left" w:pos="1832"/>
+          <w:tab w:val="left" w:pos="2748"/>
+          <w:tab w:val="left" w:pos="3664"/>
+          <w:tab w:val="left" w:pos="4580"/>
+          <w:tab w:val="left" w:pos="5496"/>
+          <w:tab w:val="left" w:pos="6412"/>
+          <w:tab w:val="left" w:pos="7328"/>
+          <w:tab w:val="left" w:pos="8244"/>
+          <w:tab w:val="left" w:pos="9160"/>
+          <w:tab w:val="left" w:pos="10076"/>
+          <w:tab w:val="left" w:pos="10992"/>
+          <w:tab w:val="left" w:pos="11908"/>
+          <w:tab w:val="left" w:pos="12824"/>
+          <w:tab w:val="left" w:pos="13740"/>
+          <w:tab w:val="left" w:pos="14656"/>
+        </w:tabs>
+        <w:spacing w:after="0" w:line="240" w:lineRule="auto"/>
+        <w:ind w:left="360"/>
+        <w:rPr>
+          <w:rFonts w:ascii="Times New Roman" w:eastAsia="Times New Roman" w:hAnsi="Times New Roman" w:cs="Times New Roman"/>
+          <w:color w:val="1F2328"/>
+          <w:kern w:val="0"/>
+          <w:sz w:val="21"/>
+          <w:szCs w:val="21"/>
+          <w14:ligatures w14:val="none"/>
+        </w:rPr>
+      </w:pPr>
+    </w:p>
+    <w:p>
+      <w:pPr>
+        <w:tabs>
+          <w:tab w:val="left" w:pos="916"/>
+          <w:tab w:val="left" w:pos="1832"/>
+          <w:tab w:val="left" w:pos="2748"/>
+          <w:tab w:val="left" w:pos="3664"/>
+          <w:tab w:val="left" w:pos="4580"/>
+          <w:tab w:val="left" w:pos="5496"/>
+          <w:tab w:val="left" w:pos="6412"/>
+          <w:tab w:val="left" w:pos="7328"/>
+          <w:tab w:val="left" w:pos="8244"/>
+          <w:tab w:val="left" w:pos="9160"/>
+          <w:tab w:val="left" w:pos="10076"/>
+          <w:tab w:val="left" w:pos="10992"/>
+          <w:tab w:val="left" w:pos="11908"/>
+          <w:tab w:val="left" w:pos="12824"/>
+          <w:tab w:val="left" w:pos="13740"/>
+          <w:tab w:val="left" w:pos="14656"/>
+        </w:tabs>
+        <w:spacing w:after="0" w:line="240" w:lineRule="auto"/>
+        <w:ind w:left="360"/>
+        <w:rPr>
+          <w:rFonts w:ascii="Times New Roman" w:eastAsia="Times New Roman" w:hAnsi="Times New Roman" w:cs="Times New Roman"/>
+          <w:color w:val="1F2328"/>
+          <w:kern w:val="0"/>
+          <w:sz w:val="21"/>
+          <w:szCs w:val="21"/>
+          <w14:ligatures w14:val="none"/>
+        </w:rPr>
+      </w:pPr>
+      <w:r>
+        <w:rPr>
+          <w:rFonts w:ascii="Times New Roman" w:eastAsia="Times New Roman" w:hAnsi="Times New Roman" w:cs="Times New Roman"/>
+          <w:color w:val="1F2328"/>
+          <w:kern w:val="0"/>
+          <w:sz w:val="21"/>
+          <w:szCs w:val="21"/>
+          <w14:ligatures w14:val="none"/>
+        </w:rPr>
+        <w:t xml:space="preserve">To push the code to the repository on </w:t>
+      </w:r>
+      <w:proofErr w:type="spellStart"/>
+      <w:r>
+        <w:rPr>
+          <w:rFonts w:ascii="Times New Roman" w:eastAsia="Times New Roman" w:hAnsi="Times New Roman" w:cs="Times New Roman"/>
+          <w:color w:val="1F2328"/>
+          <w:kern w:val="0"/>
+          <w:sz w:val="21"/>
+          <w:szCs w:val="21"/>
+          <w14:ligatures w14:val="none"/>
+        </w:rPr>
+        <w:t>github</w:t>
+      </w:r>
+      <w:proofErr w:type="spellEnd"/>
+      <w:r>
+        <w:rPr>
+          <w:rFonts w:ascii="Times New Roman" w:eastAsia="Times New Roman" w:hAnsi="Times New Roman" w:cs="Times New Roman"/>
+          <w:color w:val="1F2328"/>
+          <w:kern w:val="0"/>
+          <w:sz w:val="21"/>
+          <w:szCs w:val="21"/>
+          <w14:ligatures w14:val="none"/>
+        </w:rPr>
+        <w:t xml:space="preserve"> </w:t>
+      </w:r>
+    </w:p>
+    <w:p>
+      <w:pPr>
+        <w:pStyle w:val="ListParagraph"/>
+        <w:numPr>
+          <w:ilvl w:val="0"/>
+          <w:numId w:val="27"/>
+        </w:numPr>
+        <w:tabs>
+          <w:tab w:val="left" w:pos="916"/>
+          <w:tab w:val="left" w:pos="1832"/>
+          <w:tab w:val="left" w:pos="2748"/>
+          <w:tab w:val="left" w:pos="3664"/>
+          <w:tab w:val="left" w:pos="4580"/>
+          <w:tab w:val="left" w:pos="5496"/>
+          <w:tab w:val="left" w:pos="6412"/>
+          <w:tab w:val="left" w:pos="7328"/>
+          <w:tab w:val="left" w:pos="8244"/>
+          <w:tab w:val="left" w:pos="9160"/>
+          <w:tab w:val="left" w:pos="10076"/>
+          <w:tab w:val="left" w:pos="10992"/>
+          <w:tab w:val="left" w:pos="11908"/>
+          <w:tab w:val="left" w:pos="12824"/>
+          <w:tab w:val="left" w:pos="13740"/>
+          <w:tab w:val="left" w:pos="14656"/>
+        </w:tabs>
+        <w:spacing w:after="0" w:line="240" w:lineRule="auto"/>
+        <w:rPr>
+          <w:rFonts w:ascii="Times New Roman" w:eastAsia="Times New Roman" w:hAnsi="Times New Roman" w:cs="Times New Roman"/>
+          <w:color w:val="1F2328"/>
+          <w:kern w:val="0"/>
+          <w:sz w:val="21"/>
+          <w:szCs w:val="21"/>
+          <w14:ligatures w14:val="none"/>
+        </w:rPr>
+      </w:pPr>
+      <w:r>
+        <w:rPr>
+          <w:rFonts w:ascii="Times New Roman" w:eastAsia="Times New Roman" w:hAnsi="Times New Roman" w:cs="Times New Roman"/>
+          <w:color w:val="1F2328"/>
+          <w:kern w:val="0"/>
+          <w:sz w:val="21"/>
+          <w:szCs w:val="21"/>
+          <w14:ligatures w14:val="none"/>
+        </w:rPr>
+        <w:t xml:space="preserve">git push -u origin main </w:t>
+      </w:r>
+    </w:p>
+    <w:p>
+      <w:pPr>
+        <w:tabs>
+          <w:tab w:val="left" w:pos="916"/>
+          <w:tab w:val="left" w:pos="1832"/>
+          <w:tab w:val="left" w:pos="2748"/>
+          <w:tab w:val="left" w:pos="3664"/>
+          <w:tab w:val="left" w:pos="4580"/>
+          <w:tab w:val="left" w:pos="5496"/>
+          <w:tab w:val="left" w:pos="6412"/>
+          <w:tab w:val="left" w:pos="7328"/>
+          <w:tab w:val="left" w:pos="8244"/>
+          <w:tab w:val="left" w:pos="9160"/>
+          <w:tab w:val="left" w:pos="10076"/>
+          <w:tab w:val="left" w:pos="10992"/>
+          <w:tab w:val="left" w:pos="11908"/>
+          <w:tab w:val="left" w:pos="12824"/>
+          <w:tab w:val="left" w:pos="13740"/>
+          <w:tab w:val="left" w:pos="14656"/>
+        </w:tabs>
+        <w:spacing w:after="0" w:line="240" w:lineRule="auto"/>
+        <w:rPr>
+          <w:rFonts w:ascii="Times New Roman" w:eastAsia="Times New Roman" w:hAnsi="Times New Roman" w:cs="Times New Roman"/>
+          <w:color w:val="1F2328"/>
+          <w:kern w:val="0"/>
+          <w:sz w:val="21"/>
+          <w:szCs w:val="21"/>
+          <w14:ligatures w14:val="none"/>
+        </w:rPr>
+      </w:pPr>
+      <w:proofErr w:type="gramStart"/>
+      <w:r>
+        <w:rPr>
+          <w:rFonts w:ascii="Times New Roman" w:eastAsia="Times New Roman" w:hAnsi="Times New Roman" w:cs="Times New Roman"/>
+          <w:color w:val="1F2328"/>
+          <w:kern w:val="0"/>
+          <w:sz w:val="21"/>
+          <w:szCs w:val="21"/>
+          <w14:ligatures w14:val="none"/>
+        </w:rPr>
+        <w:t>TO</w:t>
+      </w:r>
+      <w:proofErr w:type="gramEnd"/>
+      <w:r>
+        <w:rPr>
+          <w:rFonts w:ascii="Times New Roman" w:eastAsia="Times New Roman" w:hAnsi="Times New Roman" w:cs="Times New Roman"/>
+          <w:color w:val="1F2328"/>
+          <w:kern w:val="0"/>
+          <w:sz w:val="21"/>
+          <w:szCs w:val="21"/>
+          <w14:ligatures w14:val="none"/>
+        </w:rPr>
+        <w:t xml:space="preserve"> check that your repo is linked or not use following command </w:t>
+      </w:r>
+    </w:p>
+    <w:p>
+      <w:pPr>
+        <w:pStyle w:val="ListParagraph"/>
+        <w:numPr>
+          <w:ilvl w:val="0"/>
+          <w:numId w:val="28"/>
+        </w:numPr>
+        <w:tabs>
+          <w:tab w:val="left" w:pos="916"/>
+          <w:tab w:val="left" w:pos="1832"/>
+          <w:tab w:val="left" w:pos="2748"/>
+          <w:tab w:val="left" w:pos="3664"/>
+          <w:tab w:val="left" w:pos="4580"/>
+          <w:tab w:val="left" w:pos="5496"/>
+          <w:tab w:val="left" w:pos="6412"/>
+          <w:tab w:val="left" w:pos="7328"/>
+          <w:tab w:val="left" w:pos="8244"/>
+          <w:tab w:val="left" w:pos="9160"/>
+          <w:tab w:val="left" w:pos="10076"/>
+          <w:tab w:val="left" w:pos="10992"/>
+          <w:tab w:val="left" w:pos="11908"/>
+          <w:tab w:val="left" w:pos="12824"/>
+          <w:tab w:val="left" w:pos="13740"/>
+          <w:tab w:val="left" w:pos="14656"/>
+        </w:tabs>
+        <w:spacing w:after="0" w:line="240" w:lineRule="auto"/>
+        <w:rPr>
+          <w:rFonts w:ascii="Times New Roman" w:eastAsia="Times New Roman" w:hAnsi="Times New Roman" w:cs="Times New Roman"/>
+          <w:color w:val="1F2328"/>
+          <w:kern w:val="0"/>
+          <w:sz w:val="21"/>
+          <w:szCs w:val="21"/>
+          <w14:ligatures w14:val="none"/>
+        </w:rPr>
+      </w:pPr>
+      <w:r>
+        <w:rPr>
+          <w:rFonts w:ascii="Times New Roman" w:eastAsia="Times New Roman" w:hAnsi="Times New Roman" w:cs="Times New Roman"/>
+          <w:color w:val="1F2328"/>
+          <w:kern w:val="0"/>
+          <w:sz w:val="21"/>
+          <w:szCs w:val="21"/>
+          <w14:ligatures w14:val="none"/>
+        </w:rPr>
+        <w:t>git remote</w:t>
+      </w:r>
+    </w:p>
+    <w:p>
+      <w:pPr>
+        <w:pStyle w:val="ListParagraph"/>
+        <w:numPr>
+          <w:ilvl w:val="0"/>
+          <w:numId w:val="28"/>
+        </w:numPr>
+        <w:tabs>
+          <w:tab w:val="left" w:pos="916"/>
+          <w:tab w:val="left" w:pos="1832"/>
+          <w:tab w:val="left" w:pos="2748"/>
+          <w:tab w:val="left" w:pos="3664"/>
+          <w:tab w:val="left" w:pos="4580"/>
+          <w:tab w:val="left" w:pos="5496"/>
+          <w:tab w:val="left" w:pos="6412"/>
+          <w:tab w:val="left" w:pos="7328"/>
+          <w:tab w:val="left" w:pos="8244"/>
+          <w:tab w:val="left" w:pos="9160"/>
+          <w:tab w:val="left" w:pos="10076"/>
+          <w:tab w:val="left" w:pos="10992"/>
+          <w:tab w:val="left" w:pos="11908"/>
+          <w:tab w:val="left" w:pos="12824"/>
+          <w:tab w:val="left" w:pos="13740"/>
+          <w:tab w:val="left" w:pos="14656"/>
+        </w:tabs>
+        <w:spacing w:after="0" w:line="240" w:lineRule="auto"/>
+        <w:rPr>
+          <w:rFonts w:ascii="Times New Roman" w:eastAsia="Times New Roman" w:hAnsi="Times New Roman" w:cs="Times New Roman"/>
+          <w:color w:val="1F2328"/>
+          <w:kern w:val="0"/>
+          <w:sz w:val="21"/>
+          <w:szCs w:val="21"/>
+          <w14:ligatures w14:val="none"/>
+        </w:rPr>
+      </w:pPr>
+      <w:r>
+        <w:rPr>
+          <w:rFonts w:ascii="Times New Roman" w:eastAsia="Times New Roman" w:hAnsi="Times New Roman" w:cs="Times New Roman"/>
+          <w:color w:val="1F2328"/>
+          <w:kern w:val="0"/>
+          <w:sz w:val="21"/>
+          <w:szCs w:val="21"/>
+          <w14:ligatures w14:val="none"/>
+        </w:rPr>
+        <w:t xml:space="preserve">git </w:t>
+      </w:r>
+      <w:proofErr w:type="gramStart"/>
+      <w:r>
+        <w:rPr>
+          <w:rFonts w:ascii="Times New Roman" w:eastAsia="Times New Roman" w:hAnsi="Times New Roman" w:cs="Times New Roman"/>
+          <w:color w:val="1F2328"/>
+          <w:kern w:val="0"/>
+          <w:sz w:val="21"/>
+          <w:szCs w:val="21"/>
+          <w14:ligatures w14:val="none"/>
+        </w:rPr>
+        <w:t>remote -v</w:t>
+      </w:r>
+      <w:proofErr w:type="gramEnd"/>
+    </w:p>
+    <w:p>
+      <w:pPr>
+        <w:tabs>
+          <w:tab w:val="left" w:pos="916"/>
+          <w:tab w:val="left" w:pos="1832"/>
+          <w:tab w:val="left" w:pos="2748"/>
+          <w:tab w:val="left" w:pos="3664"/>
+          <w:tab w:val="left" w:pos="4580"/>
+          <w:tab w:val="left" w:pos="5496"/>
+          <w:tab w:val="left" w:pos="6412"/>
+          <w:tab w:val="left" w:pos="7328"/>
+          <w:tab w:val="left" w:pos="8244"/>
+          <w:tab w:val="left" w:pos="9160"/>
+          <w:tab w:val="left" w:pos="10076"/>
+          <w:tab w:val="left" w:pos="10992"/>
+          <w:tab w:val="left" w:pos="11908"/>
+          <w:tab w:val="left" w:pos="12824"/>
+          <w:tab w:val="left" w:pos="13740"/>
+          <w:tab w:val="left" w:pos="14656"/>
+        </w:tabs>
+        <w:spacing w:after="0" w:line="240" w:lineRule="auto"/>
+        <w:rPr>
+          <w:rFonts w:ascii="Times New Roman" w:eastAsia="Times New Roman" w:hAnsi="Times New Roman" w:cs="Times New Roman"/>
+          <w:color w:val="1F2328"/>
+          <w:kern w:val="0"/>
+          <w:sz w:val="21"/>
+          <w:szCs w:val="21"/>
+          <w14:ligatures w14:val="none"/>
+        </w:rPr>
+      </w:pPr>
+    </w:p>
+    <w:p>
+      <w:pPr>
+        <w:tabs>
+          <w:tab w:val="left" w:pos="916"/>
+          <w:tab w:val="left" w:pos="1832"/>
+          <w:tab w:val="left" w:pos="2748"/>
+          <w:tab w:val="left" w:pos="3664"/>
+          <w:tab w:val="left" w:pos="4580"/>
+          <w:tab w:val="left" w:pos="5496"/>
+          <w:tab w:val="left" w:pos="6412"/>
+          <w:tab w:val="left" w:pos="7328"/>
+          <w:tab w:val="left" w:pos="8244"/>
+          <w:tab w:val="left" w:pos="9160"/>
+          <w:tab w:val="left" w:pos="10076"/>
+          <w:tab w:val="left" w:pos="10992"/>
+          <w:tab w:val="left" w:pos="11908"/>
+          <w:tab w:val="left" w:pos="12824"/>
+          <w:tab w:val="left" w:pos="13740"/>
+          <w:tab w:val="left" w:pos="14656"/>
+        </w:tabs>
+        <w:spacing w:after="0" w:line="240" w:lineRule="auto"/>
+        <w:rPr>
+          <w:rFonts w:ascii="Times New Roman" w:eastAsia="Times New Roman" w:hAnsi="Times New Roman" w:cs="Times New Roman"/>
+          <w:color w:val="1F2328"/>
+          <w:kern w:val="0"/>
+          <w:sz w:val="21"/>
+          <w:szCs w:val="21"/>
+          <w14:ligatures w14:val="none"/>
+        </w:rPr>
+      </w:pPr>
+      <w:r>
+        <w:rPr>
+          <w:rFonts w:ascii="Times New Roman" w:eastAsia="Times New Roman" w:hAnsi="Times New Roman" w:cs="Times New Roman"/>
+          <w:color w:val="1F2328"/>
+          <w:kern w:val="0"/>
+          <w:sz w:val="21"/>
+          <w:szCs w:val="21"/>
+          <w14:ligatures w14:val="none"/>
+        </w:rPr>
+        <w:t>Understand Git Pull</w:t>
+      </w:r>
+    </w:p>
+    <w:p>
+      <w:pPr>
+        <w:tabs>
+          <w:tab w:val="left" w:pos="916"/>
+          <w:tab w:val="left" w:pos="1832"/>
+          <w:tab w:val="left" w:pos="2748"/>
+          <w:tab w:val="left" w:pos="3664"/>
+          <w:tab w:val="left" w:pos="4580"/>
+          <w:tab w:val="left" w:pos="5496"/>
+          <w:tab w:val="left" w:pos="6412"/>
+          <w:tab w:val="left" w:pos="7328"/>
+          <w:tab w:val="left" w:pos="8244"/>
+          <w:tab w:val="left" w:pos="9160"/>
+          <w:tab w:val="left" w:pos="10076"/>
+          <w:tab w:val="left" w:pos="10992"/>
+          <w:tab w:val="left" w:pos="11908"/>
+          <w:tab w:val="left" w:pos="12824"/>
+          <w:tab w:val="left" w:pos="13740"/>
+          <w:tab w:val="left" w:pos="14656"/>
+        </w:tabs>
+        <w:spacing w:after="0" w:line="240" w:lineRule="auto"/>
+        <w:rPr>
+          <w:rFonts w:ascii="Times New Roman" w:eastAsia="Times New Roman" w:hAnsi="Times New Roman" w:cs="Times New Roman"/>
+          <w:color w:val="1F2328"/>
+          <w:kern w:val="0"/>
+          <w:sz w:val="21"/>
+          <w:szCs w:val="21"/>
+          <w14:ligatures w14:val="none"/>
+        </w:rPr>
+      </w:pPr>
+      <w:r>
+        <w:rPr>
+          <w:rFonts w:ascii="Times New Roman" w:eastAsia="Times New Roman" w:hAnsi="Times New Roman" w:cs="Times New Roman"/>
+          <w:color w:val="1F2328"/>
+          <w:kern w:val="0"/>
+          <w:sz w:val="21"/>
+          <w:szCs w:val="21"/>
+          <w14:ligatures w14:val="none"/>
+        </w:rPr>
+        <w:t>All the changes in remote repository take them to the local repository</w:t>
+      </w:r>
+    </w:p>
+    <w:p>
+      <w:pPr>
+        <w:tabs>
+          <w:tab w:val="left" w:pos="916"/>
+          <w:tab w:val="left" w:pos="1832"/>
+          <w:tab w:val="left" w:pos="2748"/>
+          <w:tab w:val="left" w:pos="3664"/>
+          <w:tab w:val="left" w:pos="4580"/>
+          <w:tab w:val="left" w:pos="5496"/>
+          <w:tab w:val="left" w:pos="6412"/>
+          <w:tab w:val="left" w:pos="7328"/>
+          <w:tab w:val="left" w:pos="8244"/>
+          <w:tab w:val="left" w:pos="9160"/>
+          <w:tab w:val="left" w:pos="10076"/>
+          <w:tab w:val="left" w:pos="10992"/>
+          <w:tab w:val="left" w:pos="11908"/>
+          <w:tab w:val="left" w:pos="12824"/>
+          <w:tab w:val="left" w:pos="13740"/>
+          <w:tab w:val="left" w:pos="14656"/>
+        </w:tabs>
+        <w:spacing w:after="0" w:line="240" w:lineRule="auto"/>
+        <w:rPr>
+          <w:rFonts w:ascii="Times New Roman" w:eastAsia="Times New Roman" w:hAnsi="Times New Roman" w:cs="Times New Roman"/>
+          <w:color w:val="1F2328"/>
+          <w:kern w:val="0"/>
+          <w:sz w:val="21"/>
+          <w:szCs w:val="21"/>
+          <w14:ligatures w14:val="none"/>
+        </w:rPr>
+      </w:pPr>
+    </w:p>
+    <w:p>
+      <w:pPr>
+        <w:tabs>
+          <w:tab w:val="left" w:pos="916"/>
+          <w:tab w:val="left" w:pos="1832"/>
+          <w:tab w:val="left" w:pos="2748"/>
+          <w:tab w:val="left" w:pos="3664"/>
+          <w:tab w:val="left" w:pos="4580"/>
+          <w:tab w:val="left" w:pos="5496"/>
+          <w:tab w:val="left" w:pos="6412"/>
+          <w:tab w:val="left" w:pos="7328"/>
+          <w:tab w:val="left" w:pos="8244"/>
+          <w:tab w:val="left" w:pos="9160"/>
+          <w:tab w:val="left" w:pos="10076"/>
+          <w:tab w:val="left" w:pos="10992"/>
+          <w:tab w:val="left" w:pos="11908"/>
+          <w:tab w:val="left" w:pos="12824"/>
+          <w:tab w:val="left" w:pos="13740"/>
+          <w:tab w:val="left" w:pos="14656"/>
+        </w:tabs>
+        <w:spacing w:after="0" w:line="240" w:lineRule="auto"/>
+        <w:rPr>
+          <w:rFonts w:ascii="Times New Roman" w:eastAsia="Times New Roman" w:hAnsi="Times New Roman" w:cs="Times New Roman"/>
+          <w:color w:val="1F2328"/>
+          <w:kern w:val="0"/>
+          <w:sz w:val="21"/>
+          <w:szCs w:val="21"/>
+          <w14:ligatures w14:val="none"/>
+        </w:rPr>
+      </w:pPr>
+    </w:p>
+    <w:p>
+      <w:pPr>
+        <w:tabs>
+          <w:tab w:val="left" w:pos="916"/>
+          <w:tab w:val="left" w:pos="1832"/>
+          <w:tab w:val="left" w:pos="2748"/>
+          <w:tab w:val="left" w:pos="3664"/>
+          <w:tab w:val="left" w:pos="4580"/>
+          <w:tab w:val="left" w:pos="5496"/>
+          <w:tab w:val="left" w:pos="6412"/>
+          <w:tab w:val="left" w:pos="7328"/>
+          <w:tab w:val="left" w:pos="8244"/>
+          <w:tab w:val="left" w:pos="9160"/>
+          <w:tab w:val="left" w:pos="10076"/>
+          <w:tab w:val="left" w:pos="10992"/>
+          <w:tab w:val="left" w:pos="11908"/>
+          <w:tab w:val="left" w:pos="12824"/>
+          <w:tab w:val="left" w:pos="13740"/>
+          <w:tab w:val="left" w:pos="14656"/>
+        </w:tabs>
+        <w:spacing w:after="0" w:line="240" w:lineRule="auto"/>
+        <w:rPr>
+          <w:rFonts w:ascii="Times New Roman" w:eastAsia="Times New Roman" w:hAnsi="Times New Roman" w:cs="Times New Roman"/>
+          <w:color w:val="1F2328"/>
+          <w:kern w:val="0"/>
+          <w:sz w:val="21"/>
+          <w:szCs w:val="21"/>
+          <w14:ligatures w14:val="none"/>
+        </w:rPr>
+      </w:pPr>
+      <w:r>
+        <w:rPr>
+          <w:rFonts w:ascii="Times New Roman" w:eastAsia="Times New Roman" w:hAnsi="Times New Roman" w:cs="Times New Roman"/>
+          <w:color w:val="1F2328"/>
+          <w:kern w:val="0"/>
+          <w:sz w:val="21"/>
+          <w:szCs w:val="21"/>
+          <w14:ligatures w14:val="none"/>
+        </w:rPr>
+        <w:t>Git Clone workflow using diagram</w:t>
+      </w:r>
+    </w:p>
+    <w:p>
+      <w:pPr>
+        <w:tabs>
+          <w:tab w:val="left" w:pos="916"/>
+          <w:tab w:val="left" w:pos="1832"/>
+          <w:tab w:val="left" w:pos="2748"/>
+          <w:tab w:val="left" w:pos="3664"/>
+          <w:tab w:val="left" w:pos="4580"/>
+          <w:tab w:val="left" w:pos="5496"/>
+          <w:tab w:val="left" w:pos="6412"/>
+          <w:tab w:val="left" w:pos="7328"/>
+          <w:tab w:val="left" w:pos="8244"/>
+          <w:tab w:val="left" w:pos="9160"/>
+          <w:tab w:val="left" w:pos="10076"/>
+          <w:tab w:val="left" w:pos="10992"/>
+          <w:tab w:val="left" w:pos="11908"/>
+          <w:tab w:val="left" w:pos="12824"/>
+          <w:tab w:val="left" w:pos="13740"/>
+          <w:tab w:val="left" w:pos="14656"/>
+        </w:tabs>
+        <w:spacing w:after="0" w:line="240" w:lineRule="auto"/>
+        <w:rPr>
+          <w:rFonts w:ascii="Times New Roman" w:eastAsia="Times New Roman" w:hAnsi="Times New Roman" w:cs="Times New Roman"/>
+          <w:color w:val="1F2328"/>
+          <w:kern w:val="0"/>
+          <w:sz w:val="21"/>
+          <w:szCs w:val="21"/>
+          <w14:ligatures w14:val="none"/>
+        </w:rPr>
+      </w:pPr>
+    </w:p>
+    <w:p>
+      <w:pPr>
+        <w:tabs>
+          <w:tab w:val="left" w:pos="916"/>
+          <w:tab w:val="left" w:pos="1832"/>
+          <w:tab w:val="left" w:pos="2748"/>
+          <w:tab w:val="left" w:pos="3664"/>
+          <w:tab w:val="left" w:pos="4580"/>
+          <w:tab w:val="left" w:pos="5496"/>
+          <w:tab w:val="left" w:pos="6412"/>
+          <w:tab w:val="left" w:pos="7328"/>
+          <w:tab w:val="left" w:pos="8244"/>
+          <w:tab w:val="left" w:pos="9160"/>
+          <w:tab w:val="left" w:pos="10076"/>
+          <w:tab w:val="left" w:pos="10992"/>
+          <w:tab w:val="left" w:pos="11908"/>
+          <w:tab w:val="left" w:pos="12824"/>
+          <w:tab w:val="left" w:pos="13740"/>
+          <w:tab w:val="left" w:pos="14656"/>
+        </w:tabs>
+        <w:spacing w:after="0" w:line="240" w:lineRule="auto"/>
+        <w:rPr>
+          <w:rFonts w:ascii="Times New Roman" w:eastAsia="Times New Roman" w:hAnsi="Times New Roman" w:cs="Times New Roman"/>
+          <w:color w:val="1F2328"/>
+          <w:kern w:val="0"/>
+          <w:sz w:val="21"/>
+          <w:szCs w:val="21"/>
+          <w14:ligatures w14:val="none"/>
+        </w:rPr>
+      </w:pPr>
+      <w:r>
+        <w:rPr>
+          <w:rFonts w:ascii="Times New Roman" w:eastAsia="Times New Roman" w:hAnsi="Times New Roman" w:cs="Times New Roman"/>
+          <w:color w:val="1F2328"/>
+          <w:kern w:val="0"/>
+          <w:sz w:val="21"/>
+          <w:szCs w:val="21"/>
+          <w14:ligatures w14:val="none"/>
+        </w:rPr>
+        <w:t xml:space="preserve"> </w:t>
+      </w:r>
+    </w:p>
+    <w:p>
+      <w:pPr>
+        <w:tabs>
+          <w:tab w:val="left" w:pos="916"/>
+          <w:tab w:val="left" w:pos="1832"/>
+          <w:tab w:val="left" w:pos="2748"/>
+          <w:tab w:val="left" w:pos="3664"/>
+          <w:tab w:val="left" w:pos="4580"/>
+          <w:tab w:val="left" w:pos="5496"/>
+          <w:tab w:val="left" w:pos="6412"/>
+          <w:tab w:val="left" w:pos="7328"/>
+          <w:tab w:val="left" w:pos="8244"/>
+          <w:tab w:val="left" w:pos="9160"/>
+          <w:tab w:val="left" w:pos="10076"/>
+          <w:tab w:val="left" w:pos="10992"/>
+          <w:tab w:val="left" w:pos="11908"/>
+          <w:tab w:val="left" w:pos="12824"/>
+          <w:tab w:val="left" w:pos="13740"/>
+          <w:tab w:val="left" w:pos="14656"/>
+        </w:tabs>
+        <w:spacing w:after="0" w:line="240" w:lineRule="auto"/>
+        <w:rPr>
+          <w:rFonts w:ascii="Times New Roman" w:eastAsia="Times New Roman" w:hAnsi="Times New Roman" w:cs="Times New Roman"/>
+          <w:color w:val="1F2328"/>
+          <w:kern w:val="0"/>
+          <w:sz w:val="21"/>
+          <w:szCs w:val="21"/>
+          <w14:ligatures w14:val="none"/>
+        </w:rPr>
+      </w:pPr>
+    </w:p>
+    <w:p>
+      <w:pPr>
+        <w:tabs>
+          <w:tab w:val="left" w:pos="916"/>
+          <w:tab w:val="left" w:pos="1832"/>
+          <w:tab w:val="left" w:pos="2748"/>
+          <w:tab w:val="left" w:pos="3664"/>
+          <w:tab w:val="left" w:pos="4580"/>
+          <w:tab w:val="left" w:pos="5496"/>
+          <w:tab w:val="left" w:pos="6412"/>
+          <w:tab w:val="left" w:pos="7328"/>
+          <w:tab w:val="left" w:pos="8244"/>
+          <w:tab w:val="left" w:pos="9160"/>
+          <w:tab w:val="left" w:pos="10076"/>
+          <w:tab w:val="left" w:pos="10992"/>
+          <w:tab w:val="left" w:pos="11908"/>
+          <w:tab w:val="left" w:pos="12824"/>
+          <w:tab w:val="left" w:pos="13740"/>
+          <w:tab w:val="left" w:pos="14656"/>
+        </w:tabs>
+        <w:spacing w:after="0" w:line="240" w:lineRule="auto"/>
+        <w:rPr>
+          <w:rFonts w:ascii="Times New Roman" w:eastAsia="Times New Roman" w:hAnsi="Times New Roman" w:cs="Times New Roman"/>
+          <w:color w:val="1F2328"/>
+          <w:kern w:val="0"/>
+          <w:sz w:val="21"/>
+          <w:szCs w:val="21"/>
+          <w14:ligatures w14:val="none"/>
+        </w:rPr>
+      </w:pPr>
+    </w:p>
+    <w:p>
+      <w:pPr>
+        <w:tabs>
+          <w:tab w:val="left" w:pos="916"/>
+          <w:tab w:val="left" w:pos="1832"/>
+          <w:tab w:val="left" w:pos="2748"/>
+          <w:tab w:val="left" w:pos="3664"/>
+          <w:tab w:val="left" w:pos="4580"/>
+          <w:tab w:val="left" w:pos="5496"/>
+          <w:tab w:val="left" w:pos="6412"/>
+          <w:tab w:val="left" w:pos="7328"/>
+          <w:tab w:val="left" w:pos="8244"/>
+          <w:tab w:val="left" w:pos="9160"/>
+          <w:tab w:val="left" w:pos="10076"/>
+          <w:tab w:val="left" w:pos="10992"/>
+          <w:tab w:val="left" w:pos="11908"/>
+          <w:tab w:val="left" w:pos="12824"/>
+          <w:tab w:val="left" w:pos="13740"/>
+          <w:tab w:val="left" w:pos="14656"/>
+        </w:tabs>
+        <w:spacing w:after="0" w:line="240" w:lineRule="auto"/>
+        <w:rPr>
+          <w:rFonts w:ascii="Times New Roman" w:eastAsia="Times New Roman" w:hAnsi="Times New Roman" w:cs="Times New Roman"/>
+          <w:color w:val="1F2328"/>
+          <w:kern w:val="0"/>
+          <w:sz w:val="21"/>
+          <w:szCs w:val="21"/>
+          <w14:ligatures w14:val="none"/>
+        </w:rPr>
+      </w:pPr>
+    </w:p>
+    <w:p>
+      <w:pPr>
+        <w:rPr>
+          <w:rFonts w:ascii="Times New Roman" w:hAnsi="Times New Roman" w:cs="Times New Roman"/>
+        </w:rPr>
+      </w:pPr>
+    </w:p>
+    <w:p>
+      <w:pPr>
+        <w:rPr>
+          <w:rFonts w:ascii="Times New Roman" w:hAnsi="Times New Roman" w:cs="Times New Roman"/>
+        </w:rPr>
+      </w:pPr>
+    </w:p>
+    <w:p>
+      <w:pPr>
+        <w:rPr>
+          <w:rFonts w:ascii="Times New Roman" w:hAnsi="Times New Roman" w:cs="Times New Roman"/>
+        </w:rPr>
+      </w:pPr>
+    </w:p>
+    <w:p>
+      <w:pPr>
+        <w:pStyle w:val="ListParagraph"/>
+        <w:rPr>
+          <w:rFonts w:ascii="Times New Roman" w:hAnsi="Times New Roman" w:cs="Times New Roman"/>
+        </w:rPr>
+      </w:pPr>
+    </w:p>
+    <w:p>
+      <w:pPr>
+        <w:ind w:left="360"/>
+        <w:rPr>
+          <w:rFonts w:ascii="Times New Roman" w:hAnsi="Times New Roman" w:cs="Times New Roman"/>
+        </w:rPr>
+      </w:pPr>
+    </w:p>
+    <w:p>
+      <w:pPr>
+        <w:ind w:left="360"/>
+        <w:rPr>
+          <w:rFonts w:ascii="Times New Roman" w:hAnsi="Times New Roman" w:cs="Times New Roman"/>
+        </w:rPr>
+      </w:pPr>
+    </w:p>
+    <w:p>
+      <w:pPr>
+        <w:ind w:left="360"/>
+        <w:rPr>
+          <w:rFonts w:ascii="Times New Roman" w:hAnsi="Times New Roman" w:cs="Times New Roman"/>
+        </w:rPr>
       </w:pPr>
     </w:p>
     <w:sectPr>
@@ -1033,6 +3887,95 @@
     </w:lvl>
   </w:abstractNum>
   <w:abstractNum w:abstractNumId="1" w15:restartNumberingAfterBreak="0">
+    <w:nsid w:val="0344641C"/>
+    <w:multiLevelType w:val="hybridMultilevel"/>
+    <w:tmpl w:val="B4EC6F8E"/>
+    <w:lvl w:ilvl="0" w:tplc="0409000F">
+      <w:start w:val="1"/>
+      <w:numFmt w:val="decimal"/>
+      <w:lvlText w:val="%1."/>
+      <w:lvlJc w:val="left"/>
+      <w:pPr>
+        <w:ind w:left="720" w:hanging="360"/>
+      </w:pPr>
+      <w:rPr>
+        <w:rFonts w:hint="default"/>
+      </w:rPr>
+    </w:lvl>
+    <w:lvl w:ilvl="1" w:tplc="04090019" w:tentative="1">
+      <w:start w:val="1"/>
+      <w:numFmt w:val="lowerLetter"/>
+      <w:lvlText w:val="%2."/>
+      <w:lvlJc w:val="left"/>
+      <w:pPr>
+        <w:ind w:left="1440" w:hanging="360"/>
+      </w:pPr>
+    </w:lvl>
+    <w:lvl w:ilvl="2" w:tplc="0409001B" w:tentative="1">
+      <w:start w:val="1"/>
+      <w:numFmt w:val="lowerRoman"/>
+      <w:lvlText w:val="%3."/>
+      <w:lvlJc w:val="right"/>
+      <w:pPr>
+        <w:ind w:left="2160" w:hanging="180"/>
+      </w:pPr>
+    </w:lvl>
+    <w:lvl w:ilvl="3" w:tplc="0409000F" w:tentative="1">
+      <w:start w:val="1"/>
+      <w:numFmt w:val="decimal"/>
+      <w:lvlText w:val="%4."/>
+      <w:lvlJc w:val="left"/>
+      <w:pPr>
+        <w:ind w:left="2880" w:hanging="360"/>
+      </w:pPr>
+    </w:lvl>
+    <w:lvl w:ilvl="4" w:tplc="04090019" w:tentative="1">
+      <w:start w:val="1"/>
+      <w:numFmt w:val="lowerLetter"/>
+      <w:lvlText w:val="%5."/>
+      <w:lvlJc w:val="left"/>
+      <w:pPr>
+        <w:ind w:left="3600" w:hanging="360"/>
+      </w:pPr>
+    </w:lvl>
+    <w:lvl w:ilvl="5" w:tplc="0409001B" w:tentative="1">
+      <w:start w:val="1"/>
+      <w:numFmt w:val="lowerRoman"/>
+      <w:lvlText w:val="%6."/>
+      <w:lvlJc w:val="right"/>
+      <w:pPr>
+        <w:ind w:left="4320" w:hanging="180"/>
+      </w:pPr>
+    </w:lvl>
+    <w:lvl w:ilvl="6" w:tplc="0409000F" w:tentative="1">
+      <w:start w:val="1"/>
+      <w:numFmt w:val="decimal"/>
+      <w:lvlText w:val="%7."/>
+      <w:lvlJc w:val="left"/>
+      <w:pPr>
+        <w:ind w:left="5040" w:hanging="360"/>
+      </w:pPr>
+    </w:lvl>
+    <w:lvl w:ilvl="7" w:tplc="04090019" w:tentative="1">
+      <w:start w:val="1"/>
+      <w:numFmt w:val="lowerLetter"/>
+      <w:lvlText w:val="%8."/>
+      <w:lvlJc w:val="left"/>
+      <w:pPr>
+        <w:ind w:left="5760" w:hanging="360"/>
+      </w:pPr>
+    </w:lvl>
+    <w:lvl w:ilvl="8" w:tplc="0409001B" w:tentative="1">
+      <w:start w:val="1"/>
+      <w:numFmt w:val="lowerRoman"/>
+      <w:lvlText w:val="%9."/>
+      <w:lvlJc w:val="right"/>
+      <w:pPr>
+        <w:ind w:left="6480" w:hanging="180"/>
+      </w:pPr>
+    </w:lvl>
+  </w:abstractNum>
+  <w:abstractNum w:abstractNumId="2" w15:restartNumberingAfterBreak="0">
     <w:nsid w:val="042E0C75"/>
     <w:multiLevelType w:val="hybridMultilevel"/>
     <w:tmpl w:val="EE9A34AE"/>
@@ -1121,7 +4064,185 @@
       </w:pPr>
     </w:lvl>
   </w:abstractNum>
-  <w:abstractNum w:abstractNumId="2" w15:restartNumberingAfterBreak="0">
+  <w:abstractNum w:abstractNumId="3" w15:restartNumberingAfterBreak="0">
+    <w:nsid w:val="079E5FCC"/>
+    <w:multiLevelType w:val="hybridMultilevel"/>
+    <w:tmpl w:val="B52ABA88"/>
+    <w:lvl w:ilvl="0" w:tplc="0409000F">
+      <w:start w:val="1"/>
+      <w:numFmt w:val="decimal"/>
+      <w:lvlText w:val="%1."/>
+      <w:lvlJc w:val="left"/>
+      <w:pPr>
+        <w:ind w:left="720" w:hanging="360"/>
+      </w:pPr>
+      <w:rPr>
+        <w:rFonts w:hint="default"/>
+      </w:rPr>
+    </w:lvl>
+    <w:lvl w:ilvl="1" w:tplc="04090019" w:tentative="1">
+      <w:start w:val="1"/>
+      <w:numFmt w:val="lowerLetter"/>
+      <w:lvlText w:val="%2."/>
+      <w:lvlJc w:val="left"/>
+      <w:pPr>
+        <w:ind w:left="1440" w:hanging="360"/>
+      </w:pPr>
+    </w:lvl>
+    <w:lvl w:ilvl="2" w:tplc="0409001B" w:tentative="1">
+      <w:start w:val="1"/>
+      <w:numFmt w:val="lowerRoman"/>
+      <w:lvlText w:val="%3."/>
+      <w:lvlJc w:val="right"/>
+      <w:pPr>
+        <w:ind w:left="2160" w:hanging="180"/>
+      </w:pPr>
+    </w:lvl>
+    <w:lvl w:ilvl="3" w:tplc="0409000F" w:tentative="1">
+      <w:start w:val="1"/>
+      <w:numFmt w:val="decimal"/>
+      <w:lvlText w:val="%4."/>
+      <w:lvlJc w:val="left"/>
+      <w:pPr>
+        <w:ind w:left="2880" w:hanging="360"/>
+      </w:pPr>
+    </w:lvl>
+    <w:lvl w:ilvl="4" w:tplc="04090019" w:tentative="1">
+      <w:start w:val="1"/>
+      <w:numFmt w:val="lowerLetter"/>
+      <w:lvlText w:val="%5."/>
+      <w:lvlJc w:val="left"/>
+      <w:pPr>
+        <w:ind w:left="3600" w:hanging="360"/>
+      </w:pPr>
+    </w:lvl>
+    <w:lvl w:ilvl="5" w:tplc="0409001B" w:tentative="1">
+      <w:start w:val="1"/>
+      <w:numFmt w:val="lowerRoman"/>
+      <w:lvlText w:val="%6."/>
+      <w:lvlJc w:val="right"/>
+      <w:pPr>
+        <w:ind w:left="4320" w:hanging="180"/>
+      </w:pPr>
+    </w:lvl>
+    <w:lvl w:ilvl="6" w:tplc="0409000F" w:tentative="1">
+      <w:start w:val="1"/>
+      <w:numFmt w:val="decimal"/>
+      <w:lvlText w:val="%7."/>
+      <w:lvlJc w:val="left"/>
+      <w:pPr>
+        <w:ind w:left="5040" w:hanging="360"/>
+      </w:pPr>
+    </w:lvl>
+    <w:lvl w:ilvl="7" w:tplc="04090019" w:tentative="1">
+      <w:start w:val="1"/>
+      <w:numFmt w:val="lowerLetter"/>
+      <w:lvlText w:val="%8."/>
+      <w:lvlJc w:val="left"/>
+      <w:pPr>
+        <w:ind w:left="5760" w:hanging="360"/>
+      </w:pPr>
+    </w:lvl>
+    <w:lvl w:ilvl="8" w:tplc="0409001B" w:tentative="1">
+      <w:start w:val="1"/>
+      <w:numFmt w:val="lowerRoman"/>
+      <w:lvlText w:val="%9."/>
+      <w:lvlJc w:val="right"/>
+      <w:pPr>
+        <w:ind w:left="6480" w:hanging="180"/>
+      </w:pPr>
+    </w:lvl>
+  </w:abstractNum>
+  <w:abstractNum w:abstractNumId="4" w15:restartNumberingAfterBreak="0">
+    <w:nsid w:val="084A262D"/>
+    <w:multiLevelType w:val="hybridMultilevel"/>
+    <w:tmpl w:val="A71429CE"/>
+    <w:lvl w:ilvl="0" w:tplc="0409000F">
+      <w:start w:val="1"/>
+      <w:numFmt w:val="decimal"/>
+      <w:lvlText w:val="%1."/>
+      <w:lvlJc w:val="left"/>
+      <w:pPr>
+        <w:ind w:left="720" w:hanging="360"/>
+      </w:pPr>
+      <w:rPr>
+        <w:rFonts w:hint="default"/>
+      </w:rPr>
+    </w:lvl>
+    <w:lvl w:ilvl="1" w:tplc="04090019" w:tentative="1">
+      <w:start w:val="1"/>
+      <w:numFmt w:val="lowerLetter"/>
+      <w:lvlText w:val="%2."/>
+      <w:lvlJc w:val="left"/>
+      <w:pPr>
+        <w:ind w:left="1440" w:hanging="360"/>
+      </w:pPr>
+    </w:lvl>
+    <w:lvl w:ilvl="2" w:tplc="0409001B" w:tentative="1">
+      <w:start w:val="1"/>
+      <w:numFmt w:val="lowerRoman"/>
+      <w:lvlText w:val="%3."/>
+      <w:lvlJc w:val="right"/>
+      <w:pPr>
+        <w:ind w:left="2160" w:hanging="180"/>
+      </w:pPr>
+    </w:lvl>
+    <w:lvl w:ilvl="3" w:tplc="0409000F" w:tentative="1">
+      <w:start w:val="1"/>
+      <w:numFmt w:val="decimal"/>
+      <w:lvlText w:val="%4."/>
+      <w:lvlJc w:val="left"/>
+      <w:pPr>
+        <w:ind w:left="2880" w:hanging="360"/>
+      </w:pPr>
+    </w:lvl>
+    <w:lvl w:ilvl="4" w:tplc="04090019" w:tentative="1">
+      <w:start w:val="1"/>
+      <w:numFmt w:val="lowerLetter"/>
+      <w:lvlText w:val="%5."/>
+      <w:lvlJc w:val="left"/>
+      <w:pPr>
+        <w:ind w:left="3600" w:hanging="360"/>
+      </w:pPr>
+    </w:lvl>
+    <w:lvl w:ilvl="5" w:tplc="0409001B" w:tentative="1">
+      <w:start w:val="1"/>
+      <w:numFmt w:val="lowerRoman"/>
+      <w:lvlText w:val="%6."/>
+      <w:lvlJc w:val="right"/>
+      <w:pPr>
+        <w:ind w:left="4320" w:hanging="180"/>
+      </w:pPr>
+    </w:lvl>
+    <w:lvl w:ilvl="6" w:tplc="0409000F" w:tentative="1">
+      <w:start w:val="1"/>
+      <w:numFmt w:val="decimal"/>
+      <w:lvlText w:val="%7."/>
+      <w:lvlJc w:val="left"/>
+      <w:pPr>
+        <w:ind w:left="5040" w:hanging="360"/>
+      </w:pPr>
+    </w:lvl>
+    <w:lvl w:ilvl="7" w:tplc="04090019" w:tentative="1">
+      <w:start w:val="1"/>
+      <w:numFmt w:val="lowerLetter"/>
+      <w:lvlText w:val="%8."/>
+      <w:lvlJc w:val="left"/>
+      <w:pPr>
+        <w:ind w:left="5760" w:hanging="360"/>
+      </w:pPr>
+    </w:lvl>
+    <w:lvl w:ilvl="8" w:tplc="0409001B" w:tentative="1">
+      <w:start w:val="1"/>
+      <w:numFmt w:val="lowerRoman"/>
+      <w:lvlText w:val="%9."/>
+      <w:lvlJc w:val="right"/>
+      <w:pPr>
+        <w:ind w:left="6480" w:hanging="180"/>
+      </w:pPr>
+    </w:lvl>
+  </w:abstractNum>
+  <w:abstractNum w:abstractNumId="5" w15:restartNumberingAfterBreak="0">
     <w:nsid w:val="0B166C39"/>
     <w:multiLevelType w:val="hybridMultilevel"/>
     <w:tmpl w:val="DC288CF2"/>
@@ -1210,7 +4331,7 @@
       </w:pPr>
     </w:lvl>
   </w:abstractNum>
-  <w:abstractNum w:abstractNumId="3" w15:restartNumberingAfterBreak="0">
+  <w:abstractNum w:abstractNumId="6" w15:restartNumberingAfterBreak="0">
     <w:nsid w:val="125D3FA0"/>
     <w:multiLevelType w:val="hybridMultilevel"/>
     <w:tmpl w:val="6FBAB18A"/>
@@ -1299,7 +4420,7 @@
       </w:pPr>
     </w:lvl>
   </w:abstractNum>
-  <w:abstractNum w:abstractNumId="4" w15:restartNumberingAfterBreak="0">
+  <w:abstractNum w:abstractNumId="7" w15:restartNumberingAfterBreak="0">
     <w:nsid w:val="1856402D"/>
     <w:multiLevelType w:val="hybridMultilevel"/>
     <w:tmpl w:val="7FB0E322"/>
@@ -1388,7 +4509,96 @@
       </w:pPr>
     </w:lvl>
   </w:abstractNum>
-  <w:abstractNum w:abstractNumId="5" w15:restartNumberingAfterBreak="0">
+  <w:abstractNum w:abstractNumId="8" w15:restartNumberingAfterBreak="0">
+    <w:nsid w:val="274F435C"/>
+    <w:multiLevelType w:val="hybridMultilevel"/>
+    <w:tmpl w:val="2348FFA8"/>
+    <w:lvl w:ilvl="0" w:tplc="0409000F">
+      <w:start w:val="1"/>
+      <w:numFmt w:val="decimal"/>
+      <w:lvlText w:val="%1."/>
+      <w:lvlJc w:val="left"/>
+      <w:pPr>
+        <w:ind w:left="720" w:hanging="360"/>
+      </w:pPr>
+      <w:rPr>
+        <w:rFonts w:hint="default"/>
+      </w:rPr>
+    </w:lvl>
+    <w:lvl w:ilvl="1" w:tplc="04090019" w:tentative="1">
+      <w:start w:val="1"/>
+      <w:numFmt w:val="lowerLetter"/>
+      <w:lvlText w:val="%2."/>
+      <w:lvlJc w:val="left"/>
+      <w:pPr>
+        <w:ind w:left="1440" w:hanging="360"/>
+      </w:pPr>
+    </w:lvl>
+    <w:lvl w:ilvl="2" w:tplc="0409001B" w:tentative="1">
+      <w:start w:val="1"/>
+      <w:numFmt w:val="lowerRoman"/>
+      <w:lvlText w:val="%3."/>
+      <w:lvlJc w:val="right"/>
+      <w:pPr>
+        <w:ind w:left="2160" w:hanging="180"/>
+      </w:pPr>
+    </w:lvl>
+    <w:lvl w:ilvl="3" w:tplc="0409000F" w:tentative="1">
+      <w:start w:val="1"/>
+      <w:numFmt w:val="decimal"/>
+      <w:lvlText w:val="%4."/>
+      <w:lvlJc w:val="left"/>
+      <w:pPr>
+        <w:ind w:left="2880" w:hanging="360"/>
+      </w:pPr>
+    </w:lvl>
+    <w:lvl w:ilvl="4" w:tplc="04090019" w:tentative="1">
+      <w:start w:val="1"/>
+      <w:numFmt w:val="lowerLetter"/>
+      <w:lvlText w:val="%5."/>
+      <w:lvlJc w:val="left"/>
+      <w:pPr>
+        <w:ind w:left="3600" w:hanging="360"/>
+      </w:pPr>
+    </w:lvl>
+    <w:lvl w:ilvl="5" w:tplc="0409001B" w:tentative="1">
+      <w:start w:val="1"/>
+      <w:numFmt w:val="lowerRoman"/>
+      <w:lvlText w:val="%6."/>
+      <w:lvlJc w:val="right"/>
+      <w:pPr>
+        <w:ind w:left="4320" w:hanging="180"/>
+      </w:pPr>
+    </w:lvl>
+    <w:lvl w:ilvl="6" w:tplc="0409000F" w:tentative="1">
+      <w:start w:val="1"/>
+      <w:numFmt w:val="decimal"/>
+      <w:lvlText w:val="%7."/>
+      <w:lvlJc w:val="left"/>
+      <w:pPr>
+        <w:ind w:left="5040" w:hanging="360"/>
+      </w:pPr>
+    </w:lvl>
+    <w:lvl w:ilvl="7" w:tplc="04090019" w:tentative="1">
+      <w:start w:val="1"/>
+      <w:numFmt w:val="lowerLetter"/>
+      <w:lvlText w:val="%8."/>
+      <w:lvlJc w:val="left"/>
+      <w:pPr>
+        <w:ind w:left="5760" w:hanging="360"/>
+      </w:pPr>
+    </w:lvl>
+    <w:lvl w:ilvl="8" w:tplc="0409001B" w:tentative="1">
+      <w:start w:val="1"/>
+      <w:numFmt w:val="lowerRoman"/>
+      <w:lvlText w:val="%9."/>
+      <w:lvlJc w:val="right"/>
+      <w:pPr>
+        <w:ind w:left="6480" w:hanging="180"/>
+      </w:pPr>
+    </w:lvl>
+  </w:abstractNum>
+  <w:abstractNum w:abstractNumId="9" w15:restartNumberingAfterBreak="0">
     <w:nsid w:val="29E913B4"/>
     <w:multiLevelType w:val="hybridMultilevel"/>
     <w:tmpl w:val="1FA0C822"/>
@@ -1477,7 +4687,7 @@
       </w:pPr>
     </w:lvl>
   </w:abstractNum>
-  <w:abstractNum w:abstractNumId="6" w15:restartNumberingAfterBreak="0">
+  <w:abstractNum w:abstractNumId="10" w15:restartNumberingAfterBreak="0">
     <w:nsid w:val="32FF2A63"/>
     <w:multiLevelType w:val="hybridMultilevel"/>
     <w:tmpl w:val="8BAEFA42"/>
@@ -1566,7 +4776,96 @@
       </w:pPr>
     </w:lvl>
   </w:abstractNum>
-  <w:abstractNum w:abstractNumId="7" w15:restartNumberingAfterBreak="0">
+  <w:abstractNum w:abstractNumId="11" w15:restartNumberingAfterBreak="0">
+    <w:nsid w:val="3354681E"/>
+    <w:multiLevelType w:val="hybridMultilevel"/>
+    <w:tmpl w:val="37BEFDC8"/>
+    <w:lvl w:ilvl="0" w:tplc="0409000F">
+      <w:start w:val="1"/>
+      <w:numFmt w:val="decimal"/>
+      <w:lvlText w:val="%1."/>
+      <w:lvlJc w:val="left"/>
+      <w:pPr>
+        <w:ind w:left="720" w:hanging="360"/>
+      </w:pPr>
+      <w:rPr>
+        <w:rFonts w:hint="default"/>
+      </w:rPr>
+    </w:lvl>
+    <w:lvl w:ilvl="1" w:tplc="04090019" w:tentative="1">
+      <w:start w:val="1"/>
+      <w:numFmt w:val="lowerLetter"/>
+      <w:lvlText w:val="%2."/>
+      <w:lvlJc w:val="left"/>
+      <w:pPr>
+        <w:ind w:left="1440" w:hanging="360"/>
+      </w:pPr>
+    </w:lvl>
+    <w:lvl w:ilvl="2" w:tplc="0409001B" w:tentative="1">
+      <w:start w:val="1"/>
+      <w:numFmt w:val="lowerRoman"/>
+      <w:lvlText w:val="%3."/>
+      <w:lvlJc w:val="right"/>
+      <w:pPr>
+        <w:ind w:left="2160" w:hanging="180"/>
+      </w:pPr>
+    </w:lvl>
+    <w:lvl w:ilvl="3" w:tplc="0409000F" w:tentative="1">
+      <w:start w:val="1"/>
+      <w:numFmt w:val="decimal"/>
+      <w:lvlText w:val="%4."/>
+      <w:lvlJc w:val="left"/>
+      <w:pPr>
+        <w:ind w:left="2880" w:hanging="360"/>
+      </w:pPr>
+    </w:lvl>
+    <w:lvl w:ilvl="4" w:tplc="04090019" w:tentative="1">
+      <w:start w:val="1"/>
+      <w:numFmt w:val="lowerLetter"/>
+      <w:lvlText w:val="%5."/>
+      <w:lvlJc w:val="left"/>
+      <w:pPr>
+        <w:ind w:left="3600" w:hanging="360"/>
+      </w:pPr>
+    </w:lvl>
+    <w:lvl w:ilvl="5" w:tplc="0409001B" w:tentative="1">
+      <w:start w:val="1"/>
+      <w:numFmt w:val="lowerRoman"/>
+      <w:lvlText w:val="%6."/>
+      <w:lvlJc w:val="right"/>
+      <w:pPr>
+        <w:ind w:left="4320" w:hanging="180"/>
+      </w:pPr>
+    </w:lvl>
+    <w:lvl w:ilvl="6" w:tplc="0409000F" w:tentative="1">
+      <w:start w:val="1"/>
+      <w:numFmt w:val="decimal"/>
+      <w:lvlText w:val="%7."/>
+      <w:lvlJc w:val="left"/>
+      <w:pPr>
+        <w:ind w:left="5040" w:hanging="360"/>
+      </w:pPr>
+    </w:lvl>
+    <w:lvl w:ilvl="7" w:tplc="04090019" w:tentative="1">
+      <w:start w:val="1"/>
+      <w:numFmt w:val="lowerLetter"/>
+      <w:lvlText w:val="%8."/>
+      <w:lvlJc w:val="left"/>
+      <w:pPr>
+        <w:ind w:left="5760" w:hanging="360"/>
+      </w:pPr>
+    </w:lvl>
+    <w:lvl w:ilvl="8" w:tplc="0409001B" w:tentative="1">
+      <w:start w:val="1"/>
+      <w:numFmt w:val="lowerRoman"/>
+      <w:lvlText w:val="%9."/>
+      <w:lvlJc w:val="right"/>
+      <w:pPr>
+        <w:ind w:left="6480" w:hanging="180"/>
+      </w:pPr>
+    </w:lvl>
+  </w:abstractNum>
+  <w:abstractNum w:abstractNumId="12" w15:restartNumberingAfterBreak="0">
     <w:nsid w:val="3B0156FA"/>
     <w:multiLevelType w:val="hybridMultilevel"/>
     <w:tmpl w:val="29924632"/>
@@ -1655,7 +4954,7 @@
       </w:pPr>
     </w:lvl>
   </w:abstractNum>
-  <w:abstractNum w:abstractNumId="8" w15:restartNumberingAfterBreak="0">
+  <w:abstractNum w:abstractNumId="13" w15:restartNumberingAfterBreak="0">
     <w:nsid w:val="3C793FBF"/>
     <w:multiLevelType w:val="hybridMultilevel"/>
     <w:tmpl w:val="8B12BD42"/>
@@ -1744,7 +5043,363 @@
       </w:pPr>
     </w:lvl>
   </w:abstractNum>
-  <w:abstractNum w:abstractNumId="9" w15:restartNumberingAfterBreak="0">
+  <w:abstractNum w:abstractNumId="14" w15:restartNumberingAfterBreak="0">
+    <w:nsid w:val="458B25BE"/>
+    <w:multiLevelType w:val="hybridMultilevel"/>
+    <w:tmpl w:val="F9584B28"/>
+    <w:lvl w:ilvl="0" w:tplc="0409000F">
+      <w:start w:val="1"/>
+      <w:numFmt w:val="decimal"/>
+      <w:lvlText w:val="%1."/>
+      <w:lvlJc w:val="left"/>
+      <w:pPr>
+        <w:ind w:left="720" w:hanging="360"/>
+      </w:pPr>
+      <w:rPr>
+        <w:rFonts w:hint="default"/>
+      </w:rPr>
+    </w:lvl>
+    <w:lvl w:ilvl="1" w:tplc="04090019" w:tentative="1">
+      <w:start w:val="1"/>
+      <w:numFmt w:val="lowerLetter"/>
+      <w:lvlText w:val="%2."/>
+      <w:lvlJc w:val="left"/>
+      <w:pPr>
+        <w:ind w:left="1440" w:hanging="360"/>
+      </w:pPr>
+    </w:lvl>
+    <w:lvl w:ilvl="2" w:tplc="0409001B" w:tentative="1">
+      <w:start w:val="1"/>
+      <w:numFmt w:val="lowerRoman"/>
+      <w:lvlText w:val="%3."/>
+      <w:lvlJc w:val="right"/>
+      <w:pPr>
+        <w:ind w:left="2160" w:hanging="180"/>
+      </w:pPr>
+    </w:lvl>
+    <w:lvl w:ilvl="3" w:tplc="0409000F" w:tentative="1">
+      <w:start w:val="1"/>
+      <w:numFmt w:val="decimal"/>
+      <w:lvlText w:val="%4."/>
+      <w:lvlJc w:val="left"/>
+      <w:pPr>
+        <w:ind w:left="2880" w:hanging="360"/>
+      </w:pPr>
+    </w:lvl>
+    <w:lvl w:ilvl="4" w:tplc="04090019" w:tentative="1">
+      <w:start w:val="1"/>
+      <w:numFmt w:val="lowerLetter"/>
+      <w:lvlText w:val="%5."/>
+      <w:lvlJc w:val="left"/>
+      <w:pPr>
+        <w:ind w:left="3600" w:hanging="360"/>
+      </w:pPr>
+    </w:lvl>
+    <w:lvl w:ilvl="5" w:tplc="0409001B" w:tentative="1">
+      <w:start w:val="1"/>
+      <w:numFmt w:val="lowerRoman"/>
+      <w:lvlText w:val="%6."/>
+      <w:lvlJc w:val="right"/>
+      <w:pPr>
+        <w:ind w:left="4320" w:hanging="180"/>
+      </w:pPr>
+    </w:lvl>
+    <w:lvl w:ilvl="6" w:tplc="0409000F" w:tentative="1">
+      <w:start w:val="1"/>
+      <w:numFmt w:val="decimal"/>
+      <w:lvlText w:val="%7."/>
+      <w:lvlJc w:val="left"/>
+      <w:pPr>
+        <w:ind w:left="5040" w:hanging="360"/>
+      </w:pPr>
+    </w:lvl>
+    <w:lvl w:ilvl="7" w:tplc="04090019" w:tentative="1">
+      <w:start w:val="1"/>
+      <w:numFmt w:val="lowerLetter"/>
+      <w:lvlText w:val="%8."/>
+      <w:lvlJc w:val="left"/>
+      <w:pPr>
+        <w:ind w:left="5760" w:hanging="360"/>
+      </w:pPr>
+    </w:lvl>
+    <w:lvl w:ilvl="8" w:tplc="0409001B" w:tentative="1">
+      <w:start w:val="1"/>
+      <w:numFmt w:val="lowerRoman"/>
+      <w:lvlText w:val="%9."/>
+      <w:lvlJc w:val="right"/>
+      <w:pPr>
+        <w:ind w:left="6480" w:hanging="180"/>
+      </w:pPr>
+    </w:lvl>
+  </w:abstractNum>
+  <w:abstractNum w:abstractNumId="15" w15:restartNumberingAfterBreak="0">
+    <w:nsid w:val="46DE7DF8"/>
+    <w:multiLevelType w:val="hybridMultilevel"/>
+    <w:tmpl w:val="C700C750"/>
+    <w:lvl w:ilvl="0" w:tplc="0409000F">
+      <w:start w:val="1"/>
+      <w:numFmt w:val="decimal"/>
+      <w:lvlText w:val="%1."/>
+      <w:lvlJc w:val="left"/>
+      <w:pPr>
+        <w:ind w:left="720" w:hanging="360"/>
+      </w:pPr>
+      <w:rPr>
+        <w:rFonts w:hint="default"/>
+      </w:rPr>
+    </w:lvl>
+    <w:lvl w:ilvl="1" w:tplc="04090019" w:tentative="1">
+      <w:start w:val="1"/>
+      <w:numFmt w:val="lowerLetter"/>
+      <w:lvlText w:val="%2."/>
+      <w:lvlJc w:val="left"/>
+      <w:pPr>
+        <w:ind w:left="1440" w:hanging="360"/>
+      </w:pPr>
+    </w:lvl>
+    <w:lvl w:ilvl="2" w:tplc="0409001B" w:tentative="1">
+      <w:start w:val="1"/>
+      <w:numFmt w:val="lowerRoman"/>
+      <w:lvlText w:val="%3."/>
+      <w:lvlJc w:val="right"/>
+      <w:pPr>
+        <w:ind w:left="2160" w:hanging="180"/>
+      </w:pPr>
+    </w:lvl>
+    <w:lvl w:ilvl="3" w:tplc="0409000F" w:tentative="1">
+      <w:start w:val="1"/>
+      <w:numFmt w:val="decimal"/>
+      <w:lvlText w:val="%4."/>
+      <w:lvlJc w:val="left"/>
+      <w:pPr>
+        <w:ind w:left="2880" w:hanging="360"/>
+      </w:pPr>
+    </w:lvl>
+    <w:lvl w:ilvl="4" w:tplc="04090019" w:tentative="1">
+      <w:start w:val="1"/>
+      <w:numFmt w:val="lowerLetter"/>
+      <w:lvlText w:val="%5."/>
+      <w:lvlJc w:val="left"/>
+      <w:pPr>
+        <w:ind w:left="3600" w:hanging="360"/>
+      </w:pPr>
+    </w:lvl>
+    <w:lvl w:ilvl="5" w:tplc="0409001B" w:tentative="1">
+      <w:start w:val="1"/>
+      <w:numFmt w:val="lowerRoman"/>
+      <w:lvlText w:val="%6."/>
+      <w:lvlJc w:val="right"/>
+      <w:pPr>
+        <w:ind w:left="4320" w:hanging="180"/>
+      </w:pPr>
+    </w:lvl>
+    <w:lvl w:ilvl="6" w:tplc="0409000F" w:tentative="1">
+      <w:start w:val="1"/>
+      <w:numFmt w:val="decimal"/>
+      <w:lvlText w:val="%7."/>
+      <w:lvlJc w:val="left"/>
+      <w:pPr>
+        <w:ind w:left="5040" w:hanging="360"/>
+      </w:pPr>
+    </w:lvl>
+    <w:lvl w:ilvl="7" w:tplc="04090019" w:tentative="1">
+      <w:start w:val="1"/>
+      <w:numFmt w:val="lowerLetter"/>
+      <w:lvlText w:val="%8."/>
+      <w:lvlJc w:val="left"/>
+      <w:pPr>
+        <w:ind w:left="5760" w:hanging="360"/>
+      </w:pPr>
+    </w:lvl>
+    <w:lvl w:ilvl="8" w:tplc="0409001B" w:tentative="1">
+      <w:start w:val="1"/>
+      <w:numFmt w:val="lowerRoman"/>
+      <w:lvlText w:val="%9."/>
+      <w:lvlJc w:val="right"/>
+      <w:pPr>
+        <w:ind w:left="6480" w:hanging="180"/>
+      </w:pPr>
+    </w:lvl>
+  </w:abstractNum>
+  <w:abstractNum w:abstractNumId="16" w15:restartNumberingAfterBreak="0">
+    <w:nsid w:val="48650187"/>
+    <w:multiLevelType w:val="hybridMultilevel"/>
+    <w:tmpl w:val="FF505B32"/>
+    <w:lvl w:ilvl="0" w:tplc="0409000F">
+      <w:start w:val="1"/>
+      <w:numFmt w:val="decimal"/>
+      <w:lvlText w:val="%1."/>
+      <w:lvlJc w:val="left"/>
+      <w:pPr>
+        <w:ind w:left="720" w:hanging="360"/>
+      </w:pPr>
+      <w:rPr>
+        <w:rFonts w:hint="default"/>
+      </w:rPr>
+    </w:lvl>
+    <w:lvl w:ilvl="1" w:tplc="04090019" w:tentative="1">
+      <w:start w:val="1"/>
+      <w:numFmt w:val="lowerLetter"/>
+      <w:lvlText w:val="%2."/>
+      <w:lvlJc w:val="left"/>
+      <w:pPr>
+        <w:ind w:left="1440" w:hanging="360"/>
+      </w:pPr>
+    </w:lvl>
+    <w:lvl w:ilvl="2" w:tplc="0409001B" w:tentative="1">
+      <w:start w:val="1"/>
+      <w:numFmt w:val="lowerRoman"/>
+      <w:lvlText w:val="%3."/>
+      <w:lvlJc w:val="right"/>
+      <w:pPr>
+        <w:ind w:left="2160" w:hanging="180"/>
+      </w:pPr>
+    </w:lvl>
+    <w:lvl w:ilvl="3" w:tplc="0409000F" w:tentative="1">
+      <w:start w:val="1"/>
+      <w:numFmt w:val="decimal"/>
+      <w:lvlText w:val="%4."/>
+      <w:lvlJc w:val="left"/>
+      <w:pPr>
+        <w:ind w:left="2880" w:hanging="360"/>
+      </w:pPr>
+    </w:lvl>
+    <w:lvl w:ilvl="4" w:tplc="04090019" w:tentative="1">
+      <w:start w:val="1"/>
+      <w:numFmt w:val="lowerLetter"/>
+      <w:lvlText w:val="%5."/>
+      <w:lvlJc w:val="left"/>
+      <w:pPr>
+        <w:ind w:left="3600" w:hanging="360"/>
+      </w:pPr>
+    </w:lvl>
+    <w:lvl w:ilvl="5" w:tplc="0409001B" w:tentative="1">
+      <w:start w:val="1"/>
+      <w:numFmt w:val="lowerRoman"/>
+      <w:lvlText w:val="%6."/>
+      <w:lvlJc w:val="right"/>
+      <w:pPr>
+        <w:ind w:left="4320" w:hanging="180"/>
+      </w:pPr>
+    </w:lvl>
+    <w:lvl w:ilvl="6" w:tplc="0409000F" w:tentative="1">
+      <w:start w:val="1"/>
+      <w:numFmt w:val="decimal"/>
+      <w:lvlText w:val="%7."/>
+      <w:lvlJc w:val="left"/>
+      <w:pPr>
+        <w:ind w:left="5040" w:hanging="360"/>
+      </w:pPr>
+    </w:lvl>
+    <w:lvl w:ilvl="7" w:tplc="04090019" w:tentative="1">
+      <w:start w:val="1"/>
+      <w:numFmt w:val="lowerLetter"/>
+      <w:lvlText w:val="%8."/>
+      <w:lvlJc w:val="left"/>
+      <w:pPr>
+        <w:ind w:left="5760" w:hanging="360"/>
+      </w:pPr>
+    </w:lvl>
+    <w:lvl w:ilvl="8" w:tplc="0409001B" w:tentative="1">
+      <w:start w:val="1"/>
+      <w:numFmt w:val="lowerRoman"/>
+      <w:lvlText w:val="%9."/>
+      <w:lvlJc w:val="right"/>
+      <w:pPr>
+        <w:ind w:left="6480" w:hanging="180"/>
+      </w:pPr>
+    </w:lvl>
+  </w:abstractNum>
+  <w:abstractNum w:abstractNumId="17" w15:restartNumberingAfterBreak="0">
+    <w:nsid w:val="48693139"/>
+    <w:multiLevelType w:val="hybridMultilevel"/>
+    <w:tmpl w:val="703410C4"/>
+    <w:lvl w:ilvl="0" w:tplc="0409000F">
+      <w:start w:val="1"/>
+      <w:numFmt w:val="decimal"/>
+      <w:lvlText w:val="%1."/>
+      <w:lvlJc w:val="left"/>
+      <w:pPr>
+        <w:ind w:left="720" w:hanging="360"/>
+      </w:pPr>
+      <w:rPr>
+        <w:rFonts w:hint="default"/>
+      </w:rPr>
+    </w:lvl>
+    <w:lvl w:ilvl="1" w:tplc="04090019" w:tentative="1">
+      <w:start w:val="1"/>
+      <w:numFmt w:val="lowerLetter"/>
+      <w:lvlText w:val="%2."/>
+      <w:lvlJc w:val="left"/>
+      <w:pPr>
+        <w:ind w:left="1440" w:hanging="360"/>
+      </w:pPr>
+    </w:lvl>
+    <w:lvl w:ilvl="2" w:tplc="0409001B" w:tentative="1">
+      <w:start w:val="1"/>
+      <w:numFmt w:val="lowerRoman"/>
+      <w:lvlText w:val="%3."/>
+      <w:lvlJc w:val="right"/>
+      <w:pPr>
+        <w:ind w:left="2160" w:hanging="180"/>
+      </w:pPr>
+    </w:lvl>
+    <w:lvl w:ilvl="3" w:tplc="0409000F" w:tentative="1">
+      <w:start w:val="1"/>
+      <w:numFmt w:val="decimal"/>
+      <w:lvlText w:val="%4."/>
+      <w:lvlJc w:val="left"/>
+      <w:pPr>
+        <w:ind w:left="2880" w:hanging="360"/>
+      </w:pPr>
+    </w:lvl>
+    <w:lvl w:ilvl="4" w:tplc="04090019" w:tentative="1">
+      <w:start w:val="1"/>
+      <w:numFmt w:val="lowerLetter"/>
+      <w:lvlText w:val="%5."/>
+      <w:lvlJc w:val="left"/>
+      <w:pPr>
+        <w:ind w:left="3600" w:hanging="360"/>
+      </w:pPr>
+    </w:lvl>
+    <w:lvl w:ilvl="5" w:tplc="0409001B" w:tentative="1">
+      <w:start w:val="1"/>
+      <w:numFmt w:val="lowerRoman"/>
+      <w:lvlText w:val="%6."/>
+      <w:lvlJc w:val="right"/>
+      <w:pPr>
+        <w:ind w:left="4320" w:hanging="180"/>
+      </w:pPr>
+    </w:lvl>
+    <w:lvl w:ilvl="6" w:tplc="0409000F" w:tentative="1">
+      <w:start w:val="1"/>
+      <w:numFmt w:val="decimal"/>
+      <w:lvlText w:val="%7."/>
+      <w:lvlJc w:val="left"/>
+      <w:pPr>
+        <w:ind w:left="5040" w:hanging="360"/>
+      </w:pPr>
+    </w:lvl>
+    <w:lvl w:ilvl="7" w:tplc="04090019" w:tentative="1">
+      <w:start w:val="1"/>
+      <w:numFmt w:val="lowerLetter"/>
+      <w:lvlText w:val="%8."/>
+      <w:lvlJc w:val="left"/>
+      <w:pPr>
+        <w:ind w:left="5760" w:hanging="360"/>
+      </w:pPr>
+    </w:lvl>
+    <w:lvl w:ilvl="8" w:tplc="0409001B" w:tentative="1">
+      <w:start w:val="1"/>
+      <w:numFmt w:val="lowerRoman"/>
+      <w:lvlText w:val="%9."/>
+      <w:lvlJc w:val="right"/>
+      <w:pPr>
+        <w:ind w:left="6480" w:hanging="180"/>
+      </w:pPr>
+    </w:lvl>
+  </w:abstractNum>
+  <w:abstractNum w:abstractNumId="18" w15:restartNumberingAfterBreak="0">
     <w:nsid w:val="4B787880"/>
     <w:multiLevelType w:val="hybridMultilevel"/>
     <w:tmpl w:val="F154DF2A"/>
@@ -1833,7 +5488,185 @@
       </w:pPr>
     </w:lvl>
   </w:abstractNum>
-  <w:abstractNum w:abstractNumId="10" w15:restartNumberingAfterBreak="0">
+  <w:abstractNum w:abstractNumId="19" w15:restartNumberingAfterBreak="0">
+    <w:nsid w:val="552C50EF"/>
+    <w:multiLevelType w:val="hybridMultilevel"/>
+    <w:tmpl w:val="BA46C6E4"/>
+    <w:lvl w:ilvl="0" w:tplc="0409000F">
+      <w:start w:val="1"/>
+      <w:numFmt w:val="decimal"/>
+      <w:lvlText w:val="%1."/>
+      <w:lvlJc w:val="left"/>
+      <w:pPr>
+        <w:ind w:left="720" w:hanging="360"/>
+      </w:pPr>
+      <w:rPr>
+        <w:rFonts w:hint="default"/>
+      </w:rPr>
+    </w:lvl>
+    <w:lvl w:ilvl="1" w:tplc="04090019" w:tentative="1">
+      <w:start w:val="1"/>
+      <w:numFmt w:val="lowerLetter"/>
+      <w:lvlText w:val="%2."/>
+      <w:lvlJc w:val="left"/>
+      <w:pPr>
+        <w:ind w:left="1440" w:hanging="360"/>
+      </w:pPr>
+    </w:lvl>
+    <w:lvl w:ilvl="2" w:tplc="0409001B" w:tentative="1">
+      <w:start w:val="1"/>
+      <w:numFmt w:val="lowerRoman"/>
+      <w:lvlText w:val="%3."/>
+      <w:lvlJc w:val="right"/>
+      <w:pPr>
+        <w:ind w:left="2160" w:hanging="180"/>
+      </w:pPr>
+    </w:lvl>
+    <w:lvl w:ilvl="3" w:tplc="0409000F" w:tentative="1">
+      <w:start w:val="1"/>
+      <w:numFmt w:val="decimal"/>
+      <w:lvlText w:val="%4."/>
+      <w:lvlJc w:val="left"/>
+      <w:pPr>
+        <w:ind w:left="2880" w:hanging="360"/>
+      </w:pPr>
+    </w:lvl>
+    <w:lvl w:ilvl="4" w:tplc="04090019" w:tentative="1">
+      <w:start w:val="1"/>
+      <w:numFmt w:val="lowerLetter"/>
+      <w:lvlText w:val="%5."/>
+      <w:lvlJc w:val="left"/>
+      <w:pPr>
+        <w:ind w:left="3600" w:hanging="360"/>
+      </w:pPr>
+    </w:lvl>
+    <w:lvl w:ilvl="5" w:tplc="0409001B" w:tentative="1">
+      <w:start w:val="1"/>
+      <w:numFmt w:val="lowerRoman"/>
+      <w:lvlText w:val="%6."/>
+      <w:lvlJc w:val="right"/>
+      <w:pPr>
+        <w:ind w:left="4320" w:hanging="180"/>
+      </w:pPr>
+    </w:lvl>
+    <w:lvl w:ilvl="6" w:tplc="0409000F" w:tentative="1">
+      <w:start w:val="1"/>
+      <w:numFmt w:val="decimal"/>
+      <w:lvlText w:val="%7."/>
+      <w:lvlJc w:val="left"/>
+      <w:pPr>
+        <w:ind w:left="5040" w:hanging="360"/>
+      </w:pPr>
+    </w:lvl>
+    <w:lvl w:ilvl="7" w:tplc="04090019" w:tentative="1">
+      <w:start w:val="1"/>
+      <w:numFmt w:val="lowerLetter"/>
+      <w:lvlText w:val="%8."/>
+      <w:lvlJc w:val="left"/>
+      <w:pPr>
+        <w:ind w:left="5760" w:hanging="360"/>
+      </w:pPr>
+    </w:lvl>
+    <w:lvl w:ilvl="8" w:tplc="0409001B" w:tentative="1">
+      <w:start w:val="1"/>
+      <w:numFmt w:val="lowerRoman"/>
+      <w:lvlText w:val="%9."/>
+      <w:lvlJc w:val="right"/>
+      <w:pPr>
+        <w:ind w:left="6480" w:hanging="180"/>
+      </w:pPr>
+    </w:lvl>
+  </w:abstractNum>
+  <w:abstractNum w:abstractNumId="20" w15:restartNumberingAfterBreak="0">
+    <w:nsid w:val="56F24501"/>
+    <w:multiLevelType w:val="hybridMultilevel"/>
+    <w:tmpl w:val="1160D560"/>
+    <w:lvl w:ilvl="0" w:tplc="6318FCD4">
+      <w:start w:val="1"/>
+      <w:numFmt w:val="decimal"/>
+      <w:lvlText w:val="%1."/>
+      <w:lvlJc w:val="left"/>
+      <w:pPr>
+        <w:ind w:left="1080" w:hanging="360"/>
+      </w:pPr>
+      <w:rPr>
+        <w:rFonts w:hint="default"/>
+      </w:rPr>
+    </w:lvl>
+    <w:lvl w:ilvl="1" w:tplc="04090019" w:tentative="1">
+      <w:start w:val="1"/>
+      <w:numFmt w:val="lowerLetter"/>
+      <w:lvlText w:val="%2."/>
+      <w:lvlJc w:val="left"/>
+      <w:pPr>
+        <w:ind w:left="1800" w:hanging="360"/>
+      </w:pPr>
+    </w:lvl>
+    <w:lvl w:ilvl="2" w:tplc="0409001B" w:tentative="1">
+      <w:start w:val="1"/>
+      <w:numFmt w:val="lowerRoman"/>
+      <w:lvlText w:val="%3."/>
+      <w:lvlJc w:val="right"/>
+      <w:pPr>
+        <w:ind w:left="2520" w:hanging="180"/>
+      </w:pPr>
+    </w:lvl>
+    <w:lvl w:ilvl="3" w:tplc="0409000F" w:tentative="1">
+      <w:start w:val="1"/>
+      <w:numFmt w:val="decimal"/>
+      <w:lvlText w:val="%4."/>
+      <w:lvlJc w:val="left"/>
+      <w:pPr>
+        <w:ind w:left="3240" w:hanging="360"/>
+      </w:pPr>
+    </w:lvl>
+    <w:lvl w:ilvl="4" w:tplc="04090019" w:tentative="1">
+      <w:start w:val="1"/>
+      <w:numFmt w:val="lowerLetter"/>
+      <w:lvlText w:val="%5."/>
+      <w:lvlJc w:val="left"/>
+      <w:pPr>
+        <w:ind w:left="3960" w:hanging="360"/>
+      </w:pPr>
+    </w:lvl>
+    <w:lvl w:ilvl="5" w:tplc="0409001B" w:tentative="1">
+      <w:start w:val="1"/>
+      <w:numFmt w:val="lowerRoman"/>
+      <w:lvlText w:val="%6."/>
+      <w:lvlJc w:val="right"/>
+      <w:pPr>
+        <w:ind w:left="4680" w:hanging="180"/>
+      </w:pPr>
+    </w:lvl>
+    <w:lvl w:ilvl="6" w:tplc="0409000F" w:tentative="1">
+      <w:start w:val="1"/>
+      <w:numFmt w:val="decimal"/>
+      <w:lvlText w:val="%7."/>
+      <w:lvlJc w:val="left"/>
+      <w:pPr>
+        <w:ind w:left="5400" w:hanging="360"/>
+      </w:pPr>
+    </w:lvl>
+    <w:lvl w:ilvl="7" w:tplc="04090019" w:tentative="1">
+      <w:start w:val="1"/>
+      <w:numFmt w:val="lowerLetter"/>
+      <w:lvlText w:val="%8."/>
+      <w:lvlJc w:val="left"/>
+      <w:pPr>
+        <w:ind w:left="6120" w:hanging="360"/>
+      </w:pPr>
+    </w:lvl>
+    <w:lvl w:ilvl="8" w:tplc="0409001B" w:tentative="1">
+      <w:start w:val="1"/>
+      <w:numFmt w:val="lowerRoman"/>
+      <w:lvlText w:val="%9."/>
+      <w:lvlJc w:val="right"/>
+      <w:pPr>
+        <w:ind w:left="6840" w:hanging="180"/>
+      </w:pPr>
+    </w:lvl>
+  </w:abstractNum>
+  <w:abstractNum w:abstractNumId="21" w15:restartNumberingAfterBreak="0">
     <w:nsid w:val="59916B38"/>
     <w:multiLevelType w:val="hybridMultilevel"/>
     <w:tmpl w:val="0B7CDAD8"/>
@@ -1922,7 +5755,96 @@
       </w:pPr>
     </w:lvl>
   </w:abstractNum>
-  <w:abstractNum w:abstractNumId="11" w15:restartNumberingAfterBreak="0">
+  <w:abstractNum w:abstractNumId="22" w15:restartNumberingAfterBreak="0">
+    <w:nsid w:val="5C95093A"/>
+    <w:multiLevelType w:val="hybridMultilevel"/>
+    <w:tmpl w:val="33A6EA1A"/>
+    <w:lvl w:ilvl="0" w:tplc="0409000F">
+      <w:start w:val="1"/>
+      <w:numFmt w:val="decimal"/>
+      <w:lvlText w:val="%1."/>
+      <w:lvlJc w:val="left"/>
+      <w:pPr>
+        <w:ind w:left="720" w:hanging="360"/>
+      </w:pPr>
+      <w:rPr>
+        <w:rFonts w:hint="default"/>
+      </w:rPr>
+    </w:lvl>
+    <w:lvl w:ilvl="1" w:tplc="04090019" w:tentative="1">
+      <w:start w:val="1"/>
+      <w:numFmt w:val="lowerLetter"/>
+      <w:lvlText w:val="%2."/>
+      <w:lvlJc w:val="left"/>
+      <w:pPr>
+        <w:ind w:left="1440" w:hanging="360"/>
+      </w:pPr>
+    </w:lvl>
+    <w:lvl w:ilvl="2" w:tplc="0409001B" w:tentative="1">
+      <w:start w:val="1"/>
+      <w:numFmt w:val="lowerRoman"/>
+      <w:lvlText w:val="%3."/>
+      <w:lvlJc w:val="right"/>
+      <w:pPr>
+        <w:ind w:left="2160" w:hanging="180"/>
+      </w:pPr>
+    </w:lvl>
+    <w:lvl w:ilvl="3" w:tplc="0409000F" w:tentative="1">
+      <w:start w:val="1"/>
+      <w:numFmt w:val="decimal"/>
+      <w:lvlText w:val="%4."/>
+      <w:lvlJc w:val="left"/>
+      <w:pPr>
+        <w:ind w:left="2880" w:hanging="360"/>
+      </w:pPr>
+    </w:lvl>
+    <w:lvl w:ilvl="4" w:tplc="04090019" w:tentative="1">
+      <w:start w:val="1"/>
+      <w:numFmt w:val="lowerLetter"/>
+      <w:lvlText w:val="%5."/>
+      <w:lvlJc w:val="left"/>
+      <w:pPr>
+        <w:ind w:left="3600" w:hanging="360"/>
+      </w:pPr>
+    </w:lvl>
+    <w:lvl w:ilvl="5" w:tplc="0409001B" w:tentative="1">
+      <w:start w:val="1"/>
+      <w:numFmt w:val="lowerRoman"/>
+      <w:lvlText w:val="%6."/>
+      <w:lvlJc w:val="right"/>
+      <w:pPr>
+        <w:ind w:left="4320" w:hanging="180"/>
+      </w:pPr>
+    </w:lvl>
+    <w:lvl w:ilvl="6" w:tplc="0409000F" w:tentative="1">
+      <w:start w:val="1"/>
+      <w:numFmt w:val="decimal"/>
+      <w:lvlText w:val="%7."/>
+      <w:lvlJc w:val="left"/>
+      <w:pPr>
+        <w:ind w:left="5040" w:hanging="360"/>
+      </w:pPr>
+    </w:lvl>
+    <w:lvl w:ilvl="7" w:tplc="04090019" w:tentative="1">
+      <w:start w:val="1"/>
+      <w:numFmt w:val="lowerLetter"/>
+      <w:lvlText w:val="%8."/>
+      <w:lvlJc w:val="left"/>
+      <w:pPr>
+        <w:ind w:left="5760" w:hanging="360"/>
+      </w:pPr>
+    </w:lvl>
+    <w:lvl w:ilvl="8" w:tplc="0409001B" w:tentative="1">
+      <w:start w:val="1"/>
+      <w:numFmt w:val="lowerRoman"/>
+      <w:lvlText w:val="%9."/>
+      <w:lvlJc w:val="right"/>
+      <w:pPr>
+        <w:ind w:left="6480" w:hanging="180"/>
+      </w:pPr>
+    </w:lvl>
+  </w:abstractNum>
+  <w:abstractNum w:abstractNumId="23" w15:restartNumberingAfterBreak="0">
     <w:nsid w:val="65995D4C"/>
     <w:multiLevelType w:val="hybridMultilevel"/>
     <w:tmpl w:val="27DED026"/>
@@ -2011,7 +5933,96 @@
       </w:pPr>
     </w:lvl>
   </w:abstractNum>
-  <w:abstractNum w:abstractNumId="12" w15:restartNumberingAfterBreak="0">
+  <w:abstractNum w:abstractNumId="24" w15:restartNumberingAfterBreak="0">
+    <w:nsid w:val="664C472B"/>
+    <w:multiLevelType w:val="hybridMultilevel"/>
+    <w:tmpl w:val="A3A6A95E"/>
+    <w:lvl w:ilvl="0" w:tplc="0409000F">
+      <w:start w:val="1"/>
+      <w:numFmt w:val="decimal"/>
+      <w:lvlText w:val="%1."/>
+      <w:lvlJc w:val="left"/>
+      <w:pPr>
+        <w:ind w:left="720" w:hanging="360"/>
+      </w:pPr>
+      <w:rPr>
+        <w:rFonts w:hint="default"/>
+      </w:rPr>
+    </w:lvl>
+    <w:lvl w:ilvl="1" w:tplc="04090019" w:tentative="1">
+      <w:start w:val="1"/>
+      <w:numFmt w:val="lowerLetter"/>
+      <w:lvlText w:val="%2."/>
+      <w:lvlJc w:val="left"/>
+      <w:pPr>
+        <w:ind w:left="1440" w:hanging="360"/>
+      </w:pPr>
+    </w:lvl>
+    <w:lvl w:ilvl="2" w:tplc="0409001B" w:tentative="1">
+      <w:start w:val="1"/>
+      <w:numFmt w:val="lowerRoman"/>
+      <w:lvlText w:val="%3."/>
+      <w:lvlJc w:val="right"/>
+      <w:pPr>
+        <w:ind w:left="2160" w:hanging="180"/>
+      </w:pPr>
+    </w:lvl>
+    <w:lvl w:ilvl="3" w:tplc="0409000F" w:tentative="1">
+      <w:start w:val="1"/>
+      <w:numFmt w:val="decimal"/>
+      <w:lvlText w:val="%4."/>
+      <w:lvlJc w:val="left"/>
+      <w:pPr>
+        <w:ind w:left="2880" w:hanging="360"/>
+      </w:pPr>
+    </w:lvl>
+    <w:lvl w:ilvl="4" w:tplc="04090019" w:tentative="1">
+      <w:start w:val="1"/>
+      <w:numFmt w:val="lowerLetter"/>
+      <w:lvlText w:val="%5."/>
+      <w:lvlJc w:val="left"/>
+      <w:pPr>
+        <w:ind w:left="3600" w:hanging="360"/>
+      </w:pPr>
+    </w:lvl>
+    <w:lvl w:ilvl="5" w:tplc="0409001B" w:tentative="1">
+      <w:start w:val="1"/>
+      <w:numFmt w:val="lowerRoman"/>
+      <w:lvlText w:val="%6."/>
+      <w:lvlJc w:val="right"/>
+      <w:pPr>
+        <w:ind w:left="4320" w:hanging="180"/>
+      </w:pPr>
+    </w:lvl>
+    <w:lvl w:ilvl="6" w:tplc="0409000F" w:tentative="1">
+      <w:start w:val="1"/>
+      <w:numFmt w:val="decimal"/>
+      <w:lvlText w:val="%7."/>
+      <w:lvlJc w:val="left"/>
+      <w:pPr>
+        <w:ind w:left="5040" w:hanging="360"/>
+      </w:pPr>
+    </w:lvl>
+    <w:lvl w:ilvl="7" w:tplc="04090019" w:tentative="1">
+      <w:start w:val="1"/>
+      <w:numFmt w:val="lowerLetter"/>
+      <w:lvlText w:val="%8."/>
+      <w:lvlJc w:val="left"/>
+      <w:pPr>
+        <w:ind w:left="5760" w:hanging="360"/>
+      </w:pPr>
+    </w:lvl>
+    <w:lvl w:ilvl="8" w:tplc="0409001B" w:tentative="1">
+      <w:start w:val="1"/>
+      <w:numFmt w:val="lowerRoman"/>
+      <w:lvlText w:val="%9."/>
+      <w:lvlJc w:val="right"/>
+      <w:pPr>
+        <w:ind w:left="6480" w:hanging="180"/>
+      </w:pPr>
+    </w:lvl>
+  </w:abstractNum>
+  <w:abstractNum w:abstractNumId="25" w15:restartNumberingAfterBreak="0">
     <w:nsid w:val="66F34671"/>
     <w:multiLevelType w:val="hybridMultilevel"/>
     <w:tmpl w:val="46FA4C72"/>
@@ -2100,7 +6111,185 @@
       </w:pPr>
     </w:lvl>
   </w:abstractNum>
-  <w:abstractNum w:abstractNumId="13" w15:restartNumberingAfterBreak="0">
+  <w:abstractNum w:abstractNumId="26" w15:restartNumberingAfterBreak="0">
+    <w:nsid w:val="67F01DF2"/>
+    <w:multiLevelType w:val="hybridMultilevel"/>
+    <w:tmpl w:val="D2384EDA"/>
+    <w:lvl w:ilvl="0" w:tplc="0409000F">
+      <w:start w:val="1"/>
+      <w:numFmt w:val="decimal"/>
+      <w:lvlText w:val="%1."/>
+      <w:lvlJc w:val="left"/>
+      <w:pPr>
+        <w:ind w:left="720" w:hanging="360"/>
+      </w:pPr>
+      <w:rPr>
+        <w:rFonts w:hint="default"/>
+      </w:rPr>
+    </w:lvl>
+    <w:lvl w:ilvl="1" w:tplc="04090019" w:tentative="1">
+      <w:start w:val="1"/>
+      <w:numFmt w:val="lowerLetter"/>
+      <w:lvlText w:val="%2."/>
+      <w:lvlJc w:val="left"/>
+      <w:pPr>
+        <w:ind w:left="1440" w:hanging="360"/>
+      </w:pPr>
+    </w:lvl>
+    <w:lvl w:ilvl="2" w:tplc="0409001B" w:tentative="1">
+      <w:start w:val="1"/>
+      <w:numFmt w:val="lowerRoman"/>
+      <w:lvlText w:val="%3."/>
+      <w:lvlJc w:val="right"/>
+      <w:pPr>
+        <w:ind w:left="2160" w:hanging="180"/>
+      </w:pPr>
+    </w:lvl>
+    <w:lvl w:ilvl="3" w:tplc="0409000F" w:tentative="1">
+      <w:start w:val="1"/>
+      <w:numFmt w:val="decimal"/>
+      <w:lvlText w:val="%4."/>
+      <w:lvlJc w:val="left"/>
+      <w:pPr>
+        <w:ind w:left="2880" w:hanging="360"/>
+      </w:pPr>
+    </w:lvl>
+    <w:lvl w:ilvl="4" w:tplc="04090019" w:tentative="1">
+      <w:start w:val="1"/>
+      <w:numFmt w:val="lowerLetter"/>
+      <w:lvlText w:val="%5."/>
+      <w:lvlJc w:val="left"/>
+      <w:pPr>
+        <w:ind w:left="3600" w:hanging="360"/>
+      </w:pPr>
+    </w:lvl>
+    <w:lvl w:ilvl="5" w:tplc="0409001B" w:tentative="1">
+      <w:start w:val="1"/>
+      <w:numFmt w:val="lowerRoman"/>
+      <w:lvlText w:val="%6."/>
+      <w:lvlJc w:val="right"/>
+      <w:pPr>
+        <w:ind w:left="4320" w:hanging="180"/>
+      </w:pPr>
+    </w:lvl>
+    <w:lvl w:ilvl="6" w:tplc="0409000F" w:tentative="1">
+      <w:start w:val="1"/>
+      <w:numFmt w:val="decimal"/>
+      <w:lvlText w:val="%7."/>
+      <w:lvlJc w:val="left"/>
+      <w:pPr>
+        <w:ind w:left="5040" w:hanging="360"/>
+      </w:pPr>
+    </w:lvl>
+    <w:lvl w:ilvl="7" w:tplc="04090019" w:tentative="1">
+      <w:start w:val="1"/>
+      <w:numFmt w:val="lowerLetter"/>
+      <w:lvlText w:val="%8."/>
+      <w:lvlJc w:val="left"/>
+      <w:pPr>
+        <w:ind w:left="5760" w:hanging="360"/>
+      </w:pPr>
+    </w:lvl>
+    <w:lvl w:ilvl="8" w:tplc="0409001B" w:tentative="1">
+      <w:start w:val="1"/>
+      <w:numFmt w:val="lowerRoman"/>
+      <w:lvlText w:val="%9."/>
+      <w:lvlJc w:val="right"/>
+      <w:pPr>
+        <w:ind w:left="6480" w:hanging="180"/>
+      </w:pPr>
+    </w:lvl>
+  </w:abstractNum>
+  <w:abstractNum w:abstractNumId="27" w15:restartNumberingAfterBreak="0">
+    <w:nsid w:val="6E2721ED"/>
+    <w:multiLevelType w:val="hybridMultilevel"/>
+    <w:tmpl w:val="BE683D0A"/>
+    <w:lvl w:ilvl="0" w:tplc="0409000F">
+      <w:start w:val="1"/>
+      <w:numFmt w:val="decimal"/>
+      <w:lvlText w:val="%1."/>
+      <w:lvlJc w:val="left"/>
+      <w:pPr>
+        <w:ind w:left="720" w:hanging="360"/>
+      </w:pPr>
+      <w:rPr>
+        <w:rFonts w:hint="default"/>
+      </w:rPr>
+    </w:lvl>
+    <w:lvl w:ilvl="1" w:tplc="04090019" w:tentative="1">
+      <w:start w:val="1"/>
+      <w:numFmt w:val="lowerLetter"/>
+      <w:lvlText w:val="%2."/>
+      <w:lvlJc w:val="left"/>
+      <w:pPr>
+        <w:ind w:left="1440" w:hanging="360"/>
+      </w:pPr>
+    </w:lvl>
+    <w:lvl w:ilvl="2" w:tplc="0409001B" w:tentative="1">
+      <w:start w:val="1"/>
+      <w:numFmt w:val="lowerRoman"/>
+      <w:lvlText w:val="%3."/>
+      <w:lvlJc w:val="right"/>
+      <w:pPr>
+        <w:ind w:left="2160" w:hanging="180"/>
+      </w:pPr>
+    </w:lvl>
+    <w:lvl w:ilvl="3" w:tplc="0409000F" w:tentative="1">
+      <w:start w:val="1"/>
+      <w:numFmt w:val="decimal"/>
+      <w:lvlText w:val="%4."/>
+      <w:lvlJc w:val="left"/>
+      <w:pPr>
+        <w:ind w:left="2880" w:hanging="360"/>
+      </w:pPr>
+    </w:lvl>
+    <w:lvl w:ilvl="4" w:tplc="04090019" w:tentative="1">
+      <w:start w:val="1"/>
+      <w:numFmt w:val="lowerLetter"/>
+      <w:lvlText w:val="%5."/>
+      <w:lvlJc w:val="left"/>
+      <w:pPr>
+        <w:ind w:left="3600" w:hanging="360"/>
+      </w:pPr>
+    </w:lvl>
+    <w:lvl w:ilvl="5" w:tplc="0409001B" w:tentative="1">
+      <w:start w:val="1"/>
+      <w:numFmt w:val="lowerRoman"/>
+      <w:lvlText w:val="%6."/>
+      <w:lvlJc w:val="right"/>
+      <w:pPr>
+        <w:ind w:left="4320" w:hanging="180"/>
+      </w:pPr>
+    </w:lvl>
+    <w:lvl w:ilvl="6" w:tplc="0409000F" w:tentative="1">
+      <w:start w:val="1"/>
+      <w:numFmt w:val="decimal"/>
+      <w:lvlText w:val="%7."/>
+      <w:lvlJc w:val="left"/>
+      <w:pPr>
+        <w:ind w:left="5040" w:hanging="360"/>
+      </w:pPr>
+    </w:lvl>
+    <w:lvl w:ilvl="7" w:tplc="04090019" w:tentative="1">
+      <w:start w:val="1"/>
+      <w:numFmt w:val="lowerLetter"/>
+      <w:lvlText w:val="%8."/>
+      <w:lvlJc w:val="left"/>
+      <w:pPr>
+        <w:ind w:left="5760" w:hanging="360"/>
+      </w:pPr>
+    </w:lvl>
+    <w:lvl w:ilvl="8" w:tplc="0409001B" w:tentative="1">
+      <w:start w:val="1"/>
+      <w:numFmt w:val="lowerRoman"/>
+      <w:lvlText w:val="%9."/>
+      <w:lvlJc w:val="right"/>
+      <w:pPr>
+        <w:ind w:left="6480" w:hanging="180"/>
+      </w:pPr>
+    </w:lvl>
+  </w:abstractNum>
+  <w:abstractNum w:abstractNumId="28" w15:restartNumberingAfterBreak="0">
     <w:nsid w:val="76433797"/>
     <w:multiLevelType w:val="hybridMultilevel"/>
     <w:tmpl w:val="8B3E45AC"/>
@@ -2190,46 +6379,91 @@
     </w:lvl>
   </w:abstractNum>
   <w:num w:numId="1" w16cid:durableId="1534001543">
+    <w:abstractNumId w:val="10"/>
+  </w:num>
+  <w:num w:numId="2" w16cid:durableId="2052148655">
+    <w:abstractNumId w:val="21"/>
+  </w:num>
+  <w:num w:numId="3" w16cid:durableId="1095975754">
     <w:abstractNumId w:val="6"/>
   </w:num>
-  <w:num w:numId="2" w16cid:durableId="2052148655">
-    <w:abstractNumId w:val="10"/>
-  </w:num>
-  <w:num w:numId="3" w16cid:durableId="1095975754">
-    <w:abstractNumId w:val="3"/>
-  </w:num>
   <w:num w:numId="4" w16cid:durableId="650251664">
-    <w:abstractNumId w:val="1"/>
+    <w:abstractNumId w:val="2"/>
   </w:num>
   <w:num w:numId="5" w16cid:durableId="253167085">
+    <w:abstractNumId w:val="9"/>
+  </w:num>
+  <w:num w:numId="6" w16cid:durableId="282005204">
+    <w:abstractNumId w:val="23"/>
+  </w:num>
+  <w:num w:numId="7" w16cid:durableId="1178690024">
+    <w:abstractNumId w:val="7"/>
+  </w:num>
+  <w:num w:numId="8" w16cid:durableId="1146508710">
+    <w:abstractNumId w:val="12"/>
+  </w:num>
+  <w:num w:numId="9" w16cid:durableId="184372727">
+    <w:abstractNumId w:val="13"/>
+  </w:num>
+  <w:num w:numId="10" w16cid:durableId="2084133944">
+    <w:abstractNumId w:val="25"/>
+  </w:num>
+  <w:num w:numId="11" w16cid:durableId="1794442715">
+    <w:abstractNumId w:val="28"/>
+  </w:num>
+  <w:num w:numId="12" w16cid:durableId="1005091517">
     <w:abstractNumId w:val="5"/>
   </w:num>
-  <w:num w:numId="6" w16cid:durableId="282005204">
-    <w:abstractNumId w:val="11"/>
-  </w:num>
-  <w:num w:numId="7" w16cid:durableId="1178690024">
-    <w:abstractNumId w:val="4"/>
-  </w:num>
-  <w:num w:numId="8" w16cid:durableId="1146508710">
-    <w:abstractNumId w:val="7"/>
-  </w:num>
-  <w:num w:numId="9" w16cid:durableId="184372727">
-    <w:abstractNumId w:val="8"/>
-  </w:num>
-  <w:num w:numId="10" w16cid:durableId="2084133944">
-    <w:abstractNumId w:val="12"/>
-  </w:num>
-  <w:num w:numId="11" w16cid:durableId="1794442715">
-    <w:abstractNumId w:val="13"/>
-  </w:num>
-  <w:num w:numId="12" w16cid:durableId="1005091517">
-    <w:abstractNumId w:val="2"/>
-  </w:num>
   <w:num w:numId="13" w16cid:durableId="1673608408">
-    <w:abstractNumId w:val="9"/>
+    <w:abstractNumId w:val="18"/>
   </w:num>
   <w:num w:numId="14" w16cid:durableId="1602571102">
     <w:abstractNumId w:val="0"/>
+  </w:num>
+  <w:num w:numId="15" w16cid:durableId="2135521652">
+    <w:abstractNumId w:val="22"/>
+  </w:num>
+  <w:num w:numId="16" w16cid:durableId="1280599829">
+    <w:abstractNumId w:val="19"/>
+  </w:num>
+  <w:num w:numId="17" w16cid:durableId="1923248439">
+    <w:abstractNumId w:val="8"/>
+  </w:num>
+  <w:num w:numId="18" w16cid:durableId="2113433572">
+    <w:abstractNumId w:val="1"/>
+  </w:num>
+  <w:num w:numId="19" w16cid:durableId="461776720">
+    <w:abstractNumId w:val="3"/>
+  </w:num>
+  <w:num w:numId="20" w16cid:durableId="598605851">
+    <w:abstractNumId w:val="20"/>
+  </w:num>
+  <w:num w:numId="21" w16cid:durableId="1006979360">
+    <w:abstractNumId w:val="11"/>
+  </w:num>
+  <w:num w:numId="22" w16cid:durableId="291177594">
+    <w:abstractNumId w:val="27"/>
+  </w:num>
+  <w:num w:numId="23" w16cid:durableId="1019896724">
+    <w:abstractNumId w:val="26"/>
+  </w:num>
+  <w:num w:numId="24" w16cid:durableId="1378702554">
+    <w:abstractNumId w:val="16"/>
+  </w:num>
+  <w:num w:numId="25" w16cid:durableId="735400810">
+    <w:abstractNumId w:val="4"/>
+  </w:num>
+  <w:num w:numId="26" w16cid:durableId="1374698972">
+    <w:abstractNumId w:val="24"/>
+  </w:num>
+  <w:num w:numId="27" w16cid:durableId="1643268175">
+    <w:abstractNumId w:val="17"/>
+  </w:num>
+  <w:num w:numId="28" w16cid:durableId="1596478085">
+    <w:abstractNumId w:val="14"/>
+  </w:num>
+  <w:num w:numId="29" w16cid:durableId="178739328">
+    <w:abstractNumId w:val="15"/>
   </w:num>
 </w:numbering>
 </file>
@@ -2837,7 +7071,6 @@
   <w:style w:type="character" w:default="1" w:styleId="DefaultParagraphFont">
     <w:name w:val="Default Paragraph Font"/>
     <w:uiPriority w:val="1"/>
-    <w:semiHidden/>
     <w:unhideWhenUsed/>
   </w:style>
   <w:style w:type="table" w:default="1" w:styleId="TableNormal">
@@ -3174,6 +7407,63 @@
       <w:shd w:val="clear" w:color="auto" w:fill="E1DFDD"/>
     </w:rPr>
   </w:style>
+  <w:style w:type="paragraph" w:styleId="HTMLPreformatted">
+    <w:name w:val="HTML Preformatted"/>
+    <w:basedOn w:val="Normal"/>
+    <w:link w:val="HTMLPreformattedChar"/>
+    <w:uiPriority w:val="99"/>
+    <w:semiHidden/>
+    <w:unhideWhenUsed/>
+    <w:rsid w:val="005A5677"/>
+    <w:pPr>
+      <w:tabs>
+        <w:tab w:val="left" w:pos="916"/>
+        <w:tab w:val="left" w:pos="1832"/>
+        <w:tab w:val="left" w:pos="2748"/>
+        <w:tab w:val="left" w:pos="3664"/>
+        <w:tab w:val="left" w:pos="4580"/>
+        <w:tab w:val="left" w:pos="5496"/>
+        <w:tab w:val="left" w:pos="6412"/>
+        <w:tab w:val="left" w:pos="7328"/>
+        <w:tab w:val="left" w:pos="8244"/>
+        <w:tab w:val="left" w:pos="9160"/>
+        <w:tab w:val="left" w:pos="10076"/>
+        <w:tab w:val="left" w:pos="10992"/>
+        <w:tab w:val="left" w:pos="11908"/>
+        <w:tab w:val="left" w:pos="12824"/>
+        <w:tab w:val="left" w:pos="13740"/>
+        <w:tab w:val="left" w:pos="14656"/>
+      </w:tabs>
+      <w:spacing w:after="0" w:line="240" w:lineRule="auto"/>
+    </w:pPr>
+    <w:rPr>
+      <w:rFonts w:ascii="Courier New" w:eastAsia="Times New Roman" w:hAnsi="Courier New" w:cs="Courier New"/>
+      <w:kern w:val="0"/>
+      <w:sz w:val="20"/>
+      <w:szCs w:val="20"/>
+      <w14:ligatures w14:val="none"/>
+    </w:rPr>
+  </w:style>
+  <w:style w:type="character" w:customStyle="1" w:styleId="HTMLPreformattedChar">
+    <w:name w:val="HTML Preformatted Char"/>
+    <w:basedOn w:val="DefaultParagraphFont"/>
+    <w:link w:val="HTMLPreformatted"/>
+    <w:uiPriority w:val="99"/>
+    <w:semiHidden/>
+    <w:rsid w:val="005A5677"/>
+    <w:rPr>
+      <w:rFonts w:ascii="Courier New" w:eastAsia="Times New Roman" w:hAnsi="Courier New" w:cs="Courier New"/>
+      <w:kern w:val="0"/>
+      <w:sz w:val="20"/>
+      <w:szCs w:val="20"/>
+      <w14:ligatures w14:val="none"/>
+    </w:rPr>
+  </w:style>
+  <w:style w:type="character" w:customStyle="1" w:styleId="user-select-contain">
+    <w:name w:val="user-select-contain"/>
+    <w:basedOn w:val="DefaultParagraphFont"/>
+    <w:rsid w:val="005A5677"/>
+  </w:style>
 </w:styles>
 </file>
 
